--- a/The Great Pyramid (Pyramid of Khufu)—perhaps the first structure with a complete lightning protection system.docx
+++ b/The Great Pyramid (Pyramid of Khufu)—perhaps the first structure with a complete lightning protection system.docx
@@ -1825,6 +1825,24 @@
           <w:lang w:val="pt-BR" w:eastAsia="pt-BR" w:bidi="ar-SA"/>
         </w:rPr>
         <w:t>Porta de Gantenbrink, podendo até ter caído após uma das alças ter quebrado.</w:t>
+      </w:r>
+    </w:p>
+    <w:p>
+      <w:pPr>
+        <w:pStyle w:val="Textouser"/>
+        <w:rPr>
+          <w:b w:val="false"/>
+          <w:bCs w:val="false"/>
+          <w:lang w:val="pt-BR" w:eastAsia="pt-BR" w:bidi="ar-SA"/>
+        </w:rPr>
+      </w:pPr>
+      <w:r>
+        <w:rPr>
+          <w:b w:val="false"/>
+          <w:bCs w:val="false"/>
+          <w:lang w:val="pt-BR" w:eastAsia="pt-BR" w:bidi="ar-SA"/>
+        </w:rPr>
+        <w:t>Já a pedra poderia ser um contrapeso do sistema que não foi removido, ficando nos dutos...</w:t>
       </w:r>
     </w:p>
     <w:p>
@@ -2638,7 +2656,7 @@
       <w:rPr>
         <w:sz w:val="22"/>
       </w:rPr>
-      <w:t>12</w:t>
+      <w:t>10</w:t>
     </w:r>
     <w:r>
       <w:rPr>
@@ -2682,7 +2700,7 @@
       <w:rPr>
         <w:sz w:val="22"/>
       </w:rPr>
-      <w:t>12</w:t>
+      <w:t>10</w:t>
     </w:r>
     <w:r>
       <w:rPr>

--- a/The Great Pyramid (Pyramid of Khufu)—perhaps the first structure with a complete lightning protection system.docx
+++ b/The Great Pyramid (Pyramid of Khufu)—perhaps the first structure with a complete lightning protection system.docx
@@ -1842,7 +1842,7 @@
           <w:bCs w:val="false"/>
           <w:lang w:val="pt-BR" w:eastAsia="pt-BR" w:bidi="ar-SA"/>
         </w:rPr>
-        <w:t>Já a pedra poderia ser um contrapeso do sistema que não foi removido, ficando nos dutos...</w:t>
+        <w:t>Já a pedra poderia ser um contrapeso do sistema que não foi removido, ficando nos dutos.</w:t>
       </w:r>
     </w:p>
     <w:p>

--- a/The Great Pyramid (Pyramid of Khufu)—perhaps the first structure with a complete lightning protection system.docx
+++ b/The Great Pyramid (Pyramid of Khufu)—perhaps the first structure with a complete lightning protection system.docx
@@ -680,7 +680,7 @@
     </w:p>
     <w:p>
       <w:pPr>
-        <w:pStyle w:val="Textouser"/>
+        <w:pStyle w:val="Texto"/>
         <w:rPr>
           <w:lang w:val="pt-BR" w:eastAsia="pt-BR" w:bidi="ar-SA"/>
         </w:rPr>
@@ -694,7 +694,7 @@
     </w:p>
     <w:p>
       <w:pPr>
-        <w:pStyle w:val="Textouser"/>
+        <w:pStyle w:val="Texto"/>
         <w:rPr>
           <w:lang w:val="pt-BR" w:eastAsia="pt-BR" w:bidi="ar-SA"/>
         </w:rPr>
@@ -708,7 +708,7 @@
     </w:p>
     <w:p>
       <w:pPr>
-        <w:pStyle w:val="Textouser"/>
+        <w:pStyle w:val="Texto"/>
         <w:rPr/>
       </w:pPr>
       <w:r>
@@ -718,7 +718,7 @@
     </w:p>
     <w:p>
       <w:pPr>
-        <w:pStyle w:val="Textouser"/>
+        <w:pStyle w:val="Texto"/>
         <w:rPr/>
       </w:pPr>
       <w:r>
@@ -728,16 +728,16 @@
     </w:p>
     <w:p>
       <w:pPr>
-        <w:pStyle w:val="Textouser"/>
-        <w:rPr/>
-      </w:pPr>
-      <w:r>
-        <w:rPr/>
-      </w:r>
-    </w:p>
-    <w:p>
-      <w:pPr>
-        <w:pStyle w:val="Textouser"/>
+        <w:pStyle w:val="Texto"/>
+        <w:rPr/>
+      </w:pPr>
+      <w:r>
+        <w:rPr/>
+      </w:r>
+    </w:p>
+    <w:p>
+      <w:pPr>
+        <w:pStyle w:val="Texto"/>
         <w:rPr/>
       </w:pPr>
       <w:r>
@@ -762,7 +762,7 @@
     </w:p>
     <w:p>
       <w:pPr>
-        <w:pStyle w:val="Textouser"/>
+        <w:pStyle w:val="Texto"/>
         <w:rPr>
           <w:b/>
         </w:rPr>
@@ -776,7 +776,7 @@
     </w:p>
     <w:p>
       <w:pPr>
-        <w:pStyle w:val="Textouser"/>
+        <w:pStyle w:val="Texto"/>
         <w:rPr>
           <w:lang w:val="pt-BR" w:eastAsia="pt-BR" w:bidi="ar-SA"/>
         </w:rPr>
@@ -790,7 +790,7 @@
     </w:p>
     <w:p>
       <w:pPr>
-        <w:pStyle w:val="Textouser"/>
+        <w:pStyle w:val="Texto"/>
         <w:ind w:hanging="0" w:left="0"/>
         <w:rPr/>
       </w:pPr>
@@ -802,16 +802,16 @@
     </w:p>
     <w:p>
       <w:pPr>
-        <w:pStyle w:val="Textouser"/>
-        <w:rPr/>
-      </w:pPr>
-      <w:r>
-        <w:rPr/>
-      </w:r>
-    </w:p>
-    <w:p>
-      <w:pPr>
-        <w:pStyle w:val="Textouser"/>
+        <w:pStyle w:val="Texto"/>
+        <w:rPr/>
+      </w:pPr>
+      <w:r>
+        <w:rPr/>
+      </w:r>
+    </w:p>
+    <w:p>
+      <w:pPr>
+        <w:pStyle w:val="Texto"/>
         <w:rPr>
           <w:b/>
         </w:rPr>
@@ -831,20 +831,20 @@
     </w:p>
     <w:p>
       <w:pPr>
-        <w:pStyle w:val="Textouser"/>
-        <w:rPr>
-          <w:b/>
-        </w:rPr>
-      </w:pPr>
-      <w:r>
-        <w:rPr>
-          <w:b/>
-        </w:rPr>
-      </w:r>
-    </w:p>
-    <w:p>
-      <w:pPr>
-        <w:pStyle w:val="Textouser"/>
+        <w:pStyle w:val="Texto"/>
+        <w:rPr>
+          <w:b/>
+        </w:rPr>
+      </w:pPr>
+      <w:r>
+        <w:rPr>
+          <w:b/>
+        </w:rPr>
+      </w:r>
+    </w:p>
+    <w:p>
+      <w:pPr>
+        <w:pStyle w:val="Texto"/>
         <w:rPr>
           <w:b/>
         </w:rPr>
@@ -903,7 +903,7 @@
     </w:p>
     <w:p>
       <w:pPr>
-        <w:pStyle w:val="Textouser"/>
+        <w:pStyle w:val="Texto"/>
         <w:rPr/>
       </w:pPr>
       <w:r>
@@ -913,7 +913,7 @@
     </w:p>
     <w:p>
       <w:pPr>
-        <w:pStyle w:val="Textouser"/>
+        <w:pStyle w:val="Texto"/>
         <w:rPr/>
       </w:pPr>
       <w:r>
@@ -923,7 +923,7 @@
     </w:p>
     <w:p>
       <w:pPr>
-        <w:pStyle w:val="Textouser"/>
+        <w:pStyle w:val="Texto"/>
         <w:bidi w:val="0"/>
         <w:rPr/>
       </w:pPr>
@@ -934,7 +934,7 @@
     </w:p>
     <w:p>
       <w:pPr>
-        <w:pStyle w:val="Textouser"/>
+        <w:pStyle w:val="Texto"/>
         <w:rPr/>
       </w:pPr>
       <w:r>
@@ -944,7 +944,7 @@
     </w:p>
     <w:p>
       <w:pPr>
-        <w:pStyle w:val="Textouser"/>
+        <w:pStyle w:val="Texto"/>
         <w:rPr/>
       </w:pPr>
       <w:r>
@@ -954,16 +954,16 @@
     </w:p>
     <w:p>
       <w:pPr>
-        <w:pStyle w:val="Textouser"/>
-        <w:rPr/>
-      </w:pPr>
-      <w:r>
-        <w:rPr/>
-      </w:r>
-    </w:p>
-    <w:p>
-      <w:pPr>
-        <w:pStyle w:val="Textouser"/>
+        <w:pStyle w:val="Texto"/>
+        <w:rPr/>
+      </w:pPr>
+      <w:r>
+        <w:rPr/>
+      </w:r>
+    </w:p>
+    <w:p>
+      <w:pPr>
+        <w:pStyle w:val="Texto"/>
         <w:rPr/>
       </w:pPr>
       <w:r>
@@ -1018,16 +1018,16 @@
     </w:p>
     <w:p>
       <w:pPr>
-        <w:pStyle w:val="Textouser"/>
-        <w:rPr/>
-      </w:pPr>
-      <w:r>
-        <w:rPr/>
-      </w:r>
-    </w:p>
-    <w:p>
-      <w:pPr>
-        <w:pStyle w:val="Textouser"/>
+        <w:pStyle w:val="Texto"/>
+        <w:rPr/>
+      </w:pPr>
+      <w:r>
+        <w:rPr/>
+      </w:r>
+    </w:p>
+    <w:p>
+      <w:pPr>
+        <w:pStyle w:val="Texto"/>
         <w:rPr>
           <w:b/>
         </w:rPr>
@@ -1054,7 +1054,7 @@
     </w:p>
     <w:p>
       <w:pPr>
-        <w:pStyle w:val="Textouser"/>
+        <w:pStyle w:val="Texto"/>
         <w:rPr>
           <w:lang w:val="pt-BR" w:eastAsia="pt-BR" w:bidi="ar-SA"/>
         </w:rPr>
@@ -1068,7 +1068,7 @@
     </w:p>
     <w:p>
       <w:pPr>
-        <w:pStyle w:val="Textouser"/>
+        <w:pStyle w:val="Texto"/>
         <w:rPr>
           <w:lang w:val="pt-BR" w:eastAsia="pt-BR" w:bidi="ar-SA"/>
         </w:rPr>
@@ -1082,7 +1082,7 @@
     </w:p>
     <w:p>
       <w:pPr>
-        <w:pStyle w:val="Textouser"/>
+        <w:pStyle w:val="Texto"/>
         <w:ind w:hanging="0" w:left="0"/>
         <w:rPr>
           <w:b/>
@@ -1097,7 +1097,7 @@
     </w:p>
     <w:p>
       <w:pPr>
-        <w:pStyle w:val="Textouser"/>
+        <w:pStyle w:val="Texto"/>
         <w:ind w:hanging="0" w:left="0"/>
         <w:rPr>
           <w:b/>
@@ -1113,7 +1113,7 @@
     </w:p>
     <w:p>
       <w:pPr>
-        <w:pStyle w:val="Textouser"/>
+        <w:pStyle w:val="Texto"/>
         <w:rPr/>
       </w:pPr>
       <w:r>
@@ -1123,7 +1123,7 @@
     </w:p>
     <w:p>
       <w:pPr>
-        <w:pStyle w:val="Textouser"/>
+        <w:pStyle w:val="Texto"/>
         <w:rPr>
           <w:lang w:val="pt-BR" w:eastAsia="pt-BR" w:bidi="ar-SA"/>
         </w:rPr>
@@ -1137,29 +1137,29 @@
     </w:p>
     <w:p>
       <w:pPr>
-        <w:pStyle w:val="Textouser"/>
-        <w:rPr>
-          <w:lang w:val="pt-BR" w:eastAsia="pt-BR" w:bidi="ar-SA"/>
-        </w:rPr>
-      </w:pPr>
-      <w:r>
-        <w:rPr>
-          <w:lang w:val="pt-BR" w:eastAsia="pt-BR" w:bidi="ar-SA"/>
-        </w:rPr>
-      </w:r>
-    </w:p>
-    <w:p>
-      <w:pPr>
-        <w:pStyle w:val="Textouser"/>
-        <w:rPr/>
-      </w:pPr>
-      <w:r>
-        <w:rPr/>
-      </w:r>
-    </w:p>
-    <w:p>
-      <w:pPr>
-        <w:pStyle w:val="Textouser"/>
+        <w:pStyle w:val="Texto"/>
+        <w:rPr>
+          <w:lang w:val="pt-BR" w:eastAsia="pt-BR" w:bidi="ar-SA"/>
+        </w:rPr>
+      </w:pPr>
+      <w:r>
+        <w:rPr>
+          <w:lang w:val="pt-BR" w:eastAsia="pt-BR" w:bidi="ar-SA"/>
+        </w:rPr>
+      </w:r>
+    </w:p>
+    <w:p>
+      <w:pPr>
+        <w:pStyle w:val="Texto"/>
+        <w:rPr/>
+      </w:pPr>
+      <w:r>
+        <w:rPr/>
+      </w:r>
+    </w:p>
+    <w:p>
+      <w:pPr>
+        <w:pStyle w:val="Texto"/>
         <w:rPr>
           <w:lang w:val="pt-BR" w:eastAsia="pt-BR" w:bidi="ar-SA"/>
         </w:rPr>
@@ -1174,7 +1174,7 @@
     </w:p>
     <w:p>
       <w:pPr>
-        <w:pStyle w:val="Textouser"/>
+        <w:pStyle w:val="Texto"/>
         <w:rPr>
           <w:b w:val="false"/>
           <w:bCs w:val="false"/>
@@ -1192,7 +1192,7 @@
     </w:p>
     <w:p>
       <w:pPr>
-        <w:pStyle w:val="Textouser"/>
+        <w:pStyle w:val="Texto"/>
         <w:rPr>
           <w:b w:val="false"/>
           <w:bCs w:val="false"/>
@@ -1209,7 +1209,7 @@
     </w:p>
     <w:p>
       <w:pPr>
-        <w:pStyle w:val="Textouser"/>
+        <w:pStyle w:val="Texto"/>
         <w:rPr>
           <w:b w:val="false"/>
           <w:bCs w:val="false"/>
@@ -1272,7 +1272,7 @@
     </w:p>
     <w:p>
       <w:pPr>
-        <w:pStyle w:val="Textouser"/>
+        <w:pStyle w:val="Texto"/>
         <w:rPr>
           <w:b w:val="false"/>
           <w:bCs w:val="false"/>
@@ -1289,7 +1289,7 @@
     </w:p>
     <w:p>
       <w:pPr>
-        <w:pStyle w:val="Textouser"/>
+        <w:pStyle w:val="Texto"/>
         <w:rPr>
           <w:b/>
         </w:rPr>
@@ -1303,7 +1303,7 @@
     </w:p>
     <w:p>
       <w:pPr>
-        <w:pStyle w:val="Textouser"/>
+        <w:pStyle w:val="Texto"/>
         <w:numPr>
           <w:ilvl w:val="0"/>
           <w:numId w:val="2"/>
@@ -1325,7 +1325,7 @@
     </w:p>
     <w:p>
       <w:pPr>
-        <w:pStyle w:val="Textouser"/>
+        <w:pStyle w:val="Texto"/>
         <w:rPr>
           <w:b w:val="false"/>
           <w:bCs w:val="false"/>
@@ -1342,7 +1342,7 @@
     </w:p>
     <w:p>
       <w:pPr>
-        <w:pStyle w:val="Textouser"/>
+        <w:pStyle w:val="Texto"/>
         <w:rPr>
           <w:lang w:val="pt-BR" w:eastAsia="pt-BR" w:bidi="ar-SA"/>
         </w:rPr>
@@ -1357,7 +1357,7 @@
     </w:p>
     <w:p>
       <w:pPr>
-        <w:pStyle w:val="Textouser"/>
+        <w:pStyle w:val="Texto"/>
         <w:bidi w:val="0"/>
         <w:rPr>
           <w:lang w:val="pt-BR" w:eastAsia="pt-BR" w:bidi="ar-SA"/>
@@ -1376,20 +1376,20 @@
     </w:p>
     <w:p>
       <w:pPr>
-        <w:pStyle w:val="Textouser"/>
-        <w:rPr>
-          <w:lang w:val="pt-BR" w:eastAsia="pt-BR" w:bidi="ar-SA"/>
-        </w:rPr>
-      </w:pPr>
-      <w:r>
-        <w:rPr>
-          <w:lang w:val="pt-BR" w:eastAsia="pt-BR" w:bidi="ar-SA"/>
-        </w:rPr>
-      </w:r>
-    </w:p>
-    <w:p>
-      <w:pPr>
-        <w:pStyle w:val="Textouser"/>
+        <w:pStyle w:val="Texto"/>
+        <w:rPr>
+          <w:lang w:val="pt-BR" w:eastAsia="pt-BR" w:bidi="ar-SA"/>
+        </w:rPr>
+      </w:pPr>
+      <w:r>
+        <w:rPr>
+          <w:lang w:val="pt-BR" w:eastAsia="pt-BR" w:bidi="ar-SA"/>
+        </w:rPr>
+      </w:r>
+    </w:p>
+    <w:p>
+      <w:pPr>
+        <w:pStyle w:val="Texto"/>
         <w:rPr>
           <w:lang w:val="pt-BR" w:eastAsia="pt-BR" w:bidi="ar-SA"/>
         </w:rPr>
@@ -1404,7 +1404,7 @@
     </w:p>
     <w:p>
       <w:pPr>
-        <w:pStyle w:val="Textouser"/>
+        <w:pStyle w:val="Texto"/>
         <w:rPr>
           <w:lang w:val="pt-BR" w:eastAsia="pt-BR" w:bidi="ar-SA"/>
         </w:rPr>
@@ -1418,7 +1418,7 @@
     </w:p>
     <w:p>
       <w:pPr>
-        <w:pStyle w:val="Textouser"/>
+        <w:pStyle w:val="Texto"/>
         <w:rPr>
           <w:b w:val="false"/>
           <w:bCs w:val="false"/>
@@ -1435,7 +1435,7 @@
     </w:p>
     <w:p>
       <w:pPr>
-        <w:pStyle w:val="Textouser"/>
+        <w:pStyle w:val="Texto"/>
         <w:rPr>
           <w:lang w:val="pt-BR" w:eastAsia="pt-BR" w:bidi="ar-SA"/>
         </w:rPr>
@@ -1450,7 +1450,7 @@
     </w:p>
     <w:p>
       <w:pPr>
-        <w:pStyle w:val="Textouser"/>
+        <w:pStyle w:val="Texto"/>
         <w:rPr>
           <w:b w:val="false"/>
           <w:bCs w:val="false"/>
@@ -1464,7 +1464,7 @@
     </w:p>
     <w:p>
       <w:pPr>
-        <w:pStyle w:val="Textouser"/>
+        <w:pStyle w:val="Texto"/>
         <w:rPr>
           <w:b w:val="false"/>
           <w:bCs w:val="false"/>
@@ -1499,7 +1499,7 @@
     </w:p>
     <w:p>
       <w:pPr>
-        <w:pStyle w:val="Textouser"/>
+        <w:pStyle w:val="Texto"/>
         <w:rPr>
           <w:b w:val="false"/>
           <w:bCs w:val="false"/>
@@ -1513,7 +1513,7 @@
     </w:p>
     <w:p>
       <w:pPr>
-        <w:pStyle w:val="Textouser"/>
+        <w:pStyle w:val="Texto"/>
         <w:rPr>
           <w:b w:val="false"/>
           <w:bCs w:val="false"/>
@@ -1530,7 +1530,7 @@
     </w:p>
     <w:p>
       <w:pPr>
-        <w:pStyle w:val="Textouser"/>
+        <w:pStyle w:val="Texto"/>
         <w:rPr>
           <w:b w:val="false"/>
           <w:bCs w:val="false"/>
@@ -1593,7 +1593,7 @@
     </w:p>
     <w:p>
       <w:pPr>
-        <w:pStyle w:val="Textouser"/>
+        <w:pStyle w:val="Texto"/>
         <w:ind w:hanging="0" w:left="0"/>
         <w:rPr>
           <w:b w:val="false"/>
@@ -1611,7 +1611,7 @@
     </w:p>
     <w:p>
       <w:pPr>
-        <w:pStyle w:val="Textouser"/>
+        <w:pStyle w:val="Texto"/>
         <w:rPr>
           <w:b/>
         </w:rPr>
@@ -1625,7 +1625,7 @@
     </w:p>
     <w:p>
       <w:pPr>
-        <w:pStyle w:val="Textouser"/>
+        <w:pStyle w:val="Texto"/>
         <w:rPr>
           <w:b w:val="false"/>
           <w:bCs w:val="false"/>
@@ -1643,7 +1643,7 @@
     </w:p>
     <w:p>
       <w:pPr>
-        <w:pStyle w:val="Textouser"/>
+        <w:pStyle w:val="Texto"/>
         <w:rPr>
           <w:b w:val="false"/>
           <w:bCs w:val="false"/>
@@ -1661,7 +1661,7 @@
     </w:p>
     <w:p>
       <w:pPr>
-        <w:pStyle w:val="Textouser"/>
+        <w:pStyle w:val="Texto"/>
         <w:rPr>
           <w:b w:val="false"/>
           <w:bCs w:val="false"/>
@@ -1678,7 +1678,7 @@
     </w:p>
     <w:p>
       <w:pPr>
-        <w:pStyle w:val="Textouser"/>
+        <w:pStyle w:val="Texto"/>
         <w:rPr>
           <w:b/>
         </w:rPr>
@@ -1692,7 +1692,7 @@
     </w:p>
     <w:p>
       <w:pPr>
-        <w:pStyle w:val="Textouser"/>
+        <w:pStyle w:val="Texto"/>
         <w:rPr>
           <w:b w:val="false"/>
           <w:bCs w:val="false"/>
@@ -1706,7 +1706,7 @@
     </w:p>
     <w:p>
       <w:pPr>
-        <w:pStyle w:val="Textouser"/>
+        <w:pStyle w:val="Texto"/>
         <w:rPr>
           <w:lang w:val="pt-BR" w:eastAsia="pt-BR" w:bidi="ar-SA"/>
         </w:rPr>
@@ -1720,7 +1720,7 @@
     </w:p>
     <w:p>
       <w:pPr>
-        <w:pStyle w:val="Textouser"/>
+        <w:pStyle w:val="Texto"/>
         <w:rPr>
           <w:lang w:val="pt-BR" w:eastAsia="pt-BR" w:bidi="ar-SA"/>
         </w:rPr>
@@ -1734,52 +1734,34 @@
     </w:p>
     <w:p>
       <w:pPr>
-        <w:pStyle w:val="Textouser"/>
-        <w:rPr>
-          <w:lang w:val="pt-BR" w:eastAsia="pt-BR" w:bidi="ar-SA"/>
-        </w:rPr>
-      </w:pPr>
-      <w:r>
-        <w:rPr>
-          <w:lang w:val="pt-BR" w:eastAsia="pt-BR" w:bidi="ar-SA"/>
-        </w:rPr>
-      </w:r>
-    </w:p>
-    <w:p>
-      <w:pPr>
-        <w:pStyle w:val="Textouser"/>
-        <w:rPr>
-          <w:b/>
-        </w:rPr>
-      </w:pPr>
-      <w:r>
-        <w:rPr>
-          <w:b/>
-        </w:rPr>
-        <w:t>1.1</w:t>
-      </w:r>
-      <w:r>
-        <w:rPr>
-          <w:b/>
-        </w:rPr>
-        <w:t>2</w:t>
-      </w:r>
-      <w:r>
-        <w:rPr>
-          <w:b/>
-        </w:rPr>
-        <w:t xml:space="preserve"> </w:t>
-      </w:r>
-      <w:r>
-        <w:rPr>
-          <w:b/>
-        </w:rPr>
-        <w:t>Provável conexão elérica</w:t>
-      </w:r>
-    </w:p>
-    <w:p>
-      <w:pPr>
-        <w:pStyle w:val="Textouser"/>
+        <w:pStyle w:val="Texto"/>
+        <w:rPr>
+          <w:lang w:val="pt-BR" w:eastAsia="pt-BR" w:bidi="ar-SA"/>
+        </w:rPr>
+      </w:pPr>
+      <w:r>
+        <w:rPr>
+          <w:lang w:val="pt-BR" w:eastAsia="pt-BR" w:bidi="ar-SA"/>
+        </w:rPr>
+      </w:r>
+    </w:p>
+    <w:p>
+      <w:pPr>
+        <w:pStyle w:val="Texto"/>
+        <w:rPr>
+          <w:b/>
+        </w:rPr>
+      </w:pPr>
+      <w:r>
+        <w:rPr>
+          <w:b/>
+        </w:rPr>
+        <w:t>1.12 Provável conexão elérica</w:t>
+      </w:r>
+    </w:p>
+    <w:p>
+      <w:pPr>
+        <w:pStyle w:val="Texto"/>
         <w:rPr>
           <w:b w:val="false"/>
           <w:bCs w:val="false"/>
@@ -1788,16 +1770,12 @@
       </w:pPr>
       <w:r>
         <w:rPr/>
-        <w:t xml:space="preserve">Nessa época no Egito, </w:t>
-      </w:r>
-      <w:r>
-        <w:rPr/>
-        <w:t>não havia sido inventado o parafuso e nem o cabo de energia, então provavelmente, se havia uma conexão elétrica, ela provavelmente era do tipo encaixe, peças de cobre com ganchos que se conectavam com auxilio da gravidade, talvez com pesos.</w:t>
-      </w:r>
-    </w:p>
-    <w:p>
-      <w:pPr>
-        <w:pStyle w:val="Textouser"/>
+        <w:t>Nessa época no Egito, não havia sido inventado o parafuso e nem o cabo de energia, então provavelmente, se havia uma conexão elétrica, ela provavelmente era do tipo encaixe, peças de cobre com ganchos que se conectavam com auxilio da gravidade, talvez com pesos.</w:t>
+      </w:r>
+    </w:p>
+    <w:p>
+      <w:pPr>
+        <w:pStyle w:val="Texto"/>
         <w:rPr>
           <w:b w:val="false"/>
           <w:bCs w:val="false"/>
@@ -1829,7 +1807,7 @@
     </w:p>
     <w:p>
       <w:pPr>
-        <w:pStyle w:val="Textouser"/>
+        <w:pStyle w:val="Texto"/>
         <w:rPr>
           <w:b w:val="false"/>
           <w:bCs w:val="false"/>
@@ -1847,7 +1825,7 @@
     </w:p>
     <w:p>
       <w:pPr>
-        <w:pStyle w:val="Textouser"/>
+        <w:pStyle w:val="Texto"/>
         <w:rPr>
           <w:b w:val="false"/>
           <w:bCs w:val="false"/>
@@ -1855,7 +1833,11 @@
         </w:rPr>
       </w:pPr>
       <w:r>
-        <w:rPr/>
+        <w:rPr>
+          <w:b w:val="false"/>
+          <w:bCs w:val="false"/>
+          <w:lang w:val="pt-BR" w:eastAsia="pt-BR" w:bidi="ar-SA"/>
+        </w:rPr>
         <w:drawing>
           <wp:anchor distT="0" distB="0" distL="0" distR="0" simplePos="0" relativeHeight="6" behindDoc="0" locked="0" layoutInCell="0" allowOverlap="1">
             <wp:simplePos x="0" y="0"/>
@@ -1906,7 +1888,7 @@
     </w:p>
     <w:p>
       <w:pPr>
-        <w:pStyle w:val="Textouser"/>
+        <w:pStyle w:val="Texto"/>
         <w:rPr>
           <w:b w:val="false"/>
           <w:bCs w:val="false"/>
@@ -1960,33 +1942,21 @@
     </w:p>
     <w:p>
       <w:pPr>
-        <w:pStyle w:val="Textouser"/>
-        <w:rPr>
-          <w:b/>
-        </w:rPr>
-      </w:pPr>
-      <w:r>
-        <w:rPr>
-          <w:b/>
-        </w:rPr>
-        <w:t>1.</w:t>
-      </w:r>
-      <w:r>
-        <w:rPr>
-          <w:b/>
-        </w:rPr>
-        <w:t>13</w:t>
-      </w:r>
-      <w:r>
-        <w:rPr>
-          <w:b/>
-        </w:rPr>
-        <w:t>Cronologia do projeto</w:t>
-      </w:r>
-    </w:p>
-    <w:p>
-      <w:pPr>
-        <w:pStyle w:val="Textouser"/>
+        <w:pStyle w:val="Texto"/>
+        <w:rPr>
+          <w:b/>
+        </w:rPr>
+      </w:pPr>
+      <w:r>
+        <w:rPr>
+          <w:b/>
+        </w:rPr>
+        <w:t>1.13Cronologia do projeto</w:t>
+      </w:r>
+    </w:p>
+    <w:p>
+      <w:pPr>
+        <w:pStyle w:val="Texto"/>
         <w:rPr>
           <w:lang w:val="pt-BR" w:eastAsia="pt-BR" w:bidi="ar-SA"/>
         </w:rPr>
@@ -2000,7 +1970,7 @@
     </w:p>
     <w:p>
       <w:pPr>
-        <w:pStyle w:val="Textouser"/>
+        <w:pStyle w:val="Texto"/>
         <w:rPr>
           <w:lang w:val="pt-BR" w:eastAsia="pt-BR" w:bidi="ar-SA"/>
         </w:rPr>
@@ -2014,7 +1984,7 @@
     </w:p>
     <w:p>
       <w:pPr>
-        <w:pStyle w:val="Textouser"/>
+        <w:pStyle w:val="Texto"/>
         <w:rPr>
           <w:lang w:val="pt-BR" w:eastAsia="pt-BR" w:bidi="ar-SA"/>
         </w:rPr>
@@ -2028,7 +1998,7 @@
     </w:p>
     <w:p>
       <w:pPr>
-        <w:pStyle w:val="Textouser"/>
+        <w:pStyle w:val="Texto"/>
         <w:rPr>
           <w:lang w:val="pt-BR" w:eastAsia="pt-BR" w:bidi="ar-SA"/>
         </w:rPr>
@@ -2042,27 +2012,21 @@
     </w:p>
     <w:p>
       <w:pPr>
-        <w:pStyle w:val="Textouser"/>
-        <w:rPr>
-          <w:lang w:val="pt-BR" w:eastAsia="pt-BR" w:bidi="ar-SA"/>
-        </w:rPr>
-      </w:pPr>
-      <w:r>
-        <w:rPr>
-          <w:lang w:val="pt-BR" w:eastAsia="pt-BR" w:bidi="ar-SA"/>
-        </w:rPr>
-        <w:t>Assim</w:t>
-      </w:r>
-      <w:r>
-        <w:rPr>
-          <w:lang w:val="pt-BR" w:eastAsia="pt-BR" w:bidi="ar-SA"/>
-        </w:rPr>
-        <w:t xml:space="preserve"> crises sociais, guerras ou escassez fez com que se iniciasse a pilhagem e furto dos itens da pirâmide. Piramidion contendo grande quantidade de ouro e prata foi removido, todo o cobre usado para ligar o Piramidion ao aterramento também e mesmo a barra ou cilindro de aterramento foi furtada, deixando o poço de serviço sem o trecho metálico de conexão e o poço da câmara subterrânea com um buraco de 3m sem razão de ser.</w:t>
-      </w:r>
-    </w:p>
-    <w:p>
-      <w:pPr>
-        <w:pStyle w:val="Textouser"/>
+        <w:pStyle w:val="Texto"/>
+        <w:rPr>
+          <w:lang w:val="pt-BR" w:eastAsia="pt-BR" w:bidi="ar-SA"/>
+        </w:rPr>
+      </w:pPr>
+      <w:r>
+        <w:rPr>
+          <w:lang w:val="pt-BR" w:eastAsia="pt-BR" w:bidi="ar-SA"/>
+        </w:rPr>
+        <w:t>Assim crises sociais, guerras ou escassez fez com que se iniciasse a pilhagem e furto dos itens da pirâmide. Piramidion contendo grande quantidade de ouro e prata foi removido, todo o cobre usado para ligar o Piramidion ao aterramento também e mesmo a barra ou cilindro de aterramento foi furtada, deixando o poço de serviço sem o trecho metálico de conexão e o poço da câmara subterrânea com um buraco de 3m sem razão de ser.</w:t>
+      </w:r>
+    </w:p>
+    <w:p>
+      <w:pPr>
+        <w:pStyle w:val="Texto"/>
         <w:rPr>
           <w:lang w:val="pt-BR" w:eastAsia="pt-BR" w:bidi="ar-SA"/>
         </w:rPr>
@@ -2076,20 +2040,20 @@
     </w:p>
     <w:p>
       <w:pPr>
-        <w:pStyle w:val="Textouser"/>
-        <w:rPr>
-          <w:lang w:val="pt-BR" w:eastAsia="pt-BR" w:bidi="ar-SA"/>
-        </w:rPr>
-      </w:pPr>
-      <w:r>
-        <w:rPr>
-          <w:lang w:val="pt-BR" w:eastAsia="pt-BR" w:bidi="ar-SA"/>
-        </w:rPr>
-      </w:r>
-    </w:p>
-    <w:p>
-      <w:pPr>
-        <w:pStyle w:val="Textouser"/>
+        <w:pStyle w:val="Texto"/>
+        <w:rPr>
+          <w:lang w:val="pt-BR" w:eastAsia="pt-BR" w:bidi="ar-SA"/>
+        </w:rPr>
+      </w:pPr>
+      <w:r>
+        <w:rPr>
+          <w:lang w:val="pt-BR" w:eastAsia="pt-BR" w:bidi="ar-SA"/>
+        </w:rPr>
+      </w:r>
+    </w:p>
+    <w:p>
+      <w:pPr>
+        <w:pStyle w:val="Texto"/>
         <w:rPr>
           <w:b/>
         </w:rPr>
@@ -2103,99 +2067,212 @@
     </w:p>
     <w:p>
       <w:pPr>
-        <w:pStyle w:val="Textouser"/>
-        <w:rPr>
-          <w:lang w:val="pt-BR" w:eastAsia="pt-BR" w:bidi="ar-SA"/>
-        </w:rPr>
-      </w:pPr>
-      <w:r>
-        <w:rPr/>
-        <w:t>Simplificando a pirâmide para um cone, pode-se usar a</w:t>
-      </w:r>
-      <w:r>
-        <w:rPr/>
-        <w:t xml:space="preserve"> NBR5419 </w:t>
-      </w:r>
-      <w:r>
-        <w:rPr/>
-        <w:t xml:space="preserve">para </w:t>
-      </w:r>
-      <w:r>
-        <w:rPr/>
-        <w:t>encontrar o ângulo de proteção para uma altura de mastro acima do plano de referência  de no máximo 60 metros, para um Classe IV esse ângulo é 25º em relação a normal, insuficiente mesmo se a pirâmide tivesse essa altura, na verdade tem quase o dobro e o ângulo aproximadamente 40º</w:t>
-      </w:r>
-    </w:p>
-    <w:p>
-      <w:pPr>
-        <w:pStyle w:val="Textouser"/>
-        <w:rPr>
-          <w:lang w:val="pt-BR" w:eastAsia="pt-BR" w:bidi="ar-SA"/>
-        </w:rPr>
-      </w:pPr>
-      <w:r>
-        <w:rPr>
-          <w:lang w:val="pt-BR" w:eastAsia="pt-BR" w:bidi="ar-SA"/>
-        </w:rPr>
-        <w:t xml:space="preserve">Então percebe-se a necessidade de utilizar mais de um captador para proteger a grande pirâmide, talvez anéis a cada 35m para manter essa angulação de 40º. </w:t>
-      </w:r>
-      <w:r>
-        <w:rPr>
-          <w:lang w:val="pt-BR" w:eastAsia="pt-BR" w:bidi="ar-SA"/>
-        </w:rPr>
-        <w:t>Anéis captadores poderiam ser usados porém gastariam muito material, hastes embutidas no acabamento seria outra alternativa.</w:t>
-      </w:r>
-    </w:p>
-    <w:p>
-      <w:pPr>
-        <w:pStyle w:val="Textouser"/>
-        <w:rPr>
-          <w:lang w:val="pt-BR" w:eastAsia="pt-BR" w:bidi="ar-SA"/>
-        </w:rPr>
-      </w:pPr>
-      <w:r>
-        <w:rPr>
-          <w:lang w:val="pt-BR" w:eastAsia="pt-BR" w:bidi="ar-SA"/>
-        </w:rPr>
-      </w:r>
-    </w:p>
-    <w:p>
-      <w:pPr>
-        <w:pStyle w:val="Textouser"/>
-        <w:rPr>
-          <w:lang w:val="pt-BR" w:eastAsia="pt-BR" w:bidi="ar-SA"/>
-        </w:rPr>
-      </w:pPr>
-      <w:r>
-        <w:rPr>
-          <w:lang w:val="pt-BR" w:eastAsia="pt-BR" w:bidi="ar-SA"/>
-        </w:rPr>
-      </w:r>
-    </w:p>
-    <w:p>
-      <w:pPr>
-        <w:pStyle w:val="Textouser"/>
-        <w:rPr>
-          <w:lang w:val="pt-BR" w:eastAsia="pt-BR" w:bidi="ar-SA"/>
-        </w:rPr>
-      </w:pPr>
-      <w:r>
-        <w:rPr>
-          <w:lang w:val="pt-BR" w:eastAsia="pt-BR" w:bidi="ar-SA"/>
-        </w:rPr>
-      </w:r>
-    </w:p>
-    <w:p>
-      <w:pPr>
-        <w:pStyle w:val="Textouser"/>
-        <w:rPr>
-          <w:b/>
-        </w:rPr>
-      </w:pPr>
-      <w:r>
-        <w:rPr>
-          <w:b/>
-        </w:rPr>
-        <w:t>3</w:t>
+        <w:pStyle w:val="Texto"/>
+        <w:rPr>
+          <w:lang w:val="pt-BR" w:eastAsia="pt-BR" w:bidi="ar-SA"/>
+        </w:rPr>
+      </w:pPr>
+      <w:r>
+        <w:rPr/>
+        <w:t>Simplificando a pirâmide para um cone, pode-se usar a NBR5419 para encontrar o ângulo de proteção para uma altura de mastro acima do plano de referência  de no máximo 60 metros, para um Classe IV esse ângulo é 25º em relação a normal, insuficiente mesmo se a pirâmide tivesse essa altura, na verdade tem quase o dobro e o ângulo aproximadamente 40º</w:t>
+      </w:r>
+    </w:p>
+    <w:p>
+      <w:pPr>
+        <w:pStyle w:val="Texto"/>
+        <w:rPr>
+          <w:lang w:val="pt-BR" w:eastAsia="pt-BR" w:bidi="ar-SA"/>
+        </w:rPr>
+      </w:pPr>
+      <w:r>
+        <w:rPr>
+          <w:lang w:val="pt-BR" w:eastAsia="pt-BR" w:bidi="ar-SA"/>
+        </w:rPr>
+        <w:t>Então percebe-se a necessidade de utilizar mais de um captador para proteger a grande pirâmide, talvez anéis a cada 35m para manter essa angulação de 40º. Anéis captadores poderiam ser usados porém gastariam muito material, hastes embutidas no acabamento seria outra alternativa.</w:t>
+      </w:r>
+    </w:p>
+    <w:p>
+      <w:pPr>
+        <w:pStyle w:val="Texto"/>
+        <w:rPr>
+          <w:lang w:val="pt-BR" w:eastAsia="pt-BR" w:bidi="ar-SA"/>
+        </w:rPr>
+      </w:pPr>
+      <w:r>
+        <w:rPr>
+          <w:lang w:val="pt-BR" w:eastAsia="pt-BR" w:bidi="ar-SA"/>
+        </w:rPr>
+      </w:r>
+    </w:p>
+    <w:p>
+      <w:pPr>
+        <w:pStyle w:val="Texto"/>
+        <w:rPr>
+          <w:lang w:val="pt-BR" w:eastAsia="pt-BR" w:bidi="ar-SA"/>
+        </w:rPr>
+      </w:pPr>
+      <w:r>
+        <w:rPr>
+          <w:lang w:val="pt-BR" w:eastAsia="pt-BR" w:bidi="ar-SA"/>
+        </w:rPr>
+      </w:r>
+    </w:p>
+    <w:p>
+      <w:pPr>
+        <w:pStyle w:val="Texto"/>
+        <w:rPr>
+          <w:lang w:val="pt-BR" w:eastAsia="pt-BR" w:bidi="ar-SA"/>
+        </w:rPr>
+      </w:pPr>
+      <w:r>
+        <w:rPr>
+          <w:lang w:val="pt-BR" w:eastAsia="pt-BR" w:bidi="ar-SA"/>
+        </w:rPr>
+      </w:r>
+    </w:p>
+    <w:p>
+      <w:pPr>
+        <w:pStyle w:val="Texto"/>
+        <w:rPr>
+          <w:b/>
+        </w:rPr>
+      </w:pPr>
+      <w:r>
+        <w:rPr>
+          <w:b/>
+        </w:rPr>
+        <w:t>3 O que essa teoria consegue explicar</w:t>
+      </w:r>
+    </w:p>
+    <w:p>
+      <w:pPr>
+        <w:pStyle w:val="Texto"/>
+        <w:rPr>
+          <w:lang w:val="pt-BR" w:eastAsia="pt-BR" w:bidi="ar-SA"/>
+        </w:rPr>
+      </w:pPr>
+      <w:r>
+        <w:rPr/>
+        <w:t>-Falta de uma parte significativa da ponta da pirâmide</w:t>
+      </w:r>
+    </w:p>
+    <w:p>
+      <w:pPr>
+        <w:pStyle w:val="Texto"/>
+        <w:rPr>
+          <w:lang w:val="pt-BR" w:eastAsia="pt-BR" w:bidi="ar-SA"/>
+        </w:rPr>
+      </w:pPr>
+      <w:r>
+        <w:rPr/>
+        <w:t xml:space="preserve">-A necessidade de dutos de ar na </w:t>
+      </w:r>
+      <w:r>
+        <w:rPr>
+          <w:lang w:val="pt-BR" w:eastAsia="pt-BR" w:bidi="ar-SA"/>
+        </w:rPr>
+        <w:t>câmara</w:t>
+      </w:r>
+      <w:r>
+        <w:rPr/>
+        <w:t xml:space="preserve"> do rei</w:t>
+      </w:r>
+    </w:p>
+    <w:p>
+      <w:pPr>
+        <w:pStyle w:val="Texto"/>
+        <w:rPr>
+          <w:lang w:val="pt-BR" w:eastAsia="pt-BR" w:bidi="ar-SA"/>
+        </w:rPr>
+      </w:pPr>
+      <w:r>
+        <w:rPr>
+          <w:lang w:val="pt-BR" w:eastAsia="pt-BR" w:bidi="ar-SA"/>
+        </w:rPr>
+        <w:t>-A falta de acabamento da câmara subterrânea</w:t>
+      </w:r>
+    </w:p>
+    <w:p>
+      <w:pPr>
+        <w:pStyle w:val="Texto"/>
+        <w:rPr>
+          <w:lang w:val="pt-BR" w:eastAsia="pt-BR" w:bidi="ar-SA"/>
+        </w:rPr>
+      </w:pPr>
+      <w:r>
+        <w:rPr>
+          <w:lang w:val="pt-BR" w:eastAsia="pt-BR" w:bidi="ar-SA"/>
+        </w:rPr>
+        <w:t>-Perfuração de 4m da câmara subterrânea que foi aumentada posteriormente sem nada ser encontrado.</w:t>
+      </w:r>
+    </w:p>
+    <w:p>
+      <w:pPr>
+        <w:pStyle w:val="Texto"/>
+        <w:rPr>
+          <w:lang w:val="pt-BR" w:eastAsia="pt-BR" w:bidi="ar-SA"/>
+        </w:rPr>
+      </w:pPr>
+      <w:r>
+        <w:rPr>
+          <w:lang w:val="pt-BR" w:eastAsia="pt-BR" w:bidi="ar-SA"/>
+        </w:rPr>
+        <w:t>-Presença de encaixes nas laterais da grande galeria</w:t>
+      </w:r>
+    </w:p>
+    <w:p>
+      <w:pPr>
+        <w:pStyle w:val="Texto"/>
+        <w:rPr>
+          <w:lang w:val="pt-BR" w:eastAsia="pt-BR" w:bidi="ar-SA"/>
+        </w:rPr>
+      </w:pPr>
+      <w:r>
+        <w:rPr>
+          <w:lang w:val="pt-BR" w:eastAsia="pt-BR" w:bidi="ar-SA"/>
+        </w:rPr>
+        <w:t>-Conexão na parte superior entre a grande galeria e a câmara do rei</w:t>
+      </w:r>
+    </w:p>
+    <w:p>
+      <w:pPr>
+        <w:pStyle w:val="Texto"/>
+        <w:rPr>
+          <w:lang w:val="pt-BR" w:eastAsia="pt-BR" w:bidi="ar-SA"/>
+        </w:rPr>
+      </w:pPr>
+      <w:r>
+        <w:rPr>
+          <w:lang w:val="pt-BR" w:eastAsia="pt-BR" w:bidi="ar-SA"/>
+        </w:rPr>
+        <w:t>-</w:t>
+      </w:r>
+    </w:p>
+    <w:p>
+      <w:pPr>
+        <w:pStyle w:val="Texto"/>
+        <w:rPr>
+          <w:lang w:val="pt-BR" w:eastAsia="pt-BR" w:bidi="ar-SA"/>
+        </w:rPr>
+      </w:pPr>
+      <w:r>
+        <w:rPr>
+          <w:lang w:val="pt-BR" w:eastAsia="pt-BR" w:bidi="ar-SA"/>
+        </w:rPr>
+      </w:r>
+    </w:p>
+    <w:p>
+      <w:pPr>
+        <w:pStyle w:val="Texto"/>
+        <w:rPr>
+          <w:b/>
+        </w:rPr>
+      </w:pPr>
+      <w:r>
+        <w:rPr>
+          <w:b/>
+        </w:rPr>
+        <w:t>4</w:t>
       </w:r>
       <w:r>
         <w:rPr>
@@ -2207,150 +2284,206 @@
         <w:rPr>
           <w:b/>
         </w:rPr>
-        <w:t>O que essa teoria consegue explicar</w:t>
-      </w:r>
-    </w:p>
-    <w:p>
-      <w:pPr>
-        <w:pStyle w:val="Textouser"/>
-        <w:rPr>
-          <w:lang w:val="pt-BR" w:eastAsia="pt-BR" w:bidi="ar-SA"/>
-        </w:rPr>
-      </w:pPr>
-      <w:r>
-        <w:rPr/>
-        <w:t>-</w:t>
-      </w:r>
-      <w:r>
-        <w:rPr/>
-        <w:t>Falta de uma parte significativa da ponta da pirâmide</w:t>
-      </w:r>
-    </w:p>
-    <w:p>
-      <w:pPr>
-        <w:pStyle w:val="Textouser"/>
-        <w:rPr>
-          <w:lang w:val="pt-BR" w:eastAsia="pt-BR" w:bidi="ar-SA"/>
-        </w:rPr>
-      </w:pPr>
-      <w:r>
-        <w:rPr/>
-        <w:t>-</w:t>
-      </w:r>
-      <w:r>
-        <w:rPr/>
-        <w:t xml:space="preserve">A necessidade de dutos de ar na </w:t>
-      </w:r>
-      <w:r>
-        <w:rPr>
-          <w:lang w:val="pt-BR" w:eastAsia="pt-BR" w:bidi="ar-SA"/>
-        </w:rPr>
-        <w:t>câmara</w:t>
-      </w:r>
-      <w:r>
-        <w:rPr/>
-        <w:t xml:space="preserve"> do rei</w:t>
-      </w:r>
-    </w:p>
-    <w:p>
-      <w:pPr>
-        <w:pStyle w:val="Textouser"/>
-        <w:rPr>
-          <w:lang w:val="pt-BR" w:eastAsia="pt-BR" w:bidi="ar-SA"/>
-        </w:rPr>
-      </w:pPr>
-      <w:r>
-        <w:rPr>
-          <w:lang w:val="pt-BR" w:eastAsia="pt-BR" w:bidi="ar-SA"/>
-        </w:rPr>
-        <w:t>-A falta de acabamento da câmara subterrânea</w:t>
-      </w:r>
-    </w:p>
-    <w:p>
-      <w:pPr>
-        <w:pStyle w:val="Textouser"/>
-        <w:rPr>
-          <w:lang w:val="pt-BR" w:eastAsia="pt-BR" w:bidi="ar-SA"/>
-        </w:rPr>
-      </w:pPr>
-      <w:r>
-        <w:rPr>
-          <w:lang w:val="pt-BR" w:eastAsia="pt-BR" w:bidi="ar-SA"/>
-        </w:rPr>
-        <w:t>-Perfuração de 4m da câmara subterrânea que foi aumentada posteriormente sem nada ser encontrado.</w:t>
-      </w:r>
-    </w:p>
-    <w:p>
-      <w:pPr>
-        <w:pStyle w:val="Textouser"/>
-        <w:rPr>
-          <w:lang w:val="pt-BR" w:eastAsia="pt-BR" w:bidi="ar-SA"/>
-        </w:rPr>
-      </w:pPr>
-      <w:r>
-        <w:rPr>
-          <w:lang w:val="pt-BR" w:eastAsia="pt-BR" w:bidi="ar-SA"/>
-        </w:rPr>
-        <w:t>-Presença de encaixes nas laterais da grande galeria</w:t>
-      </w:r>
-    </w:p>
-    <w:p>
-      <w:pPr>
-        <w:pStyle w:val="Textouser"/>
-        <w:rPr>
-          <w:lang w:val="pt-BR" w:eastAsia="pt-BR" w:bidi="ar-SA"/>
-        </w:rPr>
-      </w:pPr>
-      <w:r>
-        <w:rPr>
-          <w:lang w:val="pt-BR" w:eastAsia="pt-BR" w:bidi="ar-SA"/>
-        </w:rPr>
-        <w:t>-Conexão na parte superior entre a grande galeria e a câmara do rei</w:t>
-      </w:r>
-    </w:p>
-    <w:p>
-      <w:pPr>
-        <w:pStyle w:val="Textouser"/>
-        <w:rPr>
-          <w:lang w:val="pt-BR" w:eastAsia="pt-BR" w:bidi="ar-SA"/>
-        </w:rPr>
-      </w:pPr>
-      <w:r>
-        <w:rPr>
-          <w:lang w:val="pt-BR" w:eastAsia="pt-BR" w:bidi="ar-SA"/>
-        </w:rPr>
-        <w:t>-</w:t>
-      </w:r>
-    </w:p>
-    <w:p>
-      <w:pPr>
-        <w:pStyle w:val="Textouser"/>
-        <w:rPr>
-          <w:lang w:val="pt-BR" w:eastAsia="pt-BR" w:bidi="ar-SA"/>
-        </w:rPr>
-      </w:pPr>
-      <w:r>
-        <w:rPr>
-          <w:lang w:val="pt-BR" w:eastAsia="pt-BR" w:bidi="ar-SA"/>
-        </w:rPr>
-      </w:r>
-    </w:p>
-    <w:p>
-      <w:pPr>
-        <w:pStyle w:val="Textouser"/>
-        <w:rPr>
-          <w:lang w:val="pt-BR" w:eastAsia="pt-BR" w:bidi="ar-SA"/>
-        </w:rPr>
-      </w:pPr>
-      <w:r>
-        <w:rPr>
-          <w:lang w:val="pt-BR" w:eastAsia="pt-BR" w:bidi="ar-SA"/>
-        </w:rPr>
-      </w:r>
-    </w:p>
-    <w:p>
-      <w:pPr>
-        <w:pStyle w:val="Textouser"/>
+        <w:t>Conclusão</w:t>
+      </w:r>
+    </w:p>
+    <w:p>
+      <w:pPr>
+        <w:pStyle w:val="Texto"/>
+        <w:bidi w:val="0"/>
+        <w:rPr>
+          <w:lang w:val="pt-BR" w:eastAsia="pt-BR" w:bidi="ar-SA"/>
+        </w:rPr>
+      </w:pPr>
+      <w:r>
+        <w:rPr>
+          <w:lang w:val="pt-BR" w:eastAsia="pt-BR" w:bidi="ar-SA"/>
+        </w:rPr>
+        <w:t>Embora analisar itens arqueológicos com a visão moderna não seja adequado, há inúmeros elementos únicos e de difícil explicação na pirâmide de Quéops e que se parecem indícios de um sistema de proteção contra descargas atmosféricas antigo. Uma análise multidisciplinar, como análise geológica, análise da resistividade do solo, exploração mais profunda dos dutos da rainha talvez ajude a provar ou refutar essa teoria. Dentre os elementos únicos, há o poço perfurado perto da entrada da câmara subterrânea, dutos de ar, duto bloqueado com pedra na câmara da rainha. Eu poço de serviço. É preciso lembrar que o Faraó daquela época era talvez, uma das pessoas mais poderosas da Terra, portanto, poderia se dar ao luxo de colocar as mentes mais brilhantes da época pra investigar e criar uma proteção de raios na sua morado para o pós vida.</w:t>
+      </w:r>
+    </w:p>
+    <w:p>
+      <w:pPr>
+        <w:pStyle w:val="Texto"/>
+        <w:bidi w:val="0"/>
+        <w:rPr>
+          <w:lang w:val="pt-BR" w:eastAsia="pt-BR" w:bidi="ar-SA"/>
+        </w:rPr>
+      </w:pPr>
+      <w:r>
+        <w:rPr>
+          <w:lang w:val="pt-BR" w:eastAsia="pt-BR" w:bidi="ar-SA"/>
+        </w:rPr>
+        <w:t>O Para-Raio, mesmo que fosse inventado na época da construção da grande pirâmide, não teria uso prático para a maioria das construções do Egito, uma vez que a maioria das construções eram baixas e/ou ficavam em áreas de pouca chuva.</w:t>
+      </w:r>
+    </w:p>
+    <w:p>
+      <w:pPr>
+        <w:pStyle w:val="Texto"/>
+        <w:bidi w:val="0"/>
+        <w:rPr>
+          <w:lang w:val="pt-BR" w:eastAsia="pt-BR" w:bidi="ar-SA"/>
+        </w:rPr>
+      </w:pPr>
+      <w:r>
+        <w:rPr>
+          <w:lang w:val="pt-BR" w:eastAsia="pt-BR" w:bidi="ar-SA"/>
+        </w:rPr>
+      </w:r>
+    </w:p>
+    <w:p>
+      <w:pPr>
+        <w:pStyle w:val="Texto"/>
+        <w:bidi w:val="0"/>
+        <w:rPr>
+          <w:lang w:val="pt-BR" w:eastAsia="pt-BR" w:bidi="ar-SA"/>
+        </w:rPr>
+      </w:pPr>
+      <w:r>
+        <w:rPr>
+          <w:lang w:val="pt-BR" w:eastAsia="pt-BR" w:bidi="ar-SA"/>
+        </w:rPr>
+      </w:r>
+    </w:p>
+    <w:p>
+      <w:pPr>
+        <w:pStyle w:val="Texto"/>
+        <w:bidi w:val="0"/>
+        <w:rPr>
+          <w:lang w:val="pt-BR" w:eastAsia="pt-BR" w:bidi="ar-SA"/>
+        </w:rPr>
+      </w:pPr>
+      <w:r>
+        <w:rPr>
+          <w:lang w:val="pt-BR" w:eastAsia="pt-BR" w:bidi="ar-SA"/>
+        </w:rPr>
+      </w:r>
+    </w:p>
+    <w:p>
+      <w:pPr>
+        <w:pStyle w:val="Texto"/>
+        <w:bidi w:val="0"/>
+        <w:rPr>
+          <w:lang w:val="pt-BR" w:eastAsia="pt-BR" w:bidi="ar-SA"/>
+        </w:rPr>
+      </w:pPr>
+      <w:r>
+        <w:rPr>
+          <w:lang w:val="pt-BR" w:eastAsia="pt-BR" w:bidi="ar-SA"/>
+        </w:rPr>
+      </w:r>
+    </w:p>
+    <w:p>
+      <w:pPr>
+        <w:pStyle w:val="Texto"/>
+        <w:bidi w:val="0"/>
+        <w:rPr>
+          <w:lang w:val="pt-BR" w:eastAsia="pt-BR" w:bidi="ar-SA"/>
+        </w:rPr>
+      </w:pPr>
+      <w:r>
+        <w:rPr>
+          <w:lang w:val="pt-BR" w:eastAsia="pt-BR" w:bidi="ar-SA"/>
+        </w:rPr>
+      </w:r>
+    </w:p>
+    <w:p>
+      <w:pPr>
+        <w:pStyle w:val="Texto"/>
+        <w:bidi w:val="0"/>
+        <w:rPr>
+          <w:lang w:val="pt-BR" w:eastAsia="pt-BR" w:bidi="ar-SA"/>
+        </w:rPr>
+      </w:pPr>
+      <w:r>
+        <w:rPr>
+          <w:lang w:val="pt-BR" w:eastAsia="pt-BR" w:bidi="ar-SA"/>
+        </w:rPr>
+      </w:r>
+    </w:p>
+    <w:p>
+      <w:pPr>
+        <w:pStyle w:val="Texto"/>
+        <w:bidi w:val="0"/>
+        <w:rPr>
+          <w:lang w:val="pt-BR" w:eastAsia="pt-BR" w:bidi="ar-SA"/>
+        </w:rPr>
+      </w:pPr>
+      <w:r>
+        <w:rPr>
+          <w:lang w:val="pt-BR" w:eastAsia="pt-BR" w:bidi="ar-SA"/>
+        </w:rPr>
+      </w:r>
+    </w:p>
+    <w:p>
+      <w:pPr>
+        <w:pStyle w:val="Texto"/>
+        <w:bidi w:val="0"/>
+        <w:rPr>
+          <w:lang w:val="pt-BR" w:eastAsia="pt-BR" w:bidi="ar-SA"/>
+        </w:rPr>
+      </w:pPr>
+      <w:r>
+        <w:rPr>
+          <w:lang w:val="pt-BR" w:eastAsia="pt-BR" w:bidi="ar-SA"/>
+        </w:rPr>
+      </w:r>
+    </w:p>
+    <w:p>
+      <w:pPr>
+        <w:pStyle w:val="Texto"/>
+        <w:rPr>
+          <w:lang w:val="pt-BR" w:eastAsia="pt-BR" w:bidi="ar-SA"/>
+        </w:rPr>
+      </w:pPr>
+      <w:r>
+        <w:rPr>
+          <w:lang w:val="pt-BR" w:eastAsia="pt-BR" w:bidi="ar-SA"/>
+        </w:rPr>
+      </w:r>
+    </w:p>
+    <w:p>
+      <w:pPr>
+        <w:pStyle w:val="Texto"/>
+        <w:rPr>
+          <w:b/>
+        </w:rPr>
+      </w:pPr>
+      <w:r>
+        <w:rPr>
+          <w:b/>
+        </w:rPr>
+        <w:t>5</w:t>
+      </w:r>
+      <w:r>
+        <w:rPr>
+          <w:b/>
+        </w:rPr>
+        <w:t xml:space="preserve"> </w:t>
+      </w:r>
+      <w:r>
+        <w:rPr>
+          <w:b/>
+        </w:rPr>
+        <w:t>Fontes</w:t>
+      </w:r>
+    </w:p>
+    <w:p>
+      <w:pPr>
+        <w:pStyle w:val="Texto"/>
+        <w:rPr>
+          <w:lang w:val="pt-BR" w:eastAsia="pt-BR" w:bidi="ar-SA"/>
+        </w:rPr>
+      </w:pPr>
+      <w:r>
+        <w:rPr>
+          <w:lang w:val="pt-BR" w:eastAsia="pt-BR" w:bidi="ar-SA"/>
+        </w:rPr>
+      </w:r>
+    </w:p>
+    <w:p>
+      <w:pPr>
+        <w:pStyle w:val="Texto"/>
         <w:ind w:hanging="0" w:left="0"/>
         <w:rPr>
           <w:lang w:val="pt-BR" w:eastAsia="pt-BR" w:bidi="ar-SA"/>
@@ -2365,7 +2498,7 @@
     </w:p>
     <w:p>
       <w:pPr>
-        <w:pStyle w:val="Textouser"/>
+        <w:pStyle w:val="Texto"/>
         <w:ind w:hanging="0" w:left="0"/>
         <w:rPr>
           <w:lang w:val="pt-BR" w:eastAsia="pt-BR" w:bidi="ar-SA"/>
@@ -2383,7 +2516,7 @@
     </w:p>
     <w:p>
       <w:pPr>
-        <w:pStyle w:val="Textouser"/>
+        <w:pStyle w:val="Texto"/>
         <w:ind w:hanging="0" w:left="0"/>
         <w:rPr>
           <w:lang w:val="pt-BR" w:eastAsia="pt-BR" w:bidi="ar-SA"/>
@@ -2397,7 +2530,7 @@
     </w:p>
     <w:p>
       <w:pPr>
-        <w:pStyle w:val="Textouser"/>
+        <w:pStyle w:val="Texto"/>
         <w:ind w:hanging="0" w:left="0"/>
         <w:rPr>
           <w:lang w:val="pt-BR" w:eastAsia="pt-BR" w:bidi="ar-SA"/>
@@ -2412,7 +2545,7 @@
     </w:p>
     <w:p>
       <w:pPr>
-        <w:pStyle w:val="Textouser"/>
+        <w:pStyle w:val="Texto"/>
         <w:ind w:hanging="0" w:left="0"/>
         <w:rPr>
           <w:lang w:val="pt-BR" w:eastAsia="pt-BR" w:bidi="ar-SA"/>
@@ -2427,7 +2560,7 @@
     </w:p>
     <w:p>
       <w:pPr>
-        <w:pStyle w:val="Textouser"/>
+        <w:pStyle w:val="Texto"/>
         <w:ind w:hanging="0" w:left="0"/>
         <w:rPr>
           <w:lang w:val="pt-BR" w:eastAsia="pt-BR" w:bidi="ar-SA"/>
@@ -2441,7 +2574,7 @@
     </w:p>
     <w:p>
       <w:pPr>
-        <w:pStyle w:val="Textouser"/>
+        <w:pStyle w:val="Texto"/>
         <w:ind w:hanging="0" w:left="0"/>
         <w:rPr>
           <w:lang w:val="pt-BR" w:eastAsia="pt-BR" w:bidi="ar-SA"/>
@@ -2456,7 +2589,7 @@
     </w:p>
     <w:p>
       <w:pPr>
-        <w:pStyle w:val="Textouser"/>
+        <w:pStyle w:val="Texto"/>
         <w:ind w:hanging="0" w:left="0"/>
         <w:rPr>
           <w:lang w:val="pt-BR" w:eastAsia="pt-BR" w:bidi="ar-SA"/>
@@ -2474,7 +2607,7 @@
     </w:p>
     <w:p>
       <w:pPr>
-        <w:pStyle w:val="Textouser"/>
+        <w:pStyle w:val="Texto"/>
         <w:ind w:hanging="0" w:left="0"/>
         <w:rPr>
           <w:lang w:val="pt-BR" w:eastAsia="pt-BR" w:bidi="ar-SA"/>
@@ -2488,7 +2621,7 @@
     </w:p>
     <w:p>
       <w:pPr>
-        <w:pStyle w:val="Textouser"/>
+        <w:pStyle w:val="Texto"/>
         <w:ind w:hanging="0" w:left="0"/>
         <w:rPr>
           <w:lang w:val="pt-BR" w:eastAsia="pt-BR" w:bidi="ar-SA"/>
@@ -2503,7 +2636,7 @@
     </w:p>
     <w:p>
       <w:pPr>
-        <w:pStyle w:val="Textouser"/>
+        <w:pStyle w:val="Texto"/>
         <w:ind w:hanging="0" w:left="0"/>
         <w:rPr>
           <w:lang w:val="pt-BR" w:eastAsia="pt-BR" w:bidi="ar-SA"/>
@@ -2518,7 +2651,7 @@
     </w:p>
     <w:p>
       <w:pPr>
-        <w:pStyle w:val="Textouser"/>
+        <w:pStyle w:val="Texto"/>
         <w:ind w:hanging="0" w:left="0"/>
         <w:rPr>
           <w:lang w:val="pt-BR" w:eastAsia="pt-BR" w:bidi="ar-SA"/>
@@ -2532,7 +2665,7 @@
     </w:p>
     <w:p>
       <w:pPr>
-        <w:pStyle w:val="Textouser"/>
+        <w:pStyle w:val="Texto"/>
         <w:ind w:hanging="0" w:left="0"/>
         <w:rPr>
           <w:lang w:val="pt-BR" w:eastAsia="pt-BR" w:bidi="ar-SA"/>
@@ -2547,7 +2680,7 @@
     </w:p>
     <w:p>
       <w:pPr>
-        <w:pStyle w:val="Textouser"/>
+        <w:pStyle w:val="Texto"/>
         <w:ind w:hanging="0" w:left="0"/>
         <w:rPr>
           <w:lang w:val="pt-BR" w:eastAsia="pt-BR" w:bidi="ar-SA"/>
@@ -2565,7 +2698,7 @@
     </w:p>
     <w:p>
       <w:pPr>
-        <w:pStyle w:val="Textouser"/>
+        <w:pStyle w:val="Texto"/>
         <w:ind w:hanging="0" w:left="0"/>
         <w:rPr>
           <w:lang w:val="pt-BR" w:eastAsia="pt-BR" w:bidi="ar-SA"/>
@@ -2579,7 +2712,7 @@
     </w:p>
     <w:p>
       <w:pPr>
-        <w:pStyle w:val="Textouser"/>
+        <w:pStyle w:val="Texto"/>
         <w:ind w:hanging="0" w:left="0"/>
         <w:rPr>
           <w:lang w:val="pt-BR" w:eastAsia="pt-BR" w:bidi="ar-SA"/>
@@ -2656,7 +2789,7 @@
       <w:rPr>
         <w:sz w:val="22"/>
       </w:rPr>
-      <w:t>10</w:t>
+      <w:t>13</w:t>
     </w:r>
     <w:r>
       <w:rPr>
@@ -2700,7 +2833,7 @@
       <w:rPr>
         <w:sz w:val="22"/>
       </w:rPr>
-      <w:t>10</w:t>
+      <w:t>13</w:t>
     </w:r>
     <w:r>
       <w:rPr>
@@ -3158,7 +3291,7 @@
     <w:pPr>
       <w:widowControl/>
       <w:suppressAutoHyphens w:val="true"/>
-      <w:overflowPunct w:val="false"/>
+      <w:overflowPunct w:val="true"/>
       <w:bidi w:val="0"/>
       <w:spacing w:before="0" w:after="0"/>
       <w:jc w:val="left"/>
@@ -3174,7 +3307,7 @@
   </w:style>
   <w:style w:type="paragraph" w:styleId="Heading1">
     <w:name w:val="heading 1"/>
-    <w:basedOn w:val="Ttulo"/>
+    <w:basedOn w:val="Ttulouser"/>
     <w:next w:val="BodyText"/>
     <w:qFormat/>
     <w:pPr>
@@ -3261,15 +3394,15 @@
       <w:vertAlign w:val="superscript"/>
     </w:rPr>
   </w:style>
+  <w:style w:type="character" w:styleId="Caracteresdenotaderodapuser">
+    <w:name w:val="Caracteres de nota de rodapé (user)"/>
+    <w:qFormat/>
+    <w:rPr>
+      <w:vertAlign w:val="superscript"/>
+    </w:rPr>
+  </w:style>
   <w:style w:type="character" w:styleId="Caracteresdenotaderodap">
     <w:name w:val="Caracteres de nota de rodapé"/>
-    <w:qFormat/>
-    <w:rPr>
-      <w:vertAlign w:val="superscript"/>
-    </w:rPr>
-  </w:style>
-  <w:style w:type="character" w:styleId="Caracteresdenotaderodapuser">
-    <w:name w:val="Caracteres de nota de rodapé (user)"/>
     <w:qFormat/>
     <w:rPr>
       <w:vertAlign w:val="superscript"/>
@@ -3296,15 +3429,15 @@
       <w:vertAlign w:val="superscript"/>
     </w:rPr>
   </w:style>
+  <w:style w:type="character" w:styleId="Caracteresdenotadefimuser">
+    <w:name w:val="Caracteres de nota de fim (user)"/>
+    <w:qFormat/>
+    <w:rPr>
+      <w:vertAlign w:val="superscript"/>
+    </w:rPr>
+  </w:style>
   <w:style w:type="character" w:styleId="Caracteresdenotadefim">
     <w:name w:val="Caracteres de nota de fim"/>
-    <w:qFormat/>
-    <w:rPr>
-      <w:vertAlign w:val="superscript"/>
-    </w:rPr>
-  </w:style>
-  <w:style w:type="character" w:styleId="Caracteresdenotadefimuser">
-    <w:name w:val="Caracteres de nota de fim (user)"/>
     <w:qFormat/>
     <w:rPr>
       <w:vertAlign w:val="superscript"/>
@@ -3394,8 +3527,8 @@
       <w:lang w:val="pt-PT"/>
     </w:rPr>
   </w:style>
-  <w:style w:type="character" w:styleId="Smbolosdenumerao">
-    <w:name w:val="Símbolos de numeração"/>
+  <w:style w:type="character" w:styleId="Smbolosdenumeraouser">
+    <w:name w:val="Símbolos de numeração (user)"/>
     <w:rPr/>
   </w:style>
   <w:style w:type="paragraph" w:styleId="Ttulo">
@@ -3408,7 +3541,7 @@
       <w:spacing w:before="240" w:after="120"/>
     </w:pPr>
     <w:rPr>
-      <w:rFonts w:ascii="Liberation Sans" w:hAnsi="Liberation Sans" w:eastAsia="Tahoma" w:cs="FreeSans"/>
+      <w:rFonts w:ascii="Liberation Sans" w:hAnsi="Liberation Sans" w:eastAsia="Microsoft YaHei" w:cs="Arial"/>
       <w:sz w:val="28"/>
       <w:szCs w:val="28"/>
     </w:rPr>
@@ -3453,7 +3586,7 @@
       <w:suppressLineNumbers/>
     </w:pPr>
     <w:rPr>
-      <w:rFonts w:cs="FreeSans"/>
+      <w:rFonts w:cs="Arial"/>
     </w:rPr>
   </w:style>
   <w:style w:type="paragraph" w:styleId="Ttulouser">
@@ -3466,7 +3599,7 @@
       <w:spacing w:before="240" w:after="120"/>
     </w:pPr>
     <w:rPr>
-      <w:rFonts w:ascii="Liberation Sans" w:hAnsi="Liberation Sans" w:eastAsia="Microsoft YaHei" w:cs="Arial"/>
+      <w:rFonts w:ascii="Liberation Sans" w:hAnsi="Liberation Sans" w:eastAsia="Tahoma" w:cs="FreeSans"/>
       <w:sz w:val="28"/>
       <w:szCs w:val="28"/>
     </w:rPr>
@@ -3479,11 +3612,11 @@
       <w:suppressLineNumbers/>
     </w:pPr>
     <w:rPr>
-      <w:rFonts w:cs="Arial"/>
-    </w:rPr>
-  </w:style>
-  <w:style w:type="paragraph" w:styleId="Figurauser">
-    <w:name w:val="Figura (user)"/>
+      <w:rFonts w:cs="FreeSans"/>
+    </w:rPr>
+  </w:style>
+  <w:style w:type="paragraph" w:styleId="Figura">
+    <w:name w:val="Figura"/>
     <w:basedOn w:val="BodyText"/>
     <w:next w:val="Caption"/>
     <w:qFormat/>
@@ -3512,15 +3645,15 @@
       <w:lang w:val="it-IT"/>
     </w:rPr>
   </w:style>
+  <w:style w:type="paragraph" w:styleId="Cabealhoerodapuser">
+    <w:name w:val="Cabeçalho e rodapé (user)"/>
+    <w:basedOn w:val="Normal"/>
+    <w:qFormat/>
+    <w:pPr/>
+    <w:rPr/>
+  </w:style>
   <w:style w:type="paragraph" w:styleId="Cabealhoerodap">
     <w:name w:val="Cabeçalho e rodapé"/>
-    <w:basedOn w:val="Normal"/>
-    <w:qFormat/>
-    <w:pPr/>
-    <w:rPr/>
-  </w:style>
-  <w:style w:type="paragraph" w:styleId="Cabealhoerodapuser">
-    <w:name w:val="Cabeçalho e rodapé (user)"/>
     <w:basedOn w:val="Normal"/>
     <w:qFormat/>
     <w:pPr/>
@@ -3791,7 +3924,7 @@
     <w:pPr>
       <w:widowControl/>
       <w:suppressAutoHyphens w:val="true"/>
-      <w:overflowPunct w:val="false"/>
+      <w:overflowPunct w:val="true"/>
       <w:bidi w:val="0"/>
       <w:spacing w:before="0" w:after="0"/>
       <w:jc w:val="left"/>
@@ -3805,8 +3938,8 @@
       <w:lang w:val="pt-PT" w:eastAsia="pt-BR" w:bidi="ar-SA"/>
     </w:rPr>
   </w:style>
-  <w:style w:type="paragraph" w:styleId="Textouser">
-    <w:name w:val="Texto (user)"/>
+  <w:style w:type="paragraph" w:styleId="Texto">
+    <w:name w:val="Texto"/>
     <w:basedOn w:val="CEAVIPRIMEIROPARAGRAFO"/>
     <w:link w:val="TextoChar"/>
     <w:qFormat/>
@@ -3819,8 +3952,8 @@
       <w:color w:themeColor="dark1" w:val="000000"/>
     </w:rPr>
   </w:style>
-  <w:style w:type="paragraph" w:styleId="Contedodatabela">
-    <w:name w:val="Conteúdo da tabela"/>
+  <w:style w:type="paragraph" w:styleId="Contedodatabelauser">
+    <w:name w:val="Conteúdo da tabela (user)"/>
     <w:basedOn w:val="Normal"/>
     <w:qFormat/>
     <w:pPr>
@@ -3829,15 +3962,15 @@
     </w:pPr>
     <w:rPr/>
   </w:style>
-  <w:style w:type="paragraph" w:styleId="Texto">
-    <w:name w:val="Texto"/>
+  <w:style w:type="paragraph" w:styleId="Textouser">
+    <w:name w:val="Texto (user)"/>
     <w:basedOn w:val="Caption"/>
     <w:qFormat/>
     <w:pPr/>
     <w:rPr/>
   </w:style>
-  <w:style w:type="numbering" w:styleId="Semlista">
-    <w:name w:val="Sem lista"/>
+  <w:style w:type="numbering" w:styleId="Semlistauser">
+    <w:name w:val="Sem lista (user)"/>
     <w:qFormat/>
   </w:style>
 </w:styles>

--- a/The Great Pyramid (Pyramid of Khufu)—perhaps the first structure with a complete lightning protection system.docx
+++ b/The Great Pyramid (Pyramid of Khufu)—perhaps the first structure with a complete lightning protection system.docx
@@ -680,7 +680,7 @@
     </w:p>
     <w:p>
       <w:pPr>
-        <w:pStyle w:val="Texto"/>
+        <w:pStyle w:val="Textouser"/>
         <w:rPr>
           <w:lang w:val="pt-BR" w:eastAsia="pt-BR" w:bidi="ar-SA"/>
         </w:rPr>
@@ -694,7 +694,7 @@
     </w:p>
     <w:p>
       <w:pPr>
-        <w:pStyle w:val="Texto"/>
+        <w:pStyle w:val="Textouser"/>
         <w:rPr>
           <w:lang w:val="pt-BR" w:eastAsia="pt-BR" w:bidi="ar-SA"/>
         </w:rPr>
@@ -708,7 +708,7 @@
     </w:p>
     <w:p>
       <w:pPr>
-        <w:pStyle w:val="Texto"/>
+        <w:pStyle w:val="Textouser"/>
         <w:rPr/>
       </w:pPr>
       <w:r>
@@ -718,7 +718,7 @@
     </w:p>
     <w:p>
       <w:pPr>
-        <w:pStyle w:val="Texto"/>
+        <w:pStyle w:val="Textouser"/>
         <w:rPr/>
       </w:pPr>
       <w:r>
@@ -728,16 +728,16 @@
     </w:p>
     <w:p>
       <w:pPr>
-        <w:pStyle w:val="Texto"/>
-        <w:rPr/>
-      </w:pPr>
-      <w:r>
-        <w:rPr/>
-      </w:r>
-    </w:p>
-    <w:p>
-      <w:pPr>
-        <w:pStyle w:val="Texto"/>
+        <w:pStyle w:val="Textouser"/>
+        <w:rPr/>
+      </w:pPr>
+      <w:r>
+        <w:rPr/>
+      </w:r>
+    </w:p>
+    <w:p>
+      <w:pPr>
+        <w:pStyle w:val="Textouser"/>
         <w:rPr/>
       </w:pPr>
       <w:r>
@@ -762,7 +762,7 @@
     </w:p>
     <w:p>
       <w:pPr>
-        <w:pStyle w:val="Texto"/>
+        <w:pStyle w:val="Textouser"/>
         <w:rPr>
           <w:b/>
         </w:rPr>
@@ -776,7 +776,7 @@
     </w:p>
     <w:p>
       <w:pPr>
-        <w:pStyle w:val="Texto"/>
+        <w:pStyle w:val="Textouser"/>
         <w:rPr>
           <w:lang w:val="pt-BR" w:eastAsia="pt-BR" w:bidi="ar-SA"/>
         </w:rPr>
@@ -790,7 +790,7 @@
     </w:p>
     <w:p>
       <w:pPr>
-        <w:pStyle w:val="Texto"/>
+        <w:pStyle w:val="Textouser"/>
         <w:ind w:hanging="0" w:left="0"/>
         <w:rPr/>
       </w:pPr>
@@ -802,16 +802,16 @@
     </w:p>
     <w:p>
       <w:pPr>
-        <w:pStyle w:val="Texto"/>
-        <w:rPr/>
-      </w:pPr>
-      <w:r>
-        <w:rPr/>
-      </w:r>
-    </w:p>
-    <w:p>
-      <w:pPr>
-        <w:pStyle w:val="Texto"/>
+        <w:pStyle w:val="Textouser"/>
+        <w:rPr/>
+      </w:pPr>
+      <w:r>
+        <w:rPr/>
+      </w:r>
+    </w:p>
+    <w:p>
+      <w:pPr>
+        <w:pStyle w:val="Textouser"/>
         <w:rPr>
           <w:b/>
         </w:rPr>
@@ -831,20 +831,20 @@
     </w:p>
     <w:p>
       <w:pPr>
-        <w:pStyle w:val="Texto"/>
-        <w:rPr>
-          <w:b/>
-        </w:rPr>
-      </w:pPr>
-      <w:r>
-        <w:rPr>
-          <w:b/>
-        </w:rPr>
-      </w:r>
-    </w:p>
-    <w:p>
-      <w:pPr>
-        <w:pStyle w:val="Texto"/>
+        <w:pStyle w:val="Textouser"/>
+        <w:rPr>
+          <w:b/>
+        </w:rPr>
+      </w:pPr>
+      <w:r>
+        <w:rPr>
+          <w:b/>
+        </w:rPr>
+      </w:r>
+    </w:p>
+    <w:p>
+      <w:pPr>
+        <w:pStyle w:val="Textouser"/>
         <w:rPr>
           <w:b/>
         </w:rPr>
@@ -903,7 +903,7 @@
     </w:p>
     <w:p>
       <w:pPr>
-        <w:pStyle w:val="Texto"/>
+        <w:pStyle w:val="Textouser"/>
         <w:rPr/>
       </w:pPr>
       <w:r>
@@ -913,7 +913,7 @@
     </w:p>
     <w:p>
       <w:pPr>
-        <w:pStyle w:val="Texto"/>
+        <w:pStyle w:val="Textouser"/>
         <w:rPr/>
       </w:pPr>
       <w:r>
@@ -923,7 +923,7 @@
     </w:p>
     <w:p>
       <w:pPr>
-        <w:pStyle w:val="Texto"/>
+        <w:pStyle w:val="Textouser"/>
         <w:bidi w:val="0"/>
         <w:rPr/>
       </w:pPr>
@@ -934,7 +934,7 @@
     </w:p>
     <w:p>
       <w:pPr>
-        <w:pStyle w:val="Texto"/>
+        <w:pStyle w:val="Textouser"/>
         <w:rPr/>
       </w:pPr>
       <w:r>
@@ -944,7 +944,7 @@
     </w:p>
     <w:p>
       <w:pPr>
-        <w:pStyle w:val="Texto"/>
+        <w:pStyle w:val="Textouser"/>
         <w:rPr/>
       </w:pPr>
       <w:r>
@@ -954,16 +954,16 @@
     </w:p>
     <w:p>
       <w:pPr>
-        <w:pStyle w:val="Texto"/>
-        <w:rPr/>
-      </w:pPr>
-      <w:r>
-        <w:rPr/>
-      </w:r>
-    </w:p>
-    <w:p>
-      <w:pPr>
-        <w:pStyle w:val="Texto"/>
+        <w:pStyle w:val="Textouser"/>
+        <w:rPr/>
+      </w:pPr>
+      <w:r>
+        <w:rPr/>
+      </w:r>
+    </w:p>
+    <w:p>
+      <w:pPr>
+        <w:pStyle w:val="Textouser"/>
         <w:rPr/>
       </w:pPr>
       <w:r>
@@ -1018,16 +1018,16 @@
     </w:p>
     <w:p>
       <w:pPr>
-        <w:pStyle w:val="Texto"/>
-        <w:rPr/>
-      </w:pPr>
-      <w:r>
-        <w:rPr/>
-      </w:r>
-    </w:p>
-    <w:p>
-      <w:pPr>
-        <w:pStyle w:val="Texto"/>
+        <w:pStyle w:val="Textouser"/>
+        <w:rPr/>
+      </w:pPr>
+      <w:r>
+        <w:rPr/>
+      </w:r>
+    </w:p>
+    <w:p>
+      <w:pPr>
+        <w:pStyle w:val="Textouser"/>
         <w:rPr>
           <w:b/>
         </w:rPr>
@@ -1054,7 +1054,7 @@
     </w:p>
     <w:p>
       <w:pPr>
-        <w:pStyle w:val="Texto"/>
+        <w:pStyle w:val="Textouser"/>
         <w:rPr>
           <w:lang w:val="pt-BR" w:eastAsia="pt-BR" w:bidi="ar-SA"/>
         </w:rPr>
@@ -1068,7 +1068,7 @@
     </w:p>
     <w:p>
       <w:pPr>
-        <w:pStyle w:val="Texto"/>
+        <w:pStyle w:val="Textouser"/>
         <w:rPr>
           <w:lang w:val="pt-BR" w:eastAsia="pt-BR" w:bidi="ar-SA"/>
         </w:rPr>
@@ -1082,7 +1082,7 @@
     </w:p>
     <w:p>
       <w:pPr>
-        <w:pStyle w:val="Texto"/>
+        <w:pStyle w:val="Textouser"/>
         <w:ind w:hanging="0" w:left="0"/>
         <w:rPr>
           <w:b/>
@@ -1097,7 +1097,7 @@
     </w:p>
     <w:p>
       <w:pPr>
-        <w:pStyle w:val="Texto"/>
+        <w:pStyle w:val="Textouser"/>
         <w:ind w:hanging="0" w:left="0"/>
         <w:rPr>
           <w:b/>
@@ -1113,7 +1113,7 @@
     </w:p>
     <w:p>
       <w:pPr>
-        <w:pStyle w:val="Texto"/>
+        <w:pStyle w:val="Textouser"/>
         <w:rPr/>
       </w:pPr>
       <w:r>
@@ -1123,7 +1123,7 @@
     </w:p>
     <w:p>
       <w:pPr>
-        <w:pStyle w:val="Texto"/>
+        <w:pStyle w:val="Textouser"/>
         <w:rPr>
           <w:lang w:val="pt-BR" w:eastAsia="pt-BR" w:bidi="ar-SA"/>
         </w:rPr>
@@ -1137,29 +1137,29 @@
     </w:p>
     <w:p>
       <w:pPr>
-        <w:pStyle w:val="Texto"/>
-        <w:rPr>
-          <w:lang w:val="pt-BR" w:eastAsia="pt-BR" w:bidi="ar-SA"/>
-        </w:rPr>
-      </w:pPr>
-      <w:r>
-        <w:rPr>
-          <w:lang w:val="pt-BR" w:eastAsia="pt-BR" w:bidi="ar-SA"/>
-        </w:rPr>
-      </w:r>
-    </w:p>
-    <w:p>
-      <w:pPr>
-        <w:pStyle w:val="Texto"/>
-        <w:rPr/>
-      </w:pPr>
-      <w:r>
-        <w:rPr/>
-      </w:r>
-    </w:p>
-    <w:p>
-      <w:pPr>
-        <w:pStyle w:val="Texto"/>
+        <w:pStyle w:val="Textouser"/>
+        <w:rPr>
+          <w:lang w:val="pt-BR" w:eastAsia="pt-BR" w:bidi="ar-SA"/>
+        </w:rPr>
+      </w:pPr>
+      <w:r>
+        <w:rPr>
+          <w:lang w:val="pt-BR" w:eastAsia="pt-BR" w:bidi="ar-SA"/>
+        </w:rPr>
+      </w:r>
+    </w:p>
+    <w:p>
+      <w:pPr>
+        <w:pStyle w:val="Textouser"/>
+        <w:rPr/>
+      </w:pPr>
+      <w:r>
+        <w:rPr/>
+      </w:r>
+    </w:p>
+    <w:p>
+      <w:pPr>
+        <w:pStyle w:val="Textouser"/>
         <w:rPr>
           <w:lang w:val="pt-BR" w:eastAsia="pt-BR" w:bidi="ar-SA"/>
         </w:rPr>
@@ -1174,7 +1174,7 @@
     </w:p>
     <w:p>
       <w:pPr>
-        <w:pStyle w:val="Texto"/>
+        <w:pStyle w:val="Textouser"/>
         <w:rPr>
           <w:b w:val="false"/>
           <w:bCs w:val="false"/>
@@ -1192,7 +1192,7 @@
     </w:p>
     <w:p>
       <w:pPr>
-        <w:pStyle w:val="Texto"/>
+        <w:pStyle w:val="Textouser"/>
         <w:rPr>
           <w:b w:val="false"/>
           <w:bCs w:val="false"/>
@@ -1209,7 +1209,7 @@
     </w:p>
     <w:p>
       <w:pPr>
-        <w:pStyle w:val="Texto"/>
+        <w:pStyle w:val="Textouser"/>
         <w:rPr>
           <w:b w:val="false"/>
           <w:bCs w:val="false"/>
@@ -1272,7 +1272,7 @@
     </w:p>
     <w:p>
       <w:pPr>
-        <w:pStyle w:val="Texto"/>
+        <w:pStyle w:val="Textouser"/>
         <w:rPr>
           <w:b w:val="false"/>
           <w:bCs w:val="false"/>
@@ -1289,7 +1289,7 @@
     </w:p>
     <w:p>
       <w:pPr>
-        <w:pStyle w:val="Texto"/>
+        <w:pStyle w:val="Textouser"/>
         <w:rPr>
           <w:b/>
         </w:rPr>
@@ -1303,7 +1303,7 @@
     </w:p>
     <w:p>
       <w:pPr>
-        <w:pStyle w:val="Texto"/>
+        <w:pStyle w:val="Textouser"/>
         <w:numPr>
           <w:ilvl w:val="0"/>
           <w:numId w:val="2"/>
@@ -1325,7 +1325,7 @@
     </w:p>
     <w:p>
       <w:pPr>
-        <w:pStyle w:val="Texto"/>
+        <w:pStyle w:val="Textouser"/>
         <w:rPr>
           <w:b w:val="false"/>
           <w:bCs w:val="false"/>
@@ -1342,7 +1342,7 @@
     </w:p>
     <w:p>
       <w:pPr>
-        <w:pStyle w:val="Texto"/>
+        <w:pStyle w:val="Textouser"/>
         <w:rPr>
           <w:lang w:val="pt-BR" w:eastAsia="pt-BR" w:bidi="ar-SA"/>
         </w:rPr>
@@ -1357,7 +1357,7 @@
     </w:p>
     <w:p>
       <w:pPr>
-        <w:pStyle w:val="Texto"/>
+        <w:pStyle w:val="Textouser"/>
         <w:bidi w:val="0"/>
         <w:rPr>
           <w:lang w:val="pt-BR" w:eastAsia="pt-BR" w:bidi="ar-SA"/>
@@ -1376,20 +1376,20 @@
     </w:p>
     <w:p>
       <w:pPr>
-        <w:pStyle w:val="Texto"/>
-        <w:rPr>
-          <w:lang w:val="pt-BR" w:eastAsia="pt-BR" w:bidi="ar-SA"/>
-        </w:rPr>
-      </w:pPr>
-      <w:r>
-        <w:rPr>
-          <w:lang w:val="pt-BR" w:eastAsia="pt-BR" w:bidi="ar-SA"/>
-        </w:rPr>
-      </w:r>
-    </w:p>
-    <w:p>
-      <w:pPr>
-        <w:pStyle w:val="Texto"/>
+        <w:pStyle w:val="Textouser"/>
+        <w:rPr>
+          <w:lang w:val="pt-BR" w:eastAsia="pt-BR" w:bidi="ar-SA"/>
+        </w:rPr>
+      </w:pPr>
+      <w:r>
+        <w:rPr>
+          <w:lang w:val="pt-BR" w:eastAsia="pt-BR" w:bidi="ar-SA"/>
+        </w:rPr>
+      </w:r>
+    </w:p>
+    <w:p>
+      <w:pPr>
+        <w:pStyle w:val="Textouser"/>
         <w:rPr>
           <w:lang w:val="pt-BR" w:eastAsia="pt-BR" w:bidi="ar-SA"/>
         </w:rPr>
@@ -1404,7 +1404,7 @@
     </w:p>
     <w:p>
       <w:pPr>
-        <w:pStyle w:val="Texto"/>
+        <w:pStyle w:val="Textouser"/>
         <w:rPr>
           <w:lang w:val="pt-BR" w:eastAsia="pt-BR" w:bidi="ar-SA"/>
         </w:rPr>
@@ -1418,7 +1418,7 @@
     </w:p>
     <w:p>
       <w:pPr>
-        <w:pStyle w:val="Texto"/>
+        <w:pStyle w:val="Textouser"/>
         <w:rPr>
           <w:b w:val="false"/>
           <w:bCs w:val="false"/>
@@ -1435,7 +1435,7 @@
     </w:p>
     <w:p>
       <w:pPr>
-        <w:pStyle w:val="Texto"/>
+        <w:pStyle w:val="Textouser"/>
         <w:rPr>
           <w:lang w:val="pt-BR" w:eastAsia="pt-BR" w:bidi="ar-SA"/>
         </w:rPr>
@@ -1450,7 +1450,7 @@
     </w:p>
     <w:p>
       <w:pPr>
-        <w:pStyle w:val="Texto"/>
+        <w:pStyle w:val="Textouser"/>
         <w:rPr>
           <w:b w:val="false"/>
           <w:bCs w:val="false"/>
@@ -1464,7 +1464,7 @@
     </w:p>
     <w:p>
       <w:pPr>
-        <w:pStyle w:val="Texto"/>
+        <w:pStyle w:val="Textouser"/>
         <w:rPr>
           <w:b w:val="false"/>
           <w:bCs w:val="false"/>
@@ -1499,7 +1499,7 @@
     </w:p>
     <w:p>
       <w:pPr>
-        <w:pStyle w:val="Texto"/>
+        <w:pStyle w:val="Textouser"/>
         <w:rPr>
           <w:b w:val="false"/>
           <w:bCs w:val="false"/>
@@ -1513,7 +1513,7 @@
     </w:p>
     <w:p>
       <w:pPr>
-        <w:pStyle w:val="Texto"/>
+        <w:pStyle w:val="Textouser"/>
         <w:rPr>
           <w:b w:val="false"/>
           <w:bCs w:val="false"/>
@@ -1530,7 +1530,7 @@
     </w:p>
     <w:p>
       <w:pPr>
-        <w:pStyle w:val="Texto"/>
+        <w:pStyle w:val="Textouser"/>
         <w:rPr>
           <w:b w:val="false"/>
           <w:bCs w:val="false"/>
@@ -1593,7 +1593,7 @@
     </w:p>
     <w:p>
       <w:pPr>
-        <w:pStyle w:val="Texto"/>
+        <w:pStyle w:val="Textouser"/>
         <w:ind w:hanging="0" w:left="0"/>
         <w:rPr>
           <w:b w:val="false"/>
@@ -1611,7 +1611,7 @@
     </w:p>
     <w:p>
       <w:pPr>
-        <w:pStyle w:val="Texto"/>
+        <w:pStyle w:val="Textouser"/>
         <w:rPr>
           <w:b/>
         </w:rPr>
@@ -1625,7 +1625,7 @@
     </w:p>
     <w:p>
       <w:pPr>
-        <w:pStyle w:val="Texto"/>
+        <w:pStyle w:val="Textouser"/>
         <w:rPr>
           <w:b w:val="false"/>
           <w:bCs w:val="false"/>
@@ -1643,7 +1643,7 @@
     </w:p>
     <w:p>
       <w:pPr>
-        <w:pStyle w:val="Texto"/>
+        <w:pStyle w:val="Textouser"/>
         <w:rPr>
           <w:b w:val="false"/>
           <w:bCs w:val="false"/>
@@ -1661,7 +1661,7 @@
     </w:p>
     <w:p>
       <w:pPr>
-        <w:pStyle w:val="Texto"/>
+        <w:pStyle w:val="Textouser"/>
         <w:rPr>
           <w:b w:val="false"/>
           <w:bCs w:val="false"/>
@@ -1678,7 +1678,7 @@
     </w:p>
     <w:p>
       <w:pPr>
-        <w:pStyle w:val="Texto"/>
+        <w:pStyle w:val="Textouser"/>
         <w:rPr>
           <w:b/>
         </w:rPr>
@@ -1692,7 +1692,7 @@
     </w:p>
     <w:p>
       <w:pPr>
-        <w:pStyle w:val="Texto"/>
+        <w:pStyle w:val="Textouser"/>
         <w:rPr>
           <w:b w:val="false"/>
           <w:bCs w:val="false"/>
@@ -1706,7 +1706,7 @@
     </w:p>
     <w:p>
       <w:pPr>
-        <w:pStyle w:val="Texto"/>
+        <w:pStyle w:val="Textouser"/>
         <w:rPr>
           <w:lang w:val="pt-BR" w:eastAsia="pt-BR" w:bidi="ar-SA"/>
         </w:rPr>
@@ -1720,7 +1720,7 @@
     </w:p>
     <w:p>
       <w:pPr>
-        <w:pStyle w:val="Texto"/>
+        <w:pStyle w:val="Textouser"/>
         <w:rPr>
           <w:lang w:val="pt-BR" w:eastAsia="pt-BR" w:bidi="ar-SA"/>
         </w:rPr>
@@ -1734,20 +1734,20 @@
     </w:p>
     <w:p>
       <w:pPr>
-        <w:pStyle w:val="Texto"/>
-        <w:rPr>
-          <w:lang w:val="pt-BR" w:eastAsia="pt-BR" w:bidi="ar-SA"/>
-        </w:rPr>
-      </w:pPr>
-      <w:r>
-        <w:rPr>
-          <w:lang w:val="pt-BR" w:eastAsia="pt-BR" w:bidi="ar-SA"/>
-        </w:rPr>
-      </w:r>
-    </w:p>
-    <w:p>
-      <w:pPr>
-        <w:pStyle w:val="Texto"/>
+        <w:pStyle w:val="Textouser"/>
+        <w:rPr>
+          <w:lang w:val="pt-BR" w:eastAsia="pt-BR" w:bidi="ar-SA"/>
+        </w:rPr>
+      </w:pPr>
+      <w:r>
+        <w:rPr>
+          <w:lang w:val="pt-BR" w:eastAsia="pt-BR" w:bidi="ar-SA"/>
+        </w:rPr>
+      </w:r>
+    </w:p>
+    <w:p>
+      <w:pPr>
+        <w:pStyle w:val="Textouser"/>
         <w:rPr>
           <w:b/>
         </w:rPr>
@@ -1761,7 +1761,7 @@
     </w:p>
     <w:p>
       <w:pPr>
-        <w:pStyle w:val="Texto"/>
+        <w:pStyle w:val="Textouser"/>
         <w:rPr>
           <w:b w:val="false"/>
           <w:bCs w:val="false"/>
@@ -1775,7 +1775,7 @@
     </w:p>
     <w:p>
       <w:pPr>
-        <w:pStyle w:val="Texto"/>
+        <w:pStyle w:val="Textouser"/>
         <w:rPr>
           <w:b w:val="false"/>
           <w:bCs w:val="false"/>
@@ -1807,7 +1807,7 @@
     </w:p>
     <w:p>
       <w:pPr>
-        <w:pStyle w:val="Texto"/>
+        <w:pStyle w:val="Textouser"/>
         <w:rPr>
           <w:b w:val="false"/>
           <w:bCs w:val="false"/>
@@ -1825,7 +1825,7 @@
     </w:p>
     <w:p>
       <w:pPr>
-        <w:pStyle w:val="Texto"/>
+        <w:pStyle w:val="Textouser"/>
         <w:rPr>
           <w:b w:val="false"/>
           <w:bCs w:val="false"/>
@@ -1888,7 +1888,7 @@
     </w:p>
     <w:p>
       <w:pPr>
-        <w:pStyle w:val="Texto"/>
+        <w:pStyle w:val="Textouser"/>
         <w:rPr>
           <w:b w:val="false"/>
           <w:bCs w:val="false"/>
@@ -1942,7 +1942,7 @@
     </w:p>
     <w:p>
       <w:pPr>
-        <w:pStyle w:val="Texto"/>
+        <w:pStyle w:val="Textouser"/>
         <w:rPr>
           <w:b/>
         </w:rPr>
@@ -1956,7 +1956,7 @@
     </w:p>
     <w:p>
       <w:pPr>
-        <w:pStyle w:val="Texto"/>
+        <w:pStyle w:val="Textouser"/>
         <w:rPr>
           <w:lang w:val="pt-BR" w:eastAsia="pt-BR" w:bidi="ar-SA"/>
         </w:rPr>
@@ -1970,7 +1970,7 @@
     </w:p>
     <w:p>
       <w:pPr>
-        <w:pStyle w:val="Texto"/>
+        <w:pStyle w:val="Textouser"/>
         <w:rPr>
           <w:lang w:val="pt-BR" w:eastAsia="pt-BR" w:bidi="ar-SA"/>
         </w:rPr>
@@ -1984,7 +1984,7 @@
     </w:p>
     <w:p>
       <w:pPr>
-        <w:pStyle w:val="Texto"/>
+        <w:pStyle w:val="Textouser"/>
         <w:rPr>
           <w:lang w:val="pt-BR" w:eastAsia="pt-BR" w:bidi="ar-SA"/>
         </w:rPr>
@@ -1998,7 +1998,7 @@
     </w:p>
     <w:p>
       <w:pPr>
-        <w:pStyle w:val="Texto"/>
+        <w:pStyle w:val="Textouser"/>
         <w:rPr>
           <w:lang w:val="pt-BR" w:eastAsia="pt-BR" w:bidi="ar-SA"/>
         </w:rPr>
@@ -2012,7 +2012,7 @@
     </w:p>
     <w:p>
       <w:pPr>
-        <w:pStyle w:val="Texto"/>
+        <w:pStyle w:val="Textouser"/>
         <w:rPr>
           <w:lang w:val="pt-BR" w:eastAsia="pt-BR" w:bidi="ar-SA"/>
         </w:rPr>
@@ -2026,7 +2026,7 @@
     </w:p>
     <w:p>
       <w:pPr>
-        <w:pStyle w:val="Texto"/>
+        <w:pStyle w:val="Textouser"/>
         <w:rPr>
           <w:lang w:val="pt-BR" w:eastAsia="pt-BR" w:bidi="ar-SA"/>
         </w:rPr>
@@ -2040,20 +2040,20 @@
     </w:p>
     <w:p>
       <w:pPr>
-        <w:pStyle w:val="Texto"/>
-        <w:rPr>
-          <w:lang w:val="pt-BR" w:eastAsia="pt-BR" w:bidi="ar-SA"/>
-        </w:rPr>
-      </w:pPr>
-      <w:r>
-        <w:rPr>
-          <w:lang w:val="pt-BR" w:eastAsia="pt-BR" w:bidi="ar-SA"/>
-        </w:rPr>
-      </w:r>
-    </w:p>
-    <w:p>
-      <w:pPr>
-        <w:pStyle w:val="Texto"/>
+        <w:pStyle w:val="Textouser"/>
+        <w:rPr>
+          <w:lang w:val="pt-BR" w:eastAsia="pt-BR" w:bidi="ar-SA"/>
+        </w:rPr>
+      </w:pPr>
+      <w:r>
+        <w:rPr>
+          <w:lang w:val="pt-BR" w:eastAsia="pt-BR" w:bidi="ar-SA"/>
+        </w:rPr>
+      </w:r>
+    </w:p>
+    <w:p>
+      <w:pPr>
+        <w:pStyle w:val="Textouser"/>
         <w:rPr>
           <w:b/>
         </w:rPr>
@@ -2067,7 +2067,7 @@
     </w:p>
     <w:p>
       <w:pPr>
-        <w:pStyle w:val="Texto"/>
+        <w:pStyle w:val="Textouser"/>
         <w:rPr>
           <w:lang w:val="pt-BR" w:eastAsia="pt-BR" w:bidi="ar-SA"/>
         </w:rPr>
@@ -2079,7 +2079,7 @@
     </w:p>
     <w:p>
       <w:pPr>
-        <w:pStyle w:val="Texto"/>
+        <w:pStyle w:val="Textouser"/>
         <w:rPr>
           <w:lang w:val="pt-BR" w:eastAsia="pt-BR" w:bidi="ar-SA"/>
         </w:rPr>
@@ -2093,46 +2093,46 @@
     </w:p>
     <w:p>
       <w:pPr>
-        <w:pStyle w:val="Texto"/>
-        <w:rPr>
-          <w:lang w:val="pt-BR" w:eastAsia="pt-BR" w:bidi="ar-SA"/>
-        </w:rPr>
-      </w:pPr>
-      <w:r>
-        <w:rPr>
-          <w:lang w:val="pt-BR" w:eastAsia="pt-BR" w:bidi="ar-SA"/>
-        </w:rPr>
-      </w:r>
-    </w:p>
-    <w:p>
-      <w:pPr>
-        <w:pStyle w:val="Texto"/>
-        <w:rPr>
-          <w:lang w:val="pt-BR" w:eastAsia="pt-BR" w:bidi="ar-SA"/>
-        </w:rPr>
-      </w:pPr>
-      <w:r>
-        <w:rPr>
-          <w:lang w:val="pt-BR" w:eastAsia="pt-BR" w:bidi="ar-SA"/>
-        </w:rPr>
-      </w:r>
-    </w:p>
-    <w:p>
-      <w:pPr>
-        <w:pStyle w:val="Texto"/>
-        <w:rPr>
-          <w:lang w:val="pt-BR" w:eastAsia="pt-BR" w:bidi="ar-SA"/>
-        </w:rPr>
-      </w:pPr>
-      <w:r>
-        <w:rPr>
-          <w:lang w:val="pt-BR" w:eastAsia="pt-BR" w:bidi="ar-SA"/>
-        </w:rPr>
-      </w:r>
-    </w:p>
-    <w:p>
-      <w:pPr>
-        <w:pStyle w:val="Texto"/>
+        <w:pStyle w:val="Textouser"/>
+        <w:rPr>
+          <w:lang w:val="pt-BR" w:eastAsia="pt-BR" w:bidi="ar-SA"/>
+        </w:rPr>
+      </w:pPr>
+      <w:r>
+        <w:rPr>
+          <w:lang w:val="pt-BR" w:eastAsia="pt-BR" w:bidi="ar-SA"/>
+        </w:rPr>
+      </w:r>
+    </w:p>
+    <w:p>
+      <w:pPr>
+        <w:pStyle w:val="Textouser"/>
+        <w:rPr>
+          <w:lang w:val="pt-BR" w:eastAsia="pt-BR" w:bidi="ar-SA"/>
+        </w:rPr>
+      </w:pPr>
+      <w:r>
+        <w:rPr>
+          <w:lang w:val="pt-BR" w:eastAsia="pt-BR" w:bidi="ar-SA"/>
+        </w:rPr>
+      </w:r>
+    </w:p>
+    <w:p>
+      <w:pPr>
+        <w:pStyle w:val="Textouser"/>
+        <w:rPr>
+          <w:lang w:val="pt-BR" w:eastAsia="pt-BR" w:bidi="ar-SA"/>
+        </w:rPr>
+      </w:pPr>
+      <w:r>
+        <w:rPr>
+          <w:lang w:val="pt-BR" w:eastAsia="pt-BR" w:bidi="ar-SA"/>
+        </w:rPr>
+      </w:r>
+    </w:p>
+    <w:p>
+      <w:pPr>
+        <w:pStyle w:val="Textouser"/>
         <w:rPr>
           <w:b/>
         </w:rPr>
@@ -2146,7 +2146,7 @@
     </w:p>
     <w:p>
       <w:pPr>
-        <w:pStyle w:val="Texto"/>
+        <w:pStyle w:val="Textouser"/>
         <w:rPr>
           <w:lang w:val="pt-BR" w:eastAsia="pt-BR" w:bidi="ar-SA"/>
         </w:rPr>
@@ -2158,7 +2158,7 @@
     </w:p>
     <w:p>
       <w:pPr>
-        <w:pStyle w:val="Texto"/>
+        <w:pStyle w:val="Textouser"/>
         <w:rPr>
           <w:lang w:val="pt-BR" w:eastAsia="pt-BR" w:bidi="ar-SA"/>
         </w:rPr>
@@ -2180,7 +2180,7 @@
     </w:p>
     <w:p>
       <w:pPr>
-        <w:pStyle w:val="Texto"/>
+        <w:pStyle w:val="Textouser"/>
         <w:rPr>
           <w:lang w:val="pt-BR" w:eastAsia="pt-BR" w:bidi="ar-SA"/>
         </w:rPr>
@@ -2194,7 +2194,7 @@
     </w:p>
     <w:p>
       <w:pPr>
-        <w:pStyle w:val="Texto"/>
+        <w:pStyle w:val="Textouser"/>
         <w:rPr>
           <w:lang w:val="pt-BR" w:eastAsia="pt-BR" w:bidi="ar-SA"/>
         </w:rPr>
@@ -2208,7 +2208,7 @@
     </w:p>
     <w:p>
       <w:pPr>
-        <w:pStyle w:val="Texto"/>
+        <w:pStyle w:val="Textouser"/>
         <w:rPr>
           <w:lang w:val="pt-BR" w:eastAsia="pt-BR" w:bidi="ar-SA"/>
         </w:rPr>
@@ -2222,7 +2222,7 @@
     </w:p>
     <w:p>
       <w:pPr>
-        <w:pStyle w:val="Texto"/>
+        <w:pStyle w:val="Textouser"/>
         <w:rPr>
           <w:lang w:val="pt-BR" w:eastAsia="pt-BR" w:bidi="ar-SA"/>
         </w:rPr>
@@ -2236,66 +2236,169 @@
     </w:p>
     <w:p>
       <w:pPr>
-        <w:pStyle w:val="Texto"/>
-        <w:rPr>
-          <w:lang w:val="pt-BR" w:eastAsia="pt-BR" w:bidi="ar-SA"/>
-        </w:rPr>
-      </w:pPr>
-      <w:r>
-        <w:rPr>
-          <w:lang w:val="pt-BR" w:eastAsia="pt-BR" w:bidi="ar-SA"/>
-        </w:rPr>
+        <w:pStyle w:val="Textouser"/>
+        <w:rPr>
+          <w:lang w:val="pt-BR" w:eastAsia="pt-BR" w:bidi="ar-SA"/>
+        </w:rPr>
+      </w:pPr>
+      <w:r>
+        <w:rPr>
+          <w:lang w:val="pt-BR" w:eastAsia="pt-BR" w:bidi="ar-SA"/>
+        </w:rPr>
+      </w:r>
+    </w:p>
+    <w:p>
+      <w:pPr>
+        <w:pStyle w:val="Textouser"/>
+        <w:rPr>
+          <w:lang w:val="pt-BR" w:eastAsia="pt-BR" w:bidi="ar-SA"/>
+        </w:rPr>
+      </w:pPr>
+      <w:r>
+        <w:rPr>
+          <w:b/>
+          <w:lang w:val="pt-BR" w:eastAsia="pt-BR" w:bidi="ar-SA"/>
+        </w:rPr>
+        <w:t xml:space="preserve">4 </w:t>
+      </w:r>
+      <w:r>
+        <w:rPr>
+          <w:b/>
+          <w:lang w:val="pt-BR" w:eastAsia="pt-BR" w:bidi="ar-SA"/>
+        </w:rPr>
+        <w:t>Porque o projeto não foi usado nas pirâmides posteriores(Khefren e Miquerinos)</w:t>
+      </w:r>
+    </w:p>
+    <w:p>
+      <w:pPr>
+        <w:pStyle w:val="Textouser"/>
+        <w:bidi w:val="0"/>
+        <w:rPr>
+          <w:lang w:val="pt-BR" w:eastAsia="pt-BR" w:bidi="ar-SA"/>
+        </w:rPr>
+      </w:pPr>
+      <w:r>
+        <w:rPr/>
         <w:t>-</w:t>
       </w:r>
-    </w:p>
-    <w:p>
-      <w:pPr>
-        <w:pStyle w:val="Texto"/>
-        <w:rPr>
-          <w:lang w:val="pt-BR" w:eastAsia="pt-BR" w:bidi="ar-SA"/>
-        </w:rPr>
-      </w:pPr>
-      <w:r>
-        <w:rPr>
-          <w:lang w:val="pt-BR" w:eastAsia="pt-BR" w:bidi="ar-SA"/>
-        </w:rPr>
-      </w:r>
-    </w:p>
-    <w:p>
-      <w:pPr>
-        <w:pStyle w:val="Texto"/>
-        <w:rPr>
-          <w:b/>
-        </w:rPr>
-      </w:pPr>
-      <w:r>
-        <w:rPr>
-          <w:b/>
-        </w:rPr>
-        <w:t>4</w:t>
-      </w:r>
-      <w:r>
-        <w:rPr>
-          <w:b/>
-        </w:rPr>
-        <w:t xml:space="preserve"> </w:t>
-      </w:r>
-      <w:r>
-        <w:rPr>
-          <w:b/>
-        </w:rPr>
-        <w:t>Conclusão</w:t>
-      </w:r>
-    </w:p>
-    <w:p>
-      <w:pPr>
-        <w:pStyle w:val="Texto"/>
+      <w:r>
+        <w:rPr/>
+        <w:t>Complexidade do projeto, para cavar um poço que encontre solo húmido é necessário cavar profundamente necessitando de rampas compridas, além da enorme complexidade em colocar dutos de ar e salas no interior da pirâmide e por fim, dificuldade em fazer a conexão elétrica.</w:t>
+      </w:r>
+    </w:p>
+    <w:p>
+      <w:pPr>
+        <w:pStyle w:val="Textouser"/>
         <w:bidi w:val="0"/>
         <w:rPr>
           <w:lang w:val="pt-BR" w:eastAsia="pt-BR" w:bidi="ar-SA"/>
         </w:rPr>
       </w:pPr>
       <w:r>
+        <w:rPr/>
+        <w:t>-</w:t>
+      </w:r>
+      <w:r>
+        <w:rPr/>
+        <w:t>Diminuição da necessidade de um para-raio na edificação devido a mudança no clima da região.</w:t>
+      </w:r>
+    </w:p>
+    <w:p>
+      <w:pPr>
+        <w:pStyle w:val="Textouser"/>
+        <w:rPr>
+          <w:lang w:val="pt-BR" w:eastAsia="pt-BR" w:bidi="ar-SA"/>
+        </w:rPr>
+      </w:pPr>
+      <w:r>
+        <w:rPr>
+          <w:lang w:val="pt-BR" w:eastAsia="pt-BR" w:bidi="ar-SA"/>
+        </w:rPr>
+        <w:t>-</w:t>
+      </w:r>
+      <w:r>
+        <w:rPr>
+          <w:lang w:val="pt-BR" w:eastAsia="pt-BR" w:bidi="ar-SA"/>
+        </w:rPr>
+        <w:t>Custo elevado do projeto, uma vez que o piramidium é feito provavelmente de electrum e não com apenas uma fina camada de ouro ou electrum cobrindo a pedra, fora o cobre no interior da edificação.</w:t>
+      </w:r>
+    </w:p>
+    <w:p>
+      <w:pPr>
+        <w:pStyle w:val="Textouser"/>
+        <w:rPr>
+          <w:lang w:val="pt-BR" w:eastAsia="pt-BR" w:bidi="ar-SA"/>
+        </w:rPr>
+      </w:pPr>
+      <w:r>
+        <w:rPr>
+          <w:lang w:val="pt-BR" w:eastAsia="pt-BR" w:bidi="ar-SA"/>
+        </w:rPr>
+        <w:t>-Caso haja mais pontos de proteção da edificação, os custos e complexidade aumentaram...</w:t>
+      </w:r>
+    </w:p>
+    <w:p>
+      <w:pPr>
+        <w:pStyle w:val="Textouser"/>
+        <w:rPr>
+          <w:lang w:val="pt-BR" w:eastAsia="pt-BR" w:bidi="ar-SA"/>
+        </w:rPr>
+      </w:pPr>
+      <w:r>
+        <w:rPr>
+          <w:lang w:val="pt-BR" w:eastAsia="pt-BR" w:bidi="ar-SA"/>
+        </w:rPr>
+        <w:t>-</w:t>
+      </w:r>
+      <w:r>
+        <w:rPr>
+          <w:lang w:val="pt-BR" w:eastAsia="pt-BR" w:bidi="ar-SA"/>
+        </w:rPr>
+        <w:t>Se somente havia o Piramidium protegendo a edificação, grande parte das laterias da pirâmide continuariam vulneráveis</w:t>
+      </w:r>
+    </w:p>
+    <w:p>
+      <w:pPr>
+        <w:pStyle w:val="Textouser"/>
+        <w:rPr>
+          <w:lang w:val="pt-BR" w:eastAsia="pt-BR" w:bidi="ar-SA"/>
+        </w:rPr>
+      </w:pPr>
+      <w:r>
+        <w:rPr>
+          <w:lang w:val="pt-BR" w:eastAsia="pt-BR" w:bidi="ar-SA"/>
+        </w:rPr>
+      </w:r>
+    </w:p>
+    <w:p>
+      <w:pPr>
+        <w:pStyle w:val="Textouser"/>
+        <w:rPr>
+          <w:b/>
+        </w:rPr>
+      </w:pPr>
+      <w:r>
+        <w:rPr>
+          <w:b/>
+        </w:rPr>
+        <w:t>5</w:t>
+      </w:r>
+      <w:r>
+        <w:rPr>
+          <w:b/>
+        </w:rPr>
+        <w:t xml:space="preserve"> Conclusão</w:t>
+      </w:r>
+    </w:p>
+    <w:p>
+      <w:pPr>
+        <w:pStyle w:val="Textouser"/>
+        <w:bidi w:val="0"/>
+        <w:rPr>
+          <w:lang w:val="pt-BR" w:eastAsia="pt-BR" w:bidi="ar-SA"/>
+        </w:rPr>
+      </w:pPr>
+      <w:r>
         <w:rPr>
           <w:lang w:val="pt-BR" w:eastAsia="pt-BR" w:bidi="ar-SA"/>
         </w:rPr>
@@ -2304,7 +2407,7 @@
     </w:p>
     <w:p>
       <w:pPr>
-        <w:pStyle w:val="Texto"/>
+        <w:pStyle w:val="Textouser"/>
         <w:bidi w:val="0"/>
         <w:rPr>
           <w:lang w:val="pt-BR" w:eastAsia="pt-BR" w:bidi="ar-SA"/>
@@ -2319,7 +2422,7 @@
     </w:p>
     <w:p>
       <w:pPr>
-        <w:pStyle w:val="Texto"/>
+        <w:pStyle w:val="Textouser"/>
         <w:bidi w:val="0"/>
         <w:rPr>
           <w:lang w:val="pt-BR" w:eastAsia="pt-BR" w:bidi="ar-SA"/>
@@ -2333,7 +2436,7 @@
     </w:p>
     <w:p>
       <w:pPr>
-        <w:pStyle w:val="Texto"/>
+        <w:pStyle w:val="Textouser"/>
         <w:bidi w:val="0"/>
         <w:rPr>
           <w:lang w:val="pt-BR" w:eastAsia="pt-BR" w:bidi="ar-SA"/>
@@ -2347,7 +2450,7 @@
     </w:p>
     <w:p>
       <w:pPr>
-        <w:pStyle w:val="Texto"/>
+        <w:pStyle w:val="Textouser"/>
         <w:bidi w:val="0"/>
         <w:rPr>
           <w:lang w:val="pt-BR" w:eastAsia="pt-BR" w:bidi="ar-SA"/>
@@ -2361,7 +2464,7 @@
     </w:p>
     <w:p>
       <w:pPr>
-        <w:pStyle w:val="Texto"/>
+        <w:pStyle w:val="Textouser"/>
         <w:bidi w:val="0"/>
         <w:rPr>
           <w:lang w:val="pt-BR" w:eastAsia="pt-BR" w:bidi="ar-SA"/>
@@ -2375,7 +2478,7 @@
     </w:p>
     <w:p>
       <w:pPr>
-        <w:pStyle w:val="Texto"/>
+        <w:pStyle w:val="Textouser"/>
         <w:bidi w:val="0"/>
         <w:rPr>
           <w:lang w:val="pt-BR" w:eastAsia="pt-BR" w:bidi="ar-SA"/>
@@ -2389,7 +2492,7 @@
     </w:p>
     <w:p>
       <w:pPr>
-        <w:pStyle w:val="Texto"/>
+        <w:pStyle w:val="Textouser"/>
         <w:bidi w:val="0"/>
         <w:rPr>
           <w:lang w:val="pt-BR" w:eastAsia="pt-BR" w:bidi="ar-SA"/>
@@ -2403,7 +2506,7 @@
     </w:p>
     <w:p>
       <w:pPr>
-        <w:pStyle w:val="Texto"/>
+        <w:pStyle w:val="Textouser"/>
         <w:bidi w:val="0"/>
         <w:rPr>
           <w:lang w:val="pt-BR" w:eastAsia="pt-BR" w:bidi="ar-SA"/>
@@ -2417,7 +2520,7 @@
     </w:p>
     <w:p>
       <w:pPr>
-        <w:pStyle w:val="Texto"/>
+        <w:pStyle w:val="Textouser"/>
         <w:bidi w:val="0"/>
         <w:rPr>
           <w:lang w:val="pt-BR" w:eastAsia="pt-BR" w:bidi="ar-SA"/>
@@ -2431,59 +2534,47 @@
     </w:p>
     <w:p>
       <w:pPr>
-        <w:pStyle w:val="Texto"/>
-        <w:rPr>
-          <w:lang w:val="pt-BR" w:eastAsia="pt-BR" w:bidi="ar-SA"/>
-        </w:rPr>
-      </w:pPr>
-      <w:r>
-        <w:rPr>
-          <w:lang w:val="pt-BR" w:eastAsia="pt-BR" w:bidi="ar-SA"/>
-        </w:rPr>
-      </w:r>
-    </w:p>
-    <w:p>
-      <w:pPr>
-        <w:pStyle w:val="Texto"/>
-        <w:rPr>
-          <w:b/>
-        </w:rPr>
-      </w:pPr>
-      <w:r>
-        <w:rPr>
-          <w:b/>
-        </w:rPr>
-        <w:t>5</w:t>
-      </w:r>
-      <w:r>
-        <w:rPr>
-          <w:b/>
-        </w:rPr>
-        <w:t xml:space="preserve"> </w:t>
-      </w:r>
-      <w:r>
-        <w:rPr>
-          <w:b/>
-        </w:rPr>
-        <w:t>Fontes</w:t>
-      </w:r>
-    </w:p>
-    <w:p>
-      <w:pPr>
-        <w:pStyle w:val="Texto"/>
-        <w:rPr>
-          <w:lang w:val="pt-BR" w:eastAsia="pt-BR" w:bidi="ar-SA"/>
-        </w:rPr>
-      </w:pPr>
-      <w:r>
-        <w:rPr>
-          <w:lang w:val="pt-BR" w:eastAsia="pt-BR" w:bidi="ar-SA"/>
-        </w:rPr>
-      </w:r>
-    </w:p>
-    <w:p>
-      <w:pPr>
-        <w:pStyle w:val="Texto"/>
+        <w:pStyle w:val="Textouser"/>
+        <w:rPr>
+          <w:lang w:val="pt-BR" w:eastAsia="pt-BR" w:bidi="ar-SA"/>
+        </w:rPr>
+      </w:pPr>
+      <w:r>
+        <w:rPr>
+          <w:lang w:val="pt-BR" w:eastAsia="pt-BR" w:bidi="ar-SA"/>
+        </w:rPr>
+      </w:r>
+    </w:p>
+    <w:p>
+      <w:pPr>
+        <w:pStyle w:val="Textouser"/>
+        <w:rPr>
+          <w:b/>
+        </w:rPr>
+      </w:pPr>
+      <w:r>
+        <w:rPr>
+          <w:b/>
+        </w:rPr>
+        <w:t>5 Fontes</w:t>
+      </w:r>
+    </w:p>
+    <w:p>
+      <w:pPr>
+        <w:pStyle w:val="Textouser"/>
+        <w:rPr>
+          <w:lang w:val="pt-BR" w:eastAsia="pt-BR" w:bidi="ar-SA"/>
+        </w:rPr>
+      </w:pPr>
+      <w:r>
+        <w:rPr>
+          <w:lang w:val="pt-BR" w:eastAsia="pt-BR" w:bidi="ar-SA"/>
+        </w:rPr>
+      </w:r>
+    </w:p>
+    <w:p>
+      <w:pPr>
+        <w:pStyle w:val="Textouser"/>
         <w:ind w:hanging="0" w:left="0"/>
         <w:rPr>
           <w:lang w:val="pt-BR" w:eastAsia="pt-BR" w:bidi="ar-SA"/>
@@ -2498,7 +2589,7 @@
     </w:p>
     <w:p>
       <w:pPr>
-        <w:pStyle w:val="Texto"/>
+        <w:pStyle w:val="Textouser"/>
         <w:ind w:hanging="0" w:left="0"/>
         <w:rPr>
           <w:lang w:val="pt-BR" w:eastAsia="pt-BR" w:bidi="ar-SA"/>
@@ -2516,7 +2607,7 @@
     </w:p>
     <w:p>
       <w:pPr>
-        <w:pStyle w:val="Texto"/>
+        <w:pStyle w:val="Textouser"/>
         <w:ind w:hanging="0" w:left="0"/>
         <w:rPr>
           <w:lang w:val="pt-BR" w:eastAsia="pt-BR" w:bidi="ar-SA"/>
@@ -2530,7 +2621,7 @@
     </w:p>
     <w:p>
       <w:pPr>
-        <w:pStyle w:val="Texto"/>
+        <w:pStyle w:val="Textouser"/>
         <w:ind w:hanging="0" w:left="0"/>
         <w:rPr>
           <w:lang w:val="pt-BR" w:eastAsia="pt-BR" w:bidi="ar-SA"/>
@@ -2545,7 +2636,7 @@
     </w:p>
     <w:p>
       <w:pPr>
-        <w:pStyle w:val="Texto"/>
+        <w:pStyle w:val="Textouser"/>
         <w:ind w:hanging="0" w:left="0"/>
         <w:rPr>
           <w:lang w:val="pt-BR" w:eastAsia="pt-BR" w:bidi="ar-SA"/>
@@ -2560,7 +2651,7 @@
     </w:p>
     <w:p>
       <w:pPr>
-        <w:pStyle w:val="Texto"/>
+        <w:pStyle w:val="Textouser"/>
         <w:ind w:hanging="0" w:left="0"/>
         <w:rPr>
           <w:lang w:val="pt-BR" w:eastAsia="pt-BR" w:bidi="ar-SA"/>
@@ -2574,7 +2665,7 @@
     </w:p>
     <w:p>
       <w:pPr>
-        <w:pStyle w:val="Texto"/>
+        <w:pStyle w:val="Textouser"/>
         <w:ind w:hanging="0" w:left="0"/>
         <w:rPr>
           <w:lang w:val="pt-BR" w:eastAsia="pt-BR" w:bidi="ar-SA"/>
@@ -2589,7 +2680,7 @@
     </w:p>
     <w:p>
       <w:pPr>
-        <w:pStyle w:val="Texto"/>
+        <w:pStyle w:val="Textouser"/>
         <w:ind w:hanging="0" w:left="0"/>
         <w:rPr>
           <w:lang w:val="pt-BR" w:eastAsia="pt-BR" w:bidi="ar-SA"/>
@@ -2607,7 +2698,7 @@
     </w:p>
     <w:p>
       <w:pPr>
-        <w:pStyle w:val="Texto"/>
+        <w:pStyle w:val="Textouser"/>
         <w:ind w:hanging="0" w:left="0"/>
         <w:rPr>
           <w:lang w:val="pt-BR" w:eastAsia="pt-BR" w:bidi="ar-SA"/>
@@ -2621,7 +2712,7 @@
     </w:p>
     <w:p>
       <w:pPr>
-        <w:pStyle w:val="Texto"/>
+        <w:pStyle w:val="Textouser"/>
         <w:ind w:hanging="0" w:left="0"/>
         <w:rPr>
           <w:lang w:val="pt-BR" w:eastAsia="pt-BR" w:bidi="ar-SA"/>
@@ -2636,7 +2727,7 @@
     </w:p>
     <w:p>
       <w:pPr>
-        <w:pStyle w:val="Texto"/>
+        <w:pStyle w:val="Textouser"/>
         <w:ind w:hanging="0" w:left="0"/>
         <w:rPr>
           <w:lang w:val="pt-BR" w:eastAsia="pt-BR" w:bidi="ar-SA"/>
@@ -2651,7 +2742,7 @@
     </w:p>
     <w:p>
       <w:pPr>
-        <w:pStyle w:val="Texto"/>
+        <w:pStyle w:val="Textouser"/>
         <w:ind w:hanging="0" w:left="0"/>
         <w:rPr>
           <w:lang w:val="pt-BR" w:eastAsia="pt-BR" w:bidi="ar-SA"/>
@@ -2665,7 +2756,7 @@
     </w:p>
     <w:p>
       <w:pPr>
-        <w:pStyle w:val="Texto"/>
+        <w:pStyle w:val="Textouser"/>
         <w:ind w:hanging="0" w:left="0"/>
         <w:rPr>
           <w:lang w:val="pt-BR" w:eastAsia="pt-BR" w:bidi="ar-SA"/>
@@ -2680,7 +2771,7 @@
     </w:p>
     <w:p>
       <w:pPr>
-        <w:pStyle w:val="Texto"/>
+        <w:pStyle w:val="Textouser"/>
         <w:ind w:hanging="0" w:left="0"/>
         <w:rPr>
           <w:lang w:val="pt-BR" w:eastAsia="pt-BR" w:bidi="ar-SA"/>
@@ -2698,7 +2789,7 @@
     </w:p>
     <w:p>
       <w:pPr>
-        <w:pStyle w:val="Texto"/>
+        <w:pStyle w:val="Textouser"/>
         <w:ind w:hanging="0" w:left="0"/>
         <w:rPr>
           <w:lang w:val="pt-BR" w:eastAsia="pt-BR" w:bidi="ar-SA"/>
@@ -2712,7 +2803,7 @@
     </w:p>
     <w:p>
       <w:pPr>
-        <w:pStyle w:val="Texto"/>
+        <w:pStyle w:val="Textouser"/>
         <w:ind w:hanging="0" w:left="0"/>
         <w:rPr>
           <w:lang w:val="pt-BR" w:eastAsia="pt-BR" w:bidi="ar-SA"/>
@@ -2789,7 +2880,7 @@
       <w:rPr>
         <w:sz w:val="22"/>
       </w:rPr>
-      <w:t>13</w:t>
+      <w:t>14</w:t>
     </w:r>
     <w:r>
       <w:rPr>
@@ -2833,7 +2924,7 @@
       <w:rPr>
         <w:sz w:val="22"/>
       </w:rPr>
-      <w:t>13</w:t>
+      <w:t>14</w:t>
     </w:r>
     <w:r>
       <w:rPr>
@@ -3291,7 +3382,7 @@
     <w:pPr>
       <w:widowControl/>
       <w:suppressAutoHyphens w:val="true"/>
-      <w:overflowPunct w:val="true"/>
+      <w:overflowPunct w:val="false"/>
       <w:bidi w:val="0"/>
       <w:spacing w:before="0" w:after="0"/>
       <w:jc w:val="left"/>
@@ -3307,7 +3398,7 @@
   </w:style>
   <w:style w:type="paragraph" w:styleId="Heading1">
     <w:name w:val="heading 1"/>
-    <w:basedOn w:val="Ttulouser"/>
+    <w:basedOn w:val="Ttulo"/>
     <w:next w:val="BodyText"/>
     <w:qFormat/>
     <w:pPr>
@@ -3394,15 +3485,15 @@
       <w:vertAlign w:val="superscript"/>
     </w:rPr>
   </w:style>
+  <w:style w:type="character" w:styleId="Caracteresdenotaderodap">
+    <w:name w:val="Caracteres de nota de rodapé"/>
+    <w:qFormat/>
+    <w:rPr>
+      <w:vertAlign w:val="superscript"/>
+    </w:rPr>
+  </w:style>
   <w:style w:type="character" w:styleId="Caracteresdenotaderodapuser">
     <w:name w:val="Caracteres de nota de rodapé (user)"/>
-    <w:qFormat/>
-    <w:rPr>
-      <w:vertAlign w:val="superscript"/>
-    </w:rPr>
-  </w:style>
-  <w:style w:type="character" w:styleId="Caracteresdenotaderodap">
-    <w:name w:val="Caracteres de nota de rodapé"/>
     <w:qFormat/>
     <w:rPr>
       <w:vertAlign w:val="superscript"/>
@@ -3429,15 +3520,15 @@
       <w:vertAlign w:val="superscript"/>
     </w:rPr>
   </w:style>
+  <w:style w:type="character" w:styleId="Caracteresdenotadefim">
+    <w:name w:val="Caracteres de nota de fim"/>
+    <w:qFormat/>
+    <w:rPr>
+      <w:vertAlign w:val="superscript"/>
+    </w:rPr>
+  </w:style>
   <w:style w:type="character" w:styleId="Caracteresdenotadefimuser">
     <w:name w:val="Caracteres de nota de fim (user)"/>
-    <w:qFormat/>
-    <w:rPr>
-      <w:vertAlign w:val="superscript"/>
-    </w:rPr>
-  </w:style>
-  <w:style w:type="character" w:styleId="Caracteresdenotadefim">
-    <w:name w:val="Caracteres de nota de fim"/>
     <w:qFormat/>
     <w:rPr>
       <w:vertAlign w:val="superscript"/>
@@ -3527,8 +3618,8 @@
       <w:lang w:val="pt-PT"/>
     </w:rPr>
   </w:style>
-  <w:style w:type="character" w:styleId="Smbolosdenumeraouser">
-    <w:name w:val="Símbolos de numeração (user)"/>
+  <w:style w:type="character" w:styleId="Smbolosdenumerao">
+    <w:name w:val="Símbolos de numeração"/>
     <w:rPr/>
   </w:style>
   <w:style w:type="paragraph" w:styleId="Ttulo">
@@ -3541,7 +3632,7 @@
       <w:spacing w:before="240" w:after="120"/>
     </w:pPr>
     <w:rPr>
-      <w:rFonts w:ascii="Liberation Sans" w:hAnsi="Liberation Sans" w:eastAsia="Microsoft YaHei" w:cs="Arial"/>
+      <w:rFonts w:ascii="Liberation Sans" w:hAnsi="Liberation Sans" w:eastAsia="Tahoma" w:cs="FreeSans"/>
       <w:sz w:val="28"/>
       <w:szCs w:val="28"/>
     </w:rPr>
@@ -3586,7 +3677,7 @@
       <w:suppressLineNumbers/>
     </w:pPr>
     <w:rPr>
-      <w:rFonts w:cs="Arial"/>
+      <w:rFonts w:cs="FreeSans"/>
     </w:rPr>
   </w:style>
   <w:style w:type="paragraph" w:styleId="Ttulouser">
@@ -3599,7 +3690,7 @@
       <w:spacing w:before="240" w:after="120"/>
     </w:pPr>
     <w:rPr>
-      <w:rFonts w:ascii="Liberation Sans" w:hAnsi="Liberation Sans" w:eastAsia="Tahoma" w:cs="FreeSans"/>
+      <w:rFonts w:ascii="Liberation Sans" w:hAnsi="Liberation Sans" w:eastAsia="Microsoft YaHei" w:cs="Arial"/>
       <w:sz w:val="28"/>
       <w:szCs w:val="28"/>
     </w:rPr>
@@ -3612,11 +3703,11 @@
       <w:suppressLineNumbers/>
     </w:pPr>
     <w:rPr>
-      <w:rFonts w:cs="FreeSans"/>
-    </w:rPr>
-  </w:style>
-  <w:style w:type="paragraph" w:styleId="Figura">
-    <w:name w:val="Figura"/>
+      <w:rFonts w:cs="Arial"/>
+    </w:rPr>
+  </w:style>
+  <w:style w:type="paragraph" w:styleId="Figurauser">
+    <w:name w:val="Figura (user)"/>
     <w:basedOn w:val="BodyText"/>
     <w:next w:val="Caption"/>
     <w:qFormat/>
@@ -3645,15 +3736,15 @@
       <w:lang w:val="it-IT"/>
     </w:rPr>
   </w:style>
+  <w:style w:type="paragraph" w:styleId="Cabealhoerodap">
+    <w:name w:val="Cabeçalho e rodapé"/>
+    <w:basedOn w:val="Normal"/>
+    <w:qFormat/>
+    <w:pPr/>
+    <w:rPr/>
+  </w:style>
   <w:style w:type="paragraph" w:styleId="Cabealhoerodapuser">
     <w:name w:val="Cabeçalho e rodapé (user)"/>
-    <w:basedOn w:val="Normal"/>
-    <w:qFormat/>
-    <w:pPr/>
-    <w:rPr/>
-  </w:style>
-  <w:style w:type="paragraph" w:styleId="Cabealhoerodap">
-    <w:name w:val="Cabeçalho e rodapé"/>
     <w:basedOn w:val="Normal"/>
     <w:qFormat/>
     <w:pPr/>
@@ -3924,7 +4015,7 @@
     <w:pPr>
       <w:widowControl/>
       <w:suppressAutoHyphens w:val="true"/>
-      <w:overflowPunct w:val="true"/>
+      <w:overflowPunct w:val="false"/>
       <w:bidi w:val="0"/>
       <w:spacing w:before="0" w:after="0"/>
       <w:jc w:val="left"/>
@@ -3938,8 +4029,8 @@
       <w:lang w:val="pt-PT" w:eastAsia="pt-BR" w:bidi="ar-SA"/>
     </w:rPr>
   </w:style>
-  <w:style w:type="paragraph" w:styleId="Texto">
-    <w:name w:val="Texto"/>
+  <w:style w:type="paragraph" w:styleId="Textouser">
+    <w:name w:val="Texto (user)"/>
     <w:basedOn w:val="CEAVIPRIMEIROPARAGRAFO"/>
     <w:link w:val="TextoChar"/>
     <w:qFormat/>
@@ -3952,8 +4043,8 @@
       <w:color w:themeColor="dark1" w:val="000000"/>
     </w:rPr>
   </w:style>
-  <w:style w:type="paragraph" w:styleId="Contedodatabelauser">
-    <w:name w:val="Conteúdo da tabela (user)"/>
+  <w:style w:type="paragraph" w:styleId="Contedodatabela">
+    <w:name w:val="Conteúdo da tabela"/>
     <w:basedOn w:val="Normal"/>
     <w:qFormat/>
     <w:pPr>
@@ -3962,15 +4053,15 @@
     </w:pPr>
     <w:rPr/>
   </w:style>
-  <w:style w:type="paragraph" w:styleId="Textouser">
-    <w:name w:val="Texto (user)"/>
+  <w:style w:type="paragraph" w:styleId="Texto">
+    <w:name w:val="Texto"/>
     <w:basedOn w:val="Caption"/>
     <w:qFormat/>
     <w:pPr/>
     <w:rPr/>
   </w:style>
-  <w:style w:type="numbering" w:styleId="Semlistauser">
-    <w:name w:val="Sem lista (user)"/>
+  <w:style w:type="numbering" w:styleId="Semlista">
+    <w:name w:val="Sem lista"/>
     <w:qFormat/>
   </w:style>
 </w:styles>

--- a/The Great Pyramid (Pyramid of Khufu)—perhaps the first structure with a complete lightning protection system.docx
+++ b/The Great Pyramid (Pyramid of Khufu)—perhaps the first structure with a complete lightning protection system.docx
@@ -680,7 +680,7 @@
     </w:p>
     <w:p>
       <w:pPr>
-        <w:pStyle w:val="Textouser"/>
+        <w:pStyle w:val="Texto"/>
         <w:rPr>
           <w:lang w:val="pt-BR" w:eastAsia="pt-BR" w:bidi="ar-SA"/>
         </w:rPr>
@@ -694,7 +694,7 @@
     </w:p>
     <w:p>
       <w:pPr>
-        <w:pStyle w:val="Textouser"/>
+        <w:pStyle w:val="Texto"/>
         <w:rPr>
           <w:lang w:val="pt-BR" w:eastAsia="pt-BR" w:bidi="ar-SA"/>
         </w:rPr>
@@ -708,7 +708,7 @@
     </w:p>
     <w:p>
       <w:pPr>
-        <w:pStyle w:val="Textouser"/>
+        <w:pStyle w:val="Texto"/>
         <w:rPr/>
       </w:pPr>
       <w:r>
@@ -718,7 +718,7 @@
     </w:p>
     <w:p>
       <w:pPr>
-        <w:pStyle w:val="Textouser"/>
+        <w:pStyle w:val="Texto"/>
         <w:rPr/>
       </w:pPr>
       <w:r>
@@ -728,16 +728,16 @@
     </w:p>
     <w:p>
       <w:pPr>
-        <w:pStyle w:val="Textouser"/>
-        <w:rPr/>
-      </w:pPr>
-      <w:r>
-        <w:rPr/>
-      </w:r>
-    </w:p>
-    <w:p>
-      <w:pPr>
-        <w:pStyle w:val="Textouser"/>
+        <w:pStyle w:val="Texto"/>
+        <w:rPr/>
+      </w:pPr>
+      <w:r>
+        <w:rPr/>
+      </w:r>
+    </w:p>
+    <w:p>
+      <w:pPr>
+        <w:pStyle w:val="Texto"/>
         <w:rPr/>
       </w:pPr>
       <w:r>
@@ -762,7 +762,7 @@
     </w:p>
     <w:p>
       <w:pPr>
-        <w:pStyle w:val="Textouser"/>
+        <w:pStyle w:val="Texto"/>
         <w:rPr>
           <w:b/>
         </w:rPr>
@@ -776,7 +776,7 @@
     </w:p>
     <w:p>
       <w:pPr>
-        <w:pStyle w:val="Textouser"/>
+        <w:pStyle w:val="Texto"/>
         <w:rPr>
           <w:lang w:val="pt-BR" w:eastAsia="pt-BR" w:bidi="ar-SA"/>
         </w:rPr>
@@ -790,7 +790,7 @@
     </w:p>
     <w:p>
       <w:pPr>
-        <w:pStyle w:val="Textouser"/>
+        <w:pStyle w:val="Texto"/>
         <w:ind w:hanging="0" w:left="0"/>
         <w:rPr/>
       </w:pPr>
@@ -802,16 +802,16 @@
     </w:p>
     <w:p>
       <w:pPr>
-        <w:pStyle w:val="Textouser"/>
-        <w:rPr/>
-      </w:pPr>
-      <w:r>
-        <w:rPr/>
-      </w:r>
-    </w:p>
-    <w:p>
-      <w:pPr>
-        <w:pStyle w:val="Textouser"/>
+        <w:pStyle w:val="Texto"/>
+        <w:rPr/>
+      </w:pPr>
+      <w:r>
+        <w:rPr/>
+      </w:r>
+    </w:p>
+    <w:p>
+      <w:pPr>
+        <w:pStyle w:val="Texto"/>
         <w:rPr>
           <w:b/>
         </w:rPr>
@@ -831,20 +831,20 @@
     </w:p>
     <w:p>
       <w:pPr>
-        <w:pStyle w:val="Textouser"/>
-        <w:rPr>
-          <w:b/>
-        </w:rPr>
-      </w:pPr>
-      <w:r>
-        <w:rPr>
-          <w:b/>
-        </w:rPr>
-      </w:r>
-    </w:p>
-    <w:p>
-      <w:pPr>
-        <w:pStyle w:val="Textouser"/>
+        <w:pStyle w:val="Texto"/>
+        <w:rPr>
+          <w:b/>
+        </w:rPr>
+      </w:pPr>
+      <w:r>
+        <w:rPr>
+          <w:b/>
+        </w:rPr>
+      </w:r>
+    </w:p>
+    <w:p>
+      <w:pPr>
+        <w:pStyle w:val="Texto"/>
         <w:rPr>
           <w:b/>
         </w:rPr>
@@ -903,7 +903,7 @@
     </w:p>
     <w:p>
       <w:pPr>
-        <w:pStyle w:val="Textouser"/>
+        <w:pStyle w:val="Texto"/>
         <w:rPr/>
       </w:pPr>
       <w:r>
@@ -913,7 +913,7 @@
     </w:p>
     <w:p>
       <w:pPr>
-        <w:pStyle w:val="Textouser"/>
+        <w:pStyle w:val="Texto"/>
         <w:rPr/>
       </w:pPr>
       <w:r>
@@ -923,7 +923,7 @@
     </w:p>
     <w:p>
       <w:pPr>
-        <w:pStyle w:val="Textouser"/>
+        <w:pStyle w:val="Texto"/>
         <w:bidi w:val="0"/>
         <w:rPr/>
       </w:pPr>
@@ -934,7 +934,7 @@
     </w:p>
     <w:p>
       <w:pPr>
-        <w:pStyle w:val="Textouser"/>
+        <w:pStyle w:val="Texto"/>
         <w:rPr/>
       </w:pPr>
       <w:r>
@@ -944,7 +944,7 @@
     </w:p>
     <w:p>
       <w:pPr>
-        <w:pStyle w:val="Textouser"/>
+        <w:pStyle w:val="Texto"/>
         <w:rPr/>
       </w:pPr>
       <w:r>
@@ -954,16 +954,16 @@
     </w:p>
     <w:p>
       <w:pPr>
-        <w:pStyle w:val="Textouser"/>
-        <w:rPr/>
-      </w:pPr>
-      <w:r>
-        <w:rPr/>
-      </w:r>
-    </w:p>
-    <w:p>
-      <w:pPr>
-        <w:pStyle w:val="Textouser"/>
+        <w:pStyle w:val="Texto"/>
+        <w:rPr/>
+      </w:pPr>
+      <w:r>
+        <w:rPr/>
+      </w:r>
+    </w:p>
+    <w:p>
+      <w:pPr>
+        <w:pStyle w:val="Texto"/>
         <w:rPr/>
       </w:pPr>
       <w:r>
@@ -1018,16 +1018,16 @@
     </w:p>
     <w:p>
       <w:pPr>
-        <w:pStyle w:val="Textouser"/>
-        <w:rPr/>
-      </w:pPr>
-      <w:r>
-        <w:rPr/>
-      </w:r>
-    </w:p>
-    <w:p>
-      <w:pPr>
-        <w:pStyle w:val="Textouser"/>
+        <w:pStyle w:val="Texto"/>
+        <w:rPr/>
+      </w:pPr>
+      <w:r>
+        <w:rPr/>
+      </w:r>
+    </w:p>
+    <w:p>
+      <w:pPr>
+        <w:pStyle w:val="Texto"/>
         <w:rPr>
           <w:b/>
         </w:rPr>
@@ -1054,7 +1054,7 @@
     </w:p>
     <w:p>
       <w:pPr>
-        <w:pStyle w:val="Textouser"/>
+        <w:pStyle w:val="Texto"/>
         <w:rPr>
           <w:lang w:val="pt-BR" w:eastAsia="pt-BR" w:bidi="ar-SA"/>
         </w:rPr>
@@ -1068,7 +1068,7 @@
     </w:p>
     <w:p>
       <w:pPr>
-        <w:pStyle w:val="Textouser"/>
+        <w:pStyle w:val="Texto"/>
         <w:rPr>
           <w:lang w:val="pt-BR" w:eastAsia="pt-BR" w:bidi="ar-SA"/>
         </w:rPr>
@@ -1082,7 +1082,7 @@
     </w:p>
     <w:p>
       <w:pPr>
-        <w:pStyle w:val="Textouser"/>
+        <w:pStyle w:val="Texto"/>
         <w:ind w:hanging="0" w:left="0"/>
         <w:rPr>
           <w:b/>
@@ -1097,7 +1097,7 @@
     </w:p>
     <w:p>
       <w:pPr>
-        <w:pStyle w:val="Textouser"/>
+        <w:pStyle w:val="Texto"/>
         <w:ind w:hanging="0" w:left="0"/>
         <w:rPr>
           <w:b/>
@@ -1113,7 +1113,7 @@
     </w:p>
     <w:p>
       <w:pPr>
-        <w:pStyle w:val="Textouser"/>
+        <w:pStyle w:val="Texto"/>
         <w:rPr/>
       </w:pPr>
       <w:r>
@@ -1123,7 +1123,7 @@
     </w:p>
     <w:p>
       <w:pPr>
-        <w:pStyle w:val="Textouser"/>
+        <w:pStyle w:val="Texto"/>
         <w:rPr>
           <w:lang w:val="pt-BR" w:eastAsia="pt-BR" w:bidi="ar-SA"/>
         </w:rPr>
@@ -1137,29 +1137,29 @@
     </w:p>
     <w:p>
       <w:pPr>
-        <w:pStyle w:val="Textouser"/>
-        <w:rPr>
-          <w:lang w:val="pt-BR" w:eastAsia="pt-BR" w:bidi="ar-SA"/>
-        </w:rPr>
-      </w:pPr>
-      <w:r>
-        <w:rPr>
-          <w:lang w:val="pt-BR" w:eastAsia="pt-BR" w:bidi="ar-SA"/>
-        </w:rPr>
-      </w:r>
-    </w:p>
-    <w:p>
-      <w:pPr>
-        <w:pStyle w:val="Textouser"/>
-        <w:rPr/>
-      </w:pPr>
-      <w:r>
-        <w:rPr/>
-      </w:r>
-    </w:p>
-    <w:p>
-      <w:pPr>
-        <w:pStyle w:val="Textouser"/>
+        <w:pStyle w:val="Texto"/>
+        <w:rPr>
+          <w:lang w:val="pt-BR" w:eastAsia="pt-BR" w:bidi="ar-SA"/>
+        </w:rPr>
+      </w:pPr>
+      <w:r>
+        <w:rPr>
+          <w:lang w:val="pt-BR" w:eastAsia="pt-BR" w:bidi="ar-SA"/>
+        </w:rPr>
+      </w:r>
+    </w:p>
+    <w:p>
+      <w:pPr>
+        <w:pStyle w:val="Texto"/>
+        <w:rPr/>
+      </w:pPr>
+      <w:r>
+        <w:rPr/>
+      </w:r>
+    </w:p>
+    <w:p>
+      <w:pPr>
+        <w:pStyle w:val="Texto"/>
         <w:rPr>
           <w:lang w:val="pt-BR" w:eastAsia="pt-BR" w:bidi="ar-SA"/>
         </w:rPr>
@@ -1174,7 +1174,7 @@
     </w:p>
     <w:p>
       <w:pPr>
-        <w:pStyle w:val="Textouser"/>
+        <w:pStyle w:val="Texto"/>
         <w:rPr>
           <w:b w:val="false"/>
           <w:bCs w:val="false"/>
@@ -1192,7 +1192,7 @@
     </w:p>
     <w:p>
       <w:pPr>
-        <w:pStyle w:val="Textouser"/>
+        <w:pStyle w:val="Texto"/>
         <w:rPr>
           <w:b w:val="false"/>
           <w:bCs w:val="false"/>
@@ -1209,7 +1209,7 @@
     </w:p>
     <w:p>
       <w:pPr>
-        <w:pStyle w:val="Textouser"/>
+        <w:pStyle w:val="Texto"/>
         <w:rPr>
           <w:b w:val="false"/>
           <w:bCs w:val="false"/>
@@ -1272,7 +1272,7 @@
     </w:p>
     <w:p>
       <w:pPr>
-        <w:pStyle w:val="Textouser"/>
+        <w:pStyle w:val="Texto"/>
         <w:rPr>
           <w:b w:val="false"/>
           <w:bCs w:val="false"/>
@@ -1289,7 +1289,7 @@
     </w:p>
     <w:p>
       <w:pPr>
-        <w:pStyle w:val="Textouser"/>
+        <w:pStyle w:val="Texto"/>
         <w:rPr>
           <w:b/>
         </w:rPr>
@@ -1303,7 +1303,7 @@
     </w:p>
     <w:p>
       <w:pPr>
-        <w:pStyle w:val="Textouser"/>
+        <w:pStyle w:val="Texto"/>
         <w:numPr>
           <w:ilvl w:val="0"/>
           <w:numId w:val="2"/>
@@ -1325,7 +1325,7 @@
     </w:p>
     <w:p>
       <w:pPr>
-        <w:pStyle w:val="Textouser"/>
+        <w:pStyle w:val="Texto"/>
         <w:rPr>
           <w:b w:val="false"/>
           <w:bCs w:val="false"/>
@@ -1342,7 +1342,7 @@
     </w:p>
     <w:p>
       <w:pPr>
-        <w:pStyle w:val="Textouser"/>
+        <w:pStyle w:val="Texto"/>
         <w:rPr>
           <w:lang w:val="pt-BR" w:eastAsia="pt-BR" w:bidi="ar-SA"/>
         </w:rPr>
@@ -1357,7 +1357,7 @@
     </w:p>
     <w:p>
       <w:pPr>
-        <w:pStyle w:val="Textouser"/>
+        <w:pStyle w:val="Texto"/>
         <w:bidi w:val="0"/>
         <w:rPr>
           <w:lang w:val="pt-BR" w:eastAsia="pt-BR" w:bidi="ar-SA"/>
@@ -1376,20 +1376,20 @@
     </w:p>
     <w:p>
       <w:pPr>
-        <w:pStyle w:val="Textouser"/>
-        <w:rPr>
-          <w:lang w:val="pt-BR" w:eastAsia="pt-BR" w:bidi="ar-SA"/>
-        </w:rPr>
-      </w:pPr>
-      <w:r>
-        <w:rPr>
-          <w:lang w:val="pt-BR" w:eastAsia="pt-BR" w:bidi="ar-SA"/>
-        </w:rPr>
-      </w:r>
-    </w:p>
-    <w:p>
-      <w:pPr>
-        <w:pStyle w:val="Textouser"/>
+        <w:pStyle w:val="Texto"/>
+        <w:rPr>
+          <w:lang w:val="pt-BR" w:eastAsia="pt-BR" w:bidi="ar-SA"/>
+        </w:rPr>
+      </w:pPr>
+      <w:r>
+        <w:rPr>
+          <w:lang w:val="pt-BR" w:eastAsia="pt-BR" w:bidi="ar-SA"/>
+        </w:rPr>
+      </w:r>
+    </w:p>
+    <w:p>
+      <w:pPr>
+        <w:pStyle w:val="Texto"/>
         <w:rPr>
           <w:lang w:val="pt-BR" w:eastAsia="pt-BR" w:bidi="ar-SA"/>
         </w:rPr>
@@ -1404,7 +1404,7 @@
     </w:p>
     <w:p>
       <w:pPr>
-        <w:pStyle w:val="Textouser"/>
+        <w:pStyle w:val="Texto"/>
         <w:rPr>
           <w:lang w:val="pt-BR" w:eastAsia="pt-BR" w:bidi="ar-SA"/>
         </w:rPr>
@@ -1418,7 +1418,7 @@
     </w:p>
     <w:p>
       <w:pPr>
-        <w:pStyle w:val="Textouser"/>
+        <w:pStyle w:val="Texto"/>
         <w:rPr>
           <w:b w:val="false"/>
           <w:bCs w:val="false"/>
@@ -1435,7 +1435,7 @@
     </w:p>
     <w:p>
       <w:pPr>
-        <w:pStyle w:val="Textouser"/>
+        <w:pStyle w:val="Texto"/>
         <w:rPr>
           <w:lang w:val="pt-BR" w:eastAsia="pt-BR" w:bidi="ar-SA"/>
         </w:rPr>
@@ -1450,7 +1450,7 @@
     </w:p>
     <w:p>
       <w:pPr>
-        <w:pStyle w:val="Textouser"/>
+        <w:pStyle w:val="Texto"/>
         <w:rPr>
           <w:b w:val="false"/>
           <w:bCs w:val="false"/>
@@ -1464,7 +1464,7 @@
     </w:p>
     <w:p>
       <w:pPr>
-        <w:pStyle w:val="Textouser"/>
+        <w:pStyle w:val="Texto"/>
         <w:rPr>
           <w:b w:val="false"/>
           <w:bCs w:val="false"/>
@@ -1499,7 +1499,7 @@
     </w:p>
     <w:p>
       <w:pPr>
-        <w:pStyle w:val="Textouser"/>
+        <w:pStyle w:val="Texto"/>
         <w:rPr>
           <w:b w:val="false"/>
           <w:bCs w:val="false"/>
@@ -1513,7 +1513,7 @@
     </w:p>
     <w:p>
       <w:pPr>
-        <w:pStyle w:val="Textouser"/>
+        <w:pStyle w:val="Texto"/>
         <w:rPr>
           <w:b w:val="false"/>
           <w:bCs w:val="false"/>
@@ -1530,7 +1530,7 @@
     </w:p>
     <w:p>
       <w:pPr>
-        <w:pStyle w:val="Textouser"/>
+        <w:pStyle w:val="Texto"/>
         <w:rPr>
           <w:b w:val="false"/>
           <w:bCs w:val="false"/>
@@ -1593,7 +1593,7 @@
     </w:p>
     <w:p>
       <w:pPr>
-        <w:pStyle w:val="Textouser"/>
+        <w:pStyle w:val="Texto"/>
         <w:ind w:hanging="0" w:left="0"/>
         <w:rPr>
           <w:b w:val="false"/>
@@ -1611,7 +1611,7 @@
     </w:p>
     <w:p>
       <w:pPr>
-        <w:pStyle w:val="Textouser"/>
+        <w:pStyle w:val="Texto"/>
         <w:rPr>
           <w:b/>
         </w:rPr>
@@ -1625,7 +1625,7 @@
     </w:p>
     <w:p>
       <w:pPr>
-        <w:pStyle w:val="Textouser"/>
+        <w:pStyle w:val="Texto"/>
         <w:rPr>
           <w:b w:val="false"/>
           <w:bCs w:val="false"/>
@@ -1643,7 +1643,7 @@
     </w:p>
     <w:p>
       <w:pPr>
-        <w:pStyle w:val="Textouser"/>
+        <w:pStyle w:val="Texto"/>
         <w:rPr>
           <w:b w:val="false"/>
           <w:bCs w:val="false"/>
@@ -1661,7 +1661,7 @@
     </w:p>
     <w:p>
       <w:pPr>
-        <w:pStyle w:val="Textouser"/>
+        <w:pStyle w:val="Texto"/>
         <w:rPr>
           <w:b w:val="false"/>
           <w:bCs w:val="false"/>
@@ -1678,7 +1678,7 @@
     </w:p>
     <w:p>
       <w:pPr>
-        <w:pStyle w:val="Textouser"/>
+        <w:pStyle w:val="Texto"/>
         <w:rPr>
           <w:b/>
         </w:rPr>
@@ -1692,7 +1692,7 @@
     </w:p>
     <w:p>
       <w:pPr>
-        <w:pStyle w:val="Textouser"/>
+        <w:pStyle w:val="Texto"/>
         <w:rPr>
           <w:b w:val="false"/>
           <w:bCs w:val="false"/>
@@ -1706,7 +1706,7 @@
     </w:p>
     <w:p>
       <w:pPr>
-        <w:pStyle w:val="Textouser"/>
+        <w:pStyle w:val="Texto"/>
         <w:rPr>
           <w:lang w:val="pt-BR" w:eastAsia="pt-BR" w:bidi="ar-SA"/>
         </w:rPr>
@@ -1720,7 +1720,7 @@
     </w:p>
     <w:p>
       <w:pPr>
-        <w:pStyle w:val="Textouser"/>
+        <w:pStyle w:val="Texto"/>
         <w:rPr>
           <w:lang w:val="pt-BR" w:eastAsia="pt-BR" w:bidi="ar-SA"/>
         </w:rPr>
@@ -1734,20 +1734,20 @@
     </w:p>
     <w:p>
       <w:pPr>
-        <w:pStyle w:val="Textouser"/>
-        <w:rPr>
-          <w:lang w:val="pt-BR" w:eastAsia="pt-BR" w:bidi="ar-SA"/>
-        </w:rPr>
-      </w:pPr>
-      <w:r>
-        <w:rPr>
-          <w:lang w:val="pt-BR" w:eastAsia="pt-BR" w:bidi="ar-SA"/>
-        </w:rPr>
-      </w:r>
-    </w:p>
-    <w:p>
-      <w:pPr>
-        <w:pStyle w:val="Textouser"/>
+        <w:pStyle w:val="Texto"/>
+        <w:rPr>
+          <w:lang w:val="pt-BR" w:eastAsia="pt-BR" w:bidi="ar-SA"/>
+        </w:rPr>
+      </w:pPr>
+      <w:r>
+        <w:rPr>
+          <w:lang w:val="pt-BR" w:eastAsia="pt-BR" w:bidi="ar-SA"/>
+        </w:rPr>
+      </w:r>
+    </w:p>
+    <w:p>
+      <w:pPr>
+        <w:pStyle w:val="Texto"/>
         <w:rPr>
           <w:b/>
         </w:rPr>
@@ -1761,7 +1761,7 @@
     </w:p>
     <w:p>
       <w:pPr>
-        <w:pStyle w:val="Textouser"/>
+        <w:pStyle w:val="Texto"/>
         <w:rPr>
           <w:b w:val="false"/>
           <w:bCs w:val="false"/>
@@ -1775,7 +1775,7 @@
     </w:p>
     <w:p>
       <w:pPr>
-        <w:pStyle w:val="Textouser"/>
+        <w:pStyle w:val="Texto"/>
         <w:rPr>
           <w:b w:val="false"/>
           <w:bCs w:val="false"/>
@@ -1807,7 +1807,7 @@
     </w:p>
     <w:p>
       <w:pPr>
-        <w:pStyle w:val="Textouser"/>
+        <w:pStyle w:val="Texto"/>
         <w:rPr>
           <w:b w:val="false"/>
           <w:bCs w:val="false"/>
@@ -1825,7 +1825,7 @@
     </w:p>
     <w:p>
       <w:pPr>
-        <w:pStyle w:val="Textouser"/>
+        <w:pStyle w:val="Texto"/>
         <w:rPr>
           <w:b w:val="false"/>
           <w:bCs w:val="false"/>
@@ -1888,7 +1888,7 @@
     </w:p>
     <w:p>
       <w:pPr>
-        <w:pStyle w:val="Textouser"/>
+        <w:pStyle w:val="Texto"/>
         <w:rPr>
           <w:b w:val="false"/>
           <w:bCs w:val="false"/>
@@ -1942,7 +1942,7 @@
     </w:p>
     <w:p>
       <w:pPr>
-        <w:pStyle w:val="Textouser"/>
+        <w:pStyle w:val="Texto"/>
         <w:rPr>
           <w:b/>
         </w:rPr>
@@ -1956,7 +1956,7 @@
     </w:p>
     <w:p>
       <w:pPr>
-        <w:pStyle w:val="Textouser"/>
+        <w:pStyle w:val="Texto"/>
         <w:rPr>
           <w:lang w:val="pt-BR" w:eastAsia="pt-BR" w:bidi="ar-SA"/>
         </w:rPr>
@@ -1970,7 +1970,7 @@
     </w:p>
     <w:p>
       <w:pPr>
-        <w:pStyle w:val="Textouser"/>
+        <w:pStyle w:val="Texto"/>
         <w:rPr>
           <w:lang w:val="pt-BR" w:eastAsia="pt-BR" w:bidi="ar-SA"/>
         </w:rPr>
@@ -1984,7 +1984,7 @@
     </w:p>
     <w:p>
       <w:pPr>
-        <w:pStyle w:val="Textouser"/>
+        <w:pStyle w:val="Texto"/>
         <w:rPr>
           <w:lang w:val="pt-BR" w:eastAsia="pt-BR" w:bidi="ar-SA"/>
         </w:rPr>
@@ -1998,7 +1998,7 @@
     </w:p>
     <w:p>
       <w:pPr>
-        <w:pStyle w:val="Textouser"/>
+        <w:pStyle w:val="Texto"/>
         <w:rPr>
           <w:lang w:val="pt-BR" w:eastAsia="pt-BR" w:bidi="ar-SA"/>
         </w:rPr>
@@ -2012,7 +2012,7 @@
     </w:p>
     <w:p>
       <w:pPr>
-        <w:pStyle w:val="Textouser"/>
+        <w:pStyle w:val="Texto"/>
         <w:rPr>
           <w:lang w:val="pt-BR" w:eastAsia="pt-BR" w:bidi="ar-SA"/>
         </w:rPr>
@@ -2026,7 +2026,7 @@
     </w:p>
     <w:p>
       <w:pPr>
-        <w:pStyle w:val="Textouser"/>
+        <w:pStyle w:val="Texto"/>
         <w:rPr>
           <w:lang w:val="pt-BR" w:eastAsia="pt-BR" w:bidi="ar-SA"/>
         </w:rPr>
@@ -2040,20 +2040,20 @@
     </w:p>
     <w:p>
       <w:pPr>
-        <w:pStyle w:val="Textouser"/>
-        <w:rPr>
-          <w:lang w:val="pt-BR" w:eastAsia="pt-BR" w:bidi="ar-SA"/>
-        </w:rPr>
-      </w:pPr>
-      <w:r>
-        <w:rPr>
-          <w:lang w:val="pt-BR" w:eastAsia="pt-BR" w:bidi="ar-SA"/>
-        </w:rPr>
-      </w:r>
-    </w:p>
-    <w:p>
-      <w:pPr>
-        <w:pStyle w:val="Textouser"/>
+        <w:pStyle w:val="Texto"/>
+        <w:rPr>
+          <w:lang w:val="pt-BR" w:eastAsia="pt-BR" w:bidi="ar-SA"/>
+        </w:rPr>
+      </w:pPr>
+      <w:r>
+        <w:rPr>
+          <w:lang w:val="pt-BR" w:eastAsia="pt-BR" w:bidi="ar-SA"/>
+        </w:rPr>
+      </w:r>
+    </w:p>
+    <w:p>
+      <w:pPr>
+        <w:pStyle w:val="Texto"/>
         <w:rPr>
           <w:b/>
         </w:rPr>
@@ -2067,7 +2067,7 @@
     </w:p>
     <w:p>
       <w:pPr>
-        <w:pStyle w:val="Textouser"/>
+        <w:pStyle w:val="Texto"/>
         <w:rPr>
           <w:lang w:val="pt-BR" w:eastAsia="pt-BR" w:bidi="ar-SA"/>
         </w:rPr>
@@ -2079,7 +2079,7 @@
     </w:p>
     <w:p>
       <w:pPr>
-        <w:pStyle w:val="Textouser"/>
+        <w:pStyle w:val="Texto"/>
         <w:rPr>
           <w:lang w:val="pt-BR" w:eastAsia="pt-BR" w:bidi="ar-SA"/>
         </w:rPr>
@@ -2093,46 +2093,46 @@
     </w:p>
     <w:p>
       <w:pPr>
-        <w:pStyle w:val="Textouser"/>
-        <w:rPr>
-          <w:lang w:val="pt-BR" w:eastAsia="pt-BR" w:bidi="ar-SA"/>
-        </w:rPr>
-      </w:pPr>
-      <w:r>
-        <w:rPr>
-          <w:lang w:val="pt-BR" w:eastAsia="pt-BR" w:bidi="ar-SA"/>
-        </w:rPr>
-      </w:r>
-    </w:p>
-    <w:p>
-      <w:pPr>
-        <w:pStyle w:val="Textouser"/>
-        <w:rPr>
-          <w:lang w:val="pt-BR" w:eastAsia="pt-BR" w:bidi="ar-SA"/>
-        </w:rPr>
-      </w:pPr>
-      <w:r>
-        <w:rPr>
-          <w:lang w:val="pt-BR" w:eastAsia="pt-BR" w:bidi="ar-SA"/>
-        </w:rPr>
-      </w:r>
-    </w:p>
-    <w:p>
-      <w:pPr>
-        <w:pStyle w:val="Textouser"/>
-        <w:rPr>
-          <w:lang w:val="pt-BR" w:eastAsia="pt-BR" w:bidi="ar-SA"/>
-        </w:rPr>
-      </w:pPr>
-      <w:r>
-        <w:rPr>
-          <w:lang w:val="pt-BR" w:eastAsia="pt-BR" w:bidi="ar-SA"/>
-        </w:rPr>
-      </w:r>
-    </w:p>
-    <w:p>
-      <w:pPr>
-        <w:pStyle w:val="Textouser"/>
+        <w:pStyle w:val="Texto"/>
+        <w:rPr>
+          <w:lang w:val="pt-BR" w:eastAsia="pt-BR" w:bidi="ar-SA"/>
+        </w:rPr>
+      </w:pPr>
+      <w:r>
+        <w:rPr>
+          <w:lang w:val="pt-BR" w:eastAsia="pt-BR" w:bidi="ar-SA"/>
+        </w:rPr>
+      </w:r>
+    </w:p>
+    <w:p>
+      <w:pPr>
+        <w:pStyle w:val="Texto"/>
+        <w:rPr>
+          <w:lang w:val="pt-BR" w:eastAsia="pt-BR" w:bidi="ar-SA"/>
+        </w:rPr>
+      </w:pPr>
+      <w:r>
+        <w:rPr>
+          <w:lang w:val="pt-BR" w:eastAsia="pt-BR" w:bidi="ar-SA"/>
+        </w:rPr>
+      </w:r>
+    </w:p>
+    <w:p>
+      <w:pPr>
+        <w:pStyle w:val="Texto"/>
+        <w:rPr>
+          <w:lang w:val="pt-BR" w:eastAsia="pt-BR" w:bidi="ar-SA"/>
+        </w:rPr>
+      </w:pPr>
+      <w:r>
+        <w:rPr>
+          <w:lang w:val="pt-BR" w:eastAsia="pt-BR" w:bidi="ar-SA"/>
+        </w:rPr>
+      </w:r>
+    </w:p>
+    <w:p>
+      <w:pPr>
+        <w:pStyle w:val="Texto"/>
         <w:rPr>
           <w:b/>
         </w:rPr>
@@ -2146,7 +2146,7 @@
     </w:p>
     <w:p>
       <w:pPr>
-        <w:pStyle w:val="Textouser"/>
+        <w:pStyle w:val="Texto"/>
         <w:rPr>
           <w:lang w:val="pt-BR" w:eastAsia="pt-BR" w:bidi="ar-SA"/>
         </w:rPr>
@@ -2158,7 +2158,7 @@
     </w:p>
     <w:p>
       <w:pPr>
-        <w:pStyle w:val="Textouser"/>
+        <w:pStyle w:val="Texto"/>
         <w:rPr>
           <w:lang w:val="pt-BR" w:eastAsia="pt-BR" w:bidi="ar-SA"/>
         </w:rPr>
@@ -2180,7 +2180,7 @@
     </w:p>
     <w:p>
       <w:pPr>
-        <w:pStyle w:val="Textouser"/>
+        <w:pStyle w:val="Texto"/>
         <w:rPr>
           <w:lang w:val="pt-BR" w:eastAsia="pt-BR" w:bidi="ar-SA"/>
         </w:rPr>
@@ -2194,7 +2194,7 @@
     </w:p>
     <w:p>
       <w:pPr>
-        <w:pStyle w:val="Textouser"/>
+        <w:pStyle w:val="Texto"/>
         <w:rPr>
           <w:lang w:val="pt-BR" w:eastAsia="pt-BR" w:bidi="ar-SA"/>
         </w:rPr>
@@ -2208,7 +2208,7 @@
     </w:p>
     <w:p>
       <w:pPr>
-        <w:pStyle w:val="Textouser"/>
+        <w:pStyle w:val="Texto"/>
         <w:rPr>
           <w:lang w:val="pt-BR" w:eastAsia="pt-BR" w:bidi="ar-SA"/>
         </w:rPr>
@@ -2222,7 +2222,7 @@
     </w:p>
     <w:p>
       <w:pPr>
-        <w:pStyle w:val="Textouser"/>
+        <w:pStyle w:val="Texto"/>
         <w:rPr>
           <w:lang w:val="pt-BR" w:eastAsia="pt-BR" w:bidi="ar-SA"/>
         </w:rPr>
@@ -2236,42 +2236,35 @@
     </w:p>
     <w:p>
       <w:pPr>
-        <w:pStyle w:val="Textouser"/>
-        <w:rPr>
-          <w:lang w:val="pt-BR" w:eastAsia="pt-BR" w:bidi="ar-SA"/>
-        </w:rPr>
-      </w:pPr>
-      <w:r>
-        <w:rPr>
-          <w:lang w:val="pt-BR" w:eastAsia="pt-BR" w:bidi="ar-SA"/>
-        </w:rPr>
-      </w:r>
-    </w:p>
-    <w:p>
-      <w:pPr>
-        <w:pStyle w:val="Textouser"/>
-        <w:rPr>
-          <w:lang w:val="pt-BR" w:eastAsia="pt-BR" w:bidi="ar-SA"/>
-        </w:rPr>
-      </w:pPr>
-      <w:r>
-        <w:rPr>
-          <w:b/>
-          <w:lang w:val="pt-BR" w:eastAsia="pt-BR" w:bidi="ar-SA"/>
-        </w:rPr>
-        <w:t xml:space="preserve">4 </w:t>
-      </w:r>
-      <w:r>
-        <w:rPr>
-          <w:b/>
-          <w:lang w:val="pt-BR" w:eastAsia="pt-BR" w:bidi="ar-SA"/>
-        </w:rPr>
-        <w:t>Porque o projeto não foi usado nas pirâmides posteriores(Khefren e Miquerinos)</w:t>
-      </w:r>
-    </w:p>
-    <w:p>
-      <w:pPr>
-        <w:pStyle w:val="Textouser"/>
+        <w:pStyle w:val="Texto"/>
+        <w:rPr>
+          <w:lang w:val="pt-BR" w:eastAsia="pt-BR" w:bidi="ar-SA"/>
+        </w:rPr>
+      </w:pPr>
+      <w:r>
+        <w:rPr>
+          <w:lang w:val="pt-BR" w:eastAsia="pt-BR" w:bidi="ar-SA"/>
+        </w:rPr>
+      </w:r>
+    </w:p>
+    <w:p>
+      <w:pPr>
+        <w:pStyle w:val="Texto"/>
+        <w:rPr>
+          <w:lang w:val="pt-BR" w:eastAsia="pt-BR" w:bidi="ar-SA"/>
+        </w:rPr>
+      </w:pPr>
+      <w:r>
+        <w:rPr>
+          <w:b/>
+          <w:lang w:val="pt-BR" w:eastAsia="pt-BR" w:bidi="ar-SA"/>
+        </w:rPr>
+        <w:t>4 Porque o projeto não foi usado nas pirâmides posteriores(Khefren e Miquerinos)</w:t>
+      </w:r>
+    </w:p>
+    <w:p>
+      <w:pPr>
+        <w:pStyle w:val="Texto"/>
         <w:bidi w:val="0"/>
         <w:rPr>
           <w:lang w:val="pt-BR" w:eastAsia="pt-BR" w:bidi="ar-SA"/>
@@ -2279,16 +2272,33 @@
       </w:pPr>
       <w:r>
         <w:rPr/>
+        <w:t>-Complexidade do projeto, para cavar um poço que encontre solo húmido é necessário cavar profundamente necessitando de rampas compridas, além da enorme complexidade em colocar dutos de ar e salas no interior da pirâmide e por fim, dificuldade em fazer a conexão elétrica.</w:t>
+      </w:r>
+    </w:p>
+    <w:p>
+      <w:pPr>
+        <w:pStyle w:val="Texto"/>
+        <w:bidi w:val="0"/>
+        <w:rPr>
+          <w:lang w:val="pt-BR" w:eastAsia="pt-BR" w:bidi="ar-SA"/>
+        </w:rPr>
+      </w:pPr>
+      <w:r>
+        <w:rPr>
+          <w:lang w:val="pt-BR" w:eastAsia="pt-BR" w:bidi="ar-SA"/>
+        </w:rPr>
         <w:t>-</w:t>
       </w:r>
       <w:r>
-        <w:rPr/>
-        <w:t>Complexidade do projeto, para cavar um poço que encontre solo húmido é necessário cavar profundamente necessitando de rampas compridas, além da enorme complexidade em colocar dutos de ar e salas no interior da pirâmide e por fim, dificuldade em fazer a conexão elétrica.</w:t>
-      </w:r>
-    </w:p>
-    <w:p>
-      <w:pPr>
-        <w:pStyle w:val="Textouser"/>
+        <w:rPr>
+          <w:lang w:val="pt-BR" w:eastAsia="pt-BR" w:bidi="ar-SA"/>
+        </w:rPr>
+        <w:t>Ao adicionar entradas de ventilação, pode-se também permitir a água da chuva penetrar na edificação, mais um problema a ser resolvido</w:t>
+      </w:r>
+    </w:p>
+    <w:p>
+      <w:pPr>
+        <w:pStyle w:val="Texto"/>
         <w:bidi w:val="0"/>
         <w:rPr>
           <w:lang w:val="pt-BR" w:eastAsia="pt-BR" w:bidi="ar-SA"/>
@@ -2296,103 +2306,101 @@
       </w:pPr>
       <w:r>
         <w:rPr/>
+        <w:t>-Diminuição da necessidade de um para-raio na edificação devido a mudança no clima da região.</w:t>
+      </w:r>
+    </w:p>
+    <w:p>
+      <w:pPr>
+        <w:pStyle w:val="Texto"/>
+        <w:rPr>
+          <w:lang w:val="pt-BR" w:eastAsia="pt-BR" w:bidi="ar-SA"/>
+        </w:rPr>
+      </w:pPr>
+      <w:r>
+        <w:rPr>
+          <w:lang w:val="pt-BR" w:eastAsia="pt-BR" w:bidi="ar-SA"/>
+        </w:rPr>
+        <w:t>-Custo elevado do projeto, uma vez que o piramidium é feito provavelmente de electrum e não com apenas uma fina camada de ouro ou electrum cobrindo a pedra, fora o cobre no interior da edificação.</w:t>
+      </w:r>
+    </w:p>
+    <w:p>
+      <w:pPr>
+        <w:pStyle w:val="Texto"/>
+        <w:rPr>
+          <w:lang w:val="pt-BR" w:eastAsia="pt-BR" w:bidi="ar-SA"/>
+        </w:rPr>
+      </w:pPr>
+      <w:r>
+        <w:rPr>
+          <w:lang w:val="pt-BR" w:eastAsia="pt-BR" w:bidi="ar-SA"/>
+        </w:rPr>
+        <w:t>-Caso haja mais pontos de proteção da edificação, os custos e complexidade aumentaram...</w:t>
+      </w:r>
+    </w:p>
+    <w:p>
+      <w:pPr>
+        <w:pStyle w:val="Texto"/>
+        <w:rPr>
+          <w:lang w:val="pt-BR" w:eastAsia="pt-BR" w:bidi="ar-SA"/>
+        </w:rPr>
+      </w:pPr>
+      <w:r>
+        <w:rPr>
+          <w:lang w:val="pt-BR" w:eastAsia="pt-BR" w:bidi="ar-SA"/>
+        </w:rPr>
+        <w:t>-Se somente havia o Piramidium protegendo a edificação, grande parte das laterias da pirâmide continuariam vulneráveis</w:t>
+      </w:r>
+    </w:p>
+    <w:p>
+      <w:pPr>
+        <w:pStyle w:val="Texto"/>
+        <w:rPr>
+          <w:lang w:val="pt-BR" w:eastAsia="pt-BR" w:bidi="ar-SA"/>
+        </w:rPr>
+      </w:pPr>
+      <w:r>
+        <w:rPr>
+          <w:lang w:val="pt-BR" w:eastAsia="pt-BR" w:bidi="ar-SA"/>
+        </w:rPr>
         <w:t>-</w:t>
       </w:r>
       <w:r>
-        <w:rPr/>
-        <w:t>Diminuição da necessidade de um para-raio na edificação devido a mudança no clima da região.</w:t>
-      </w:r>
-    </w:p>
-    <w:p>
-      <w:pPr>
-        <w:pStyle w:val="Textouser"/>
-        <w:rPr>
-          <w:lang w:val="pt-BR" w:eastAsia="pt-BR" w:bidi="ar-SA"/>
-        </w:rPr>
-      </w:pPr>
-      <w:r>
-        <w:rPr>
-          <w:lang w:val="pt-BR" w:eastAsia="pt-BR" w:bidi="ar-SA"/>
-        </w:rPr>
-        <w:t>-</w:t>
-      </w:r>
-      <w:r>
-        <w:rPr>
-          <w:lang w:val="pt-BR" w:eastAsia="pt-BR" w:bidi="ar-SA"/>
-        </w:rPr>
-        <w:t>Custo elevado do projeto, uma vez que o piramidium é feito provavelmente de electrum e não com apenas uma fina camada de ouro ou electrum cobrindo a pedra, fora o cobre no interior da edificação.</w:t>
-      </w:r>
-    </w:p>
-    <w:p>
-      <w:pPr>
-        <w:pStyle w:val="Textouser"/>
-        <w:rPr>
-          <w:lang w:val="pt-BR" w:eastAsia="pt-BR" w:bidi="ar-SA"/>
-        </w:rPr>
-      </w:pPr>
-      <w:r>
-        <w:rPr>
-          <w:lang w:val="pt-BR" w:eastAsia="pt-BR" w:bidi="ar-SA"/>
-        </w:rPr>
-        <w:t>-Caso haja mais pontos de proteção da edificação, os custos e complexidade aumentaram...</w:t>
-      </w:r>
-    </w:p>
-    <w:p>
-      <w:pPr>
-        <w:pStyle w:val="Textouser"/>
-        <w:rPr>
-          <w:lang w:val="pt-BR" w:eastAsia="pt-BR" w:bidi="ar-SA"/>
-        </w:rPr>
-      </w:pPr>
-      <w:r>
-        <w:rPr>
-          <w:lang w:val="pt-BR" w:eastAsia="pt-BR" w:bidi="ar-SA"/>
-        </w:rPr>
-        <w:t>-</w:t>
-      </w:r>
-      <w:r>
-        <w:rPr>
-          <w:lang w:val="pt-BR" w:eastAsia="pt-BR" w:bidi="ar-SA"/>
-        </w:rPr>
-        <w:t>Se somente havia o Piramidium protegendo a edificação, grande parte das laterias da pirâmide continuariam vulneráveis</w:t>
-      </w:r>
-    </w:p>
-    <w:p>
-      <w:pPr>
-        <w:pStyle w:val="Textouser"/>
-        <w:rPr>
-          <w:lang w:val="pt-BR" w:eastAsia="pt-BR" w:bidi="ar-SA"/>
-        </w:rPr>
-      </w:pPr>
-      <w:r>
-        <w:rPr>
-          <w:lang w:val="pt-BR" w:eastAsia="pt-BR" w:bidi="ar-SA"/>
-        </w:rPr>
-      </w:r>
-    </w:p>
-    <w:p>
-      <w:pPr>
-        <w:pStyle w:val="Textouser"/>
-        <w:rPr>
-          <w:b/>
-        </w:rPr>
-      </w:pPr>
-      <w:r>
-        <w:rPr>
-          <w:b/>
-        </w:rPr>
-        <w:t>5</w:t>
-      </w:r>
-      <w:r>
-        <w:rPr>
-          <w:b/>
-        </w:rPr>
-        <w:t xml:space="preserve"> Conclusão</w:t>
-      </w:r>
-    </w:p>
-    <w:p>
-      <w:pPr>
-        <w:pStyle w:val="Textouser"/>
+        <w:rPr>
+          <w:lang w:val="pt-BR" w:eastAsia="pt-BR" w:bidi="ar-SA"/>
+        </w:rPr>
+        <w:t>Tanto a haste de aterramento quanto o circuito de descida precisam estar no interior da pirâmide uma vez que o cobre precisa ser protegido.</w:t>
+      </w:r>
+    </w:p>
+    <w:p>
+      <w:pPr>
+        <w:pStyle w:val="Texto"/>
+        <w:rPr>
+          <w:lang w:val="pt-BR" w:eastAsia="pt-BR" w:bidi="ar-SA"/>
+        </w:rPr>
+      </w:pPr>
+      <w:r>
+        <w:rPr>
+          <w:lang w:val="pt-BR" w:eastAsia="pt-BR" w:bidi="ar-SA"/>
+        </w:rPr>
+      </w:r>
+    </w:p>
+    <w:p>
+      <w:pPr>
+        <w:pStyle w:val="Texto"/>
+        <w:rPr>
+          <w:b/>
+        </w:rPr>
+      </w:pPr>
+      <w:r>
+        <w:rPr>
+          <w:b/>
+        </w:rPr>
+        <w:t>5 Conclusão</w:t>
+      </w:r>
+    </w:p>
+    <w:p>
+      <w:pPr>
+        <w:pStyle w:val="Texto"/>
         <w:bidi w:val="0"/>
         <w:rPr>
           <w:lang w:val="pt-BR" w:eastAsia="pt-BR" w:bidi="ar-SA"/>
@@ -2407,7 +2415,7 @@
     </w:p>
     <w:p>
       <w:pPr>
-        <w:pStyle w:val="Textouser"/>
+        <w:pStyle w:val="Texto"/>
         <w:bidi w:val="0"/>
         <w:rPr>
           <w:lang w:val="pt-BR" w:eastAsia="pt-BR" w:bidi="ar-SA"/>
@@ -2422,7 +2430,7 @@
     </w:p>
     <w:p>
       <w:pPr>
-        <w:pStyle w:val="Textouser"/>
+        <w:pStyle w:val="Texto"/>
         <w:bidi w:val="0"/>
         <w:rPr>
           <w:lang w:val="pt-BR" w:eastAsia="pt-BR" w:bidi="ar-SA"/>
@@ -2436,7 +2444,7 @@
     </w:p>
     <w:p>
       <w:pPr>
-        <w:pStyle w:val="Textouser"/>
+        <w:pStyle w:val="Texto"/>
         <w:bidi w:val="0"/>
         <w:rPr>
           <w:lang w:val="pt-BR" w:eastAsia="pt-BR" w:bidi="ar-SA"/>
@@ -2450,7 +2458,7 @@
     </w:p>
     <w:p>
       <w:pPr>
-        <w:pStyle w:val="Textouser"/>
+        <w:pStyle w:val="Texto"/>
         <w:bidi w:val="0"/>
         <w:rPr>
           <w:lang w:val="pt-BR" w:eastAsia="pt-BR" w:bidi="ar-SA"/>
@@ -2464,7 +2472,7 @@
     </w:p>
     <w:p>
       <w:pPr>
-        <w:pStyle w:val="Textouser"/>
+        <w:pStyle w:val="Texto"/>
         <w:bidi w:val="0"/>
         <w:rPr>
           <w:lang w:val="pt-BR" w:eastAsia="pt-BR" w:bidi="ar-SA"/>
@@ -2478,7 +2486,7 @@
     </w:p>
     <w:p>
       <w:pPr>
-        <w:pStyle w:val="Textouser"/>
+        <w:pStyle w:val="Texto"/>
         <w:bidi w:val="0"/>
         <w:rPr>
           <w:lang w:val="pt-BR" w:eastAsia="pt-BR" w:bidi="ar-SA"/>
@@ -2492,7 +2500,7 @@
     </w:p>
     <w:p>
       <w:pPr>
-        <w:pStyle w:val="Textouser"/>
+        <w:pStyle w:val="Texto"/>
         <w:bidi w:val="0"/>
         <w:rPr>
           <w:lang w:val="pt-BR" w:eastAsia="pt-BR" w:bidi="ar-SA"/>
@@ -2506,7 +2514,7 @@
     </w:p>
     <w:p>
       <w:pPr>
-        <w:pStyle w:val="Textouser"/>
+        <w:pStyle w:val="Texto"/>
         <w:bidi w:val="0"/>
         <w:rPr>
           <w:lang w:val="pt-BR" w:eastAsia="pt-BR" w:bidi="ar-SA"/>
@@ -2520,7 +2528,7 @@
     </w:p>
     <w:p>
       <w:pPr>
-        <w:pStyle w:val="Textouser"/>
+        <w:pStyle w:val="Texto"/>
         <w:bidi w:val="0"/>
         <w:rPr>
           <w:lang w:val="pt-BR" w:eastAsia="pt-BR" w:bidi="ar-SA"/>
@@ -2534,20 +2542,20 @@
     </w:p>
     <w:p>
       <w:pPr>
-        <w:pStyle w:val="Textouser"/>
-        <w:rPr>
-          <w:lang w:val="pt-BR" w:eastAsia="pt-BR" w:bidi="ar-SA"/>
-        </w:rPr>
-      </w:pPr>
-      <w:r>
-        <w:rPr>
-          <w:lang w:val="pt-BR" w:eastAsia="pt-BR" w:bidi="ar-SA"/>
-        </w:rPr>
-      </w:r>
-    </w:p>
-    <w:p>
-      <w:pPr>
-        <w:pStyle w:val="Textouser"/>
+        <w:pStyle w:val="Texto"/>
+        <w:rPr>
+          <w:lang w:val="pt-BR" w:eastAsia="pt-BR" w:bidi="ar-SA"/>
+        </w:rPr>
+      </w:pPr>
+      <w:r>
+        <w:rPr>
+          <w:lang w:val="pt-BR" w:eastAsia="pt-BR" w:bidi="ar-SA"/>
+        </w:rPr>
+      </w:r>
+    </w:p>
+    <w:p>
+      <w:pPr>
+        <w:pStyle w:val="Texto"/>
         <w:rPr>
           <w:b/>
         </w:rPr>
@@ -2561,20 +2569,20 @@
     </w:p>
     <w:p>
       <w:pPr>
-        <w:pStyle w:val="Textouser"/>
-        <w:rPr>
-          <w:lang w:val="pt-BR" w:eastAsia="pt-BR" w:bidi="ar-SA"/>
-        </w:rPr>
-      </w:pPr>
-      <w:r>
-        <w:rPr>
-          <w:lang w:val="pt-BR" w:eastAsia="pt-BR" w:bidi="ar-SA"/>
-        </w:rPr>
-      </w:r>
-    </w:p>
-    <w:p>
-      <w:pPr>
-        <w:pStyle w:val="Textouser"/>
+        <w:pStyle w:val="Texto"/>
+        <w:rPr>
+          <w:lang w:val="pt-BR" w:eastAsia="pt-BR" w:bidi="ar-SA"/>
+        </w:rPr>
+      </w:pPr>
+      <w:r>
+        <w:rPr>
+          <w:lang w:val="pt-BR" w:eastAsia="pt-BR" w:bidi="ar-SA"/>
+        </w:rPr>
+      </w:r>
+    </w:p>
+    <w:p>
+      <w:pPr>
+        <w:pStyle w:val="Texto"/>
         <w:ind w:hanging="0" w:left="0"/>
         <w:rPr>
           <w:lang w:val="pt-BR" w:eastAsia="pt-BR" w:bidi="ar-SA"/>
@@ -2589,7 +2597,7 @@
     </w:p>
     <w:p>
       <w:pPr>
-        <w:pStyle w:val="Textouser"/>
+        <w:pStyle w:val="Texto"/>
         <w:ind w:hanging="0" w:left="0"/>
         <w:rPr>
           <w:lang w:val="pt-BR" w:eastAsia="pt-BR" w:bidi="ar-SA"/>
@@ -2607,7 +2615,7 @@
     </w:p>
     <w:p>
       <w:pPr>
-        <w:pStyle w:val="Textouser"/>
+        <w:pStyle w:val="Texto"/>
         <w:ind w:hanging="0" w:left="0"/>
         <w:rPr>
           <w:lang w:val="pt-BR" w:eastAsia="pt-BR" w:bidi="ar-SA"/>
@@ -2621,7 +2629,7 @@
     </w:p>
     <w:p>
       <w:pPr>
-        <w:pStyle w:val="Textouser"/>
+        <w:pStyle w:val="Texto"/>
         <w:ind w:hanging="0" w:left="0"/>
         <w:rPr>
           <w:lang w:val="pt-BR" w:eastAsia="pt-BR" w:bidi="ar-SA"/>
@@ -2636,7 +2644,7 @@
     </w:p>
     <w:p>
       <w:pPr>
-        <w:pStyle w:val="Textouser"/>
+        <w:pStyle w:val="Texto"/>
         <w:ind w:hanging="0" w:left="0"/>
         <w:rPr>
           <w:lang w:val="pt-BR" w:eastAsia="pt-BR" w:bidi="ar-SA"/>
@@ -2651,7 +2659,7 @@
     </w:p>
     <w:p>
       <w:pPr>
-        <w:pStyle w:val="Textouser"/>
+        <w:pStyle w:val="Texto"/>
         <w:ind w:hanging="0" w:left="0"/>
         <w:rPr>
           <w:lang w:val="pt-BR" w:eastAsia="pt-BR" w:bidi="ar-SA"/>
@@ -2665,7 +2673,7 @@
     </w:p>
     <w:p>
       <w:pPr>
-        <w:pStyle w:val="Textouser"/>
+        <w:pStyle w:val="Texto"/>
         <w:ind w:hanging="0" w:left="0"/>
         <w:rPr>
           <w:lang w:val="pt-BR" w:eastAsia="pt-BR" w:bidi="ar-SA"/>
@@ -2680,7 +2688,7 @@
     </w:p>
     <w:p>
       <w:pPr>
-        <w:pStyle w:val="Textouser"/>
+        <w:pStyle w:val="Texto"/>
         <w:ind w:hanging="0" w:left="0"/>
         <w:rPr>
           <w:lang w:val="pt-BR" w:eastAsia="pt-BR" w:bidi="ar-SA"/>
@@ -2698,7 +2706,7 @@
     </w:p>
     <w:p>
       <w:pPr>
-        <w:pStyle w:val="Textouser"/>
+        <w:pStyle w:val="Texto"/>
         <w:ind w:hanging="0" w:left="0"/>
         <w:rPr>
           <w:lang w:val="pt-BR" w:eastAsia="pt-BR" w:bidi="ar-SA"/>
@@ -2712,7 +2720,7 @@
     </w:p>
     <w:p>
       <w:pPr>
-        <w:pStyle w:val="Textouser"/>
+        <w:pStyle w:val="Texto"/>
         <w:ind w:hanging="0" w:left="0"/>
         <w:rPr>
           <w:lang w:val="pt-BR" w:eastAsia="pt-BR" w:bidi="ar-SA"/>
@@ -2727,7 +2735,7 @@
     </w:p>
     <w:p>
       <w:pPr>
-        <w:pStyle w:val="Textouser"/>
+        <w:pStyle w:val="Texto"/>
         <w:ind w:hanging="0" w:left="0"/>
         <w:rPr>
           <w:lang w:val="pt-BR" w:eastAsia="pt-BR" w:bidi="ar-SA"/>
@@ -2742,7 +2750,7 @@
     </w:p>
     <w:p>
       <w:pPr>
-        <w:pStyle w:val="Textouser"/>
+        <w:pStyle w:val="Texto"/>
         <w:ind w:hanging="0" w:left="0"/>
         <w:rPr>
           <w:lang w:val="pt-BR" w:eastAsia="pt-BR" w:bidi="ar-SA"/>
@@ -2756,7 +2764,7 @@
     </w:p>
     <w:p>
       <w:pPr>
-        <w:pStyle w:val="Textouser"/>
+        <w:pStyle w:val="Texto"/>
         <w:ind w:hanging="0" w:left="0"/>
         <w:rPr>
           <w:lang w:val="pt-BR" w:eastAsia="pt-BR" w:bidi="ar-SA"/>
@@ -2771,7 +2779,7 @@
     </w:p>
     <w:p>
       <w:pPr>
-        <w:pStyle w:val="Textouser"/>
+        <w:pStyle w:val="Texto"/>
         <w:ind w:hanging="0" w:left="0"/>
         <w:rPr>
           <w:lang w:val="pt-BR" w:eastAsia="pt-BR" w:bidi="ar-SA"/>
@@ -2789,7 +2797,7 @@
     </w:p>
     <w:p>
       <w:pPr>
-        <w:pStyle w:val="Textouser"/>
+        <w:pStyle w:val="Texto"/>
         <w:ind w:hanging="0" w:left="0"/>
         <w:rPr>
           <w:lang w:val="pt-BR" w:eastAsia="pt-BR" w:bidi="ar-SA"/>
@@ -2803,7 +2811,7 @@
     </w:p>
     <w:p>
       <w:pPr>
-        <w:pStyle w:val="Textouser"/>
+        <w:pStyle w:val="Texto"/>
         <w:ind w:hanging="0" w:left="0"/>
         <w:rPr>
           <w:lang w:val="pt-BR" w:eastAsia="pt-BR" w:bidi="ar-SA"/>
@@ -3382,7 +3390,7 @@
     <w:pPr>
       <w:widowControl/>
       <w:suppressAutoHyphens w:val="true"/>
-      <w:overflowPunct w:val="false"/>
+      <w:overflowPunct w:val="true"/>
       <w:bidi w:val="0"/>
       <w:spacing w:before="0" w:after="0"/>
       <w:jc w:val="left"/>
@@ -3398,7 +3406,7 @@
   </w:style>
   <w:style w:type="paragraph" w:styleId="Heading1">
     <w:name w:val="heading 1"/>
-    <w:basedOn w:val="Ttulo"/>
+    <w:basedOn w:val="Ttulouser"/>
     <w:next w:val="BodyText"/>
     <w:qFormat/>
     <w:pPr>
@@ -3485,15 +3493,15 @@
       <w:vertAlign w:val="superscript"/>
     </w:rPr>
   </w:style>
+  <w:style w:type="character" w:styleId="Caracteresdenotaderodapuser">
+    <w:name w:val="Caracteres de nota de rodapé (user)"/>
+    <w:qFormat/>
+    <w:rPr>
+      <w:vertAlign w:val="superscript"/>
+    </w:rPr>
+  </w:style>
   <w:style w:type="character" w:styleId="Caracteresdenotaderodap">
     <w:name w:val="Caracteres de nota de rodapé"/>
-    <w:qFormat/>
-    <w:rPr>
-      <w:vertAlign w:val="superscript"/>
-    </w:rPr>
-  </w:style>
-  <w:style w:type="character" w:styleId="Caracteresdenotaderodapuser">
-    <w:name w:val="Caracteres de nota de rodapé (user)"/>
     <w:qFormat/>
     <w:rPr>
       <w:vertAlign w:val="superscript"/>
@@ -3520,15 +3528,15 @@
       <w:vertAlign w:val="superscript"/>
     </w:rPr>
   </w:style>
+  <w:style w:type="character" w:styleId="Caracteresdenotadefimuser">
+    <w:name w:val="Caracteres de nota de fim (user)"/>
+    <w:qFormat/>
+    <w:rPr>
+      <w:vertAlign w:val="superscript"/>
+    </w:rPr>
+  </w:style>
   <w:style w:type="character" w:styleId="Caracteresdenotadefim">
     <w:name w:val="Caracteres de nota de fim"/>
-    <w:qFormat/>
-    <w:rPr>
-      <w:vertAlign w:val="superscript"/>
-    </w:rPr>
-  </w:style>
-  <w:style w:type="character" w:styleId="Caracteresdenotadefimuser">
-    <w:name w:val="Caracteres de nota de fim (user)"/>
     <w:qFormat/>
     <w:rPr>
       <w:vertAlign w:val="superscript"/>
@@ -3618,8 +3626,8 @@
       <w:lang w:val="pt-PT"/>
     </w:rPr>
   </w:style>
-  <w:style w:type="character" w:styleId="Smbolosdenumerao">
-    <w:name w:val="Símbolos de numeração"/>
+  <w:style w:type="character" w:styleId="Smbolosdenumeraouser">
+    <w:name w:val="Símbolos de numeração (user)"/>
     <w:rPr/>
   </w:style>
   <w:style w:type="paragraph" w:styleId="Ttulo">
@@ -3632,7 +3640,7 @@
       <w:spacing w:before="240" w:after="120"/>
     </w:pPr>
     <w:rPr>
-      <w:rFonts w:ascii="Liberation Sans" w:hAnsi="Liberation Sans" w:eastAsia="Tahoma" w:cs="FreeSans"/>
+      <w:rFonts w:ascii="Liberation Sans" w:hAnsi="Liberation Sans" w:eastAsia="Microsoft YaHei" w:cs="Arial"/>
       <w:sz w:val="28"/>
       <w:szCs w:val="28"/>
     </w:rPr>
@@ -3677,7 +3685,7 @@
       <w:suppressLineNumbers/>
     </w:pPr>
     <w:rPr>
-      <w:rFonts w:cs="FreeSans"/>
+      <w:rFonts w:cs="Arial"/>
     </w:rPr>
   </w:style>
   <w:style w:type="paragraph" w:styleId="Ttulouser">
@@ -3690,7 +3698,7 @@
       <w:spacing w:before="240" w:after="120"/>
     </w:pPr>
     <w:rPr>
-      <w:rFonts w:ascii="Liberation Sans" w:hAnsi="Liberation Sans" w:eastAsia="Microsoft YaHei" w:cs="Arial"/>
+      <w:rFonts w:ascii="Liberation Sans" w:hAnsi="Liberation Sans" w:eastAsia="Tahoma" w:cs="FreeSans"/>
       <w:sz w:val="28"/>
       <w:szCs w:val="28"/>
     </w:rPr>
@@ -3703,11 +3711,11 @@
       <w:suppressLineNumbers/>
     </w:pPr>
     <w:rPr>
-      <w:rFonts w:cs="Arial"/>
-    </w:rPr>
-  </w:style>
-  <w:style w:type="paragraph" w:styleId="Figurauser">
-    <w:name w:val="Figura (user)"/>
+      <w:rFonts w:cs="FreeSans"/>
+    </w:rPr>
+  </w:style>
+  <w:style w:type="paragraph" w:styleId="Figura">
+    <w:name w:val="Figura"/>
     <w:basedOn w:val="BodyText"/>
     <w:next w:val="Caption"/>
     <w:qFormat/>
@@ -3736,15 +3744,15 @@
       <w:lang w:val="it-IT"/>
     </w:rPr>
   </w:style>
+  <w:style w:type="paragraph" w:styleId="Cabealhoerodapuser">
+    <w:name w:val="Cabeçalho e rodapé (user)"/>
+    <w:basedOn w:val="Normal"/>
+    <w:qFormat/>
+    <w:pPr/>
+    <w:rPr/>
+  </w:style>
   <w:style w:type="paragraph" w:styleId="Cabealhoerodap">
     <w:name w:val="Cabeçalho e rodapé"/>
-    <w:basedOn w:val="Normal"/>
-    <w:qFormat/>
-    <w:pPr/>
-    <w:rPr/>
-  </w:style>
-  <w:style w:type="paragraph" w:styleId="Cabealhoerodapuser">
-    <w:name w:val="Cabeçalho e rodapé (user)"/>
     <w:basedOn w:val="Normal"/>
     <w:qFormat/>
     <w:pPr/>
@@ -4015,7 +4023,7 @@
     <w:pPr>
       <w:widowControl/>
       <w:suppressAutoHyphens w:val="true"/>
-      <w:overflowPunct w:val="false"/>
+      <w:overflowPunct w:val="true"/>
       <w:bidi w:val="0"/>
       <w:spacing w:before="0" w:after="0"/>
       <w:jc w:val="left"/>
@@ -4029,8 +4037,8 @@
       <w:lang w:val="pt-PT" w:eastAsia="pt-BR" w:bidi="ar-SA"/>
     </w:rPr>
   </w:style>
-  <w:style w:type="paragraph" w:styleId="Textouser">
-    <w:name w:val="Texto (user)"/>
+  <w:style w:type="paragraph" w:styleId="Texto">
+    <w:name w:val="Texto"/>
     <w:basedOn w:val="CEAVIPRIMEIROPARAGRAFO"/>
     <w:link w:val="TextoChar"/>
     <w:qFormat/>
@@ -4043,8 +4051,8 @@
       <w:color w:themeColor="dark1" w:val="000000"/>
     </w:rPr>
   </w:style>
-  <w:style w:type="paragraph" w:styleId="Contedodatabela">
-    <w:name w:val="Conteúdo da tabela"/>
+  <w:style w:type="paragraph" w:styleId="Contedodatabelauser">
+    <w:name w:val="Conteúdo da tabela (user)"/>
     <w:basedOn w:val="Normal"/>
     <w:qFormat/>
     <w:pPr>
@@ -4053,15 +4061,15 @@
     </w:pPr>
     <w:rPr/>
   </w:style>
-  <w:style w:type="paragraph" w:styleId="Texto">
-    <w:name w:val="Texto"/>
+  <w:style w:type="paragraph" w:styleId="Textouser">
+    <w:name w:val="Texto (user)"/>
     <w:basedOn w:val="Caption"/>
     <w:qFormat/>
     <w:pPr/>
     <w:rPr/>
   </w:style>
-  <w:style w:type="numbering" w:styleId="Semlista">
-    <w:name w:val="Sem lista"/>
+  <w:style w:type="numbering" w:styleId="Semlistauser">
+    <w:name w:val="Sem lista (user)"/>
     <w:qFormat/>
   </w:style>
 </w:styles>

--- a/The Great Pyramid (Pyramid of Khufu)—perhaps the first structure with a complete lightning protection system.docx
+++ b/The Great Pyramid (Pyramid of Khufu)—perhaps the first structure with a complete lightning protection system.docx
@@ -2410,7 +2410,19 @@
         <w:rPr>
           <w:lang w:val="pt-BR" w:eastAsia="pt-BR" w:bidi="ar-SA"/>
         </w:rPr>
-        <w:t>Embora analisar itens arqueológicos com a visão moderna não seja adequado, há inúmeros elementos únicos e de difícil explicação na pirâmide de Quéops e que se parecem indícios de um sistema de proteção contra descargas atmosféricas antigo. Uma análise multidisciplinar, como análise geológica, análise da resistividade do solo, exploração mais profunda dos dutos da rainha talvez ajude a provar ou refutar essa teoria. Dentre os elementos únicos, há o poço perfurado perto da entrada da câmara subterrânea, dutos de ar, duto bloqueado com pedra na câmara da rainha. Eu poço de serviço. É preciso lembrar que o Faraó daquela época era talvez, uma das pessoas mais poderosas da Terra, portanto, poderia se dar ao luxo de colocar as mentes mais brilhantes da época pra investigar e criar uma proteção de raios na sua morado para o pós vida.</w:t>
+        <w:t xml:space="preserve">Embora analisar itens arqueológicos com a visão moderna não seja adequado, há inúmeros elementos únicos e de difícil explicação na pirâmide de Quéops e que se parecem indícios de um sistema de proteção contra descargas atmosféricas antigo. Uma análise multidisciplinar, como análise geológica, análise da resistividade do solo, exploração mais profunda dos dutos da rainha talvez ajude a provar ou refutar essa teoria. Dentre os elementos únicos, há o poço perfurado perto da entrada da câmara subterrânea, dutos de ar, duto bloqueado com pedra na câmara da rainha </w:t>
+      </w:r>
+      <w:r>
+        <w:rPr>
+          <w:lang w:val="pt-BR" w:eastAsia="pt-BR" w:bidi="ar-SA"/>
+        </w:rPr>
+        <w:t>e</w:t>
+      </w:r>
+      <w:r>
+        <w:rPr>
+          <w:lang w:val="pt-BR" w:eastAsia="pt-BR" w:bidi="ar-SA"/>
+        </w:rPr>
+        <w:t xml:space="preserve"> poço de serviço. É preciso lembrar que o Faraó daquela época era talvez, uma das pessoas mais poderosas da Terra, portanto, poderia se dar ao luxo de colocar as mentes mais brilhantes da época pra investigar e criar uma proteção de raios na sua morada para o pós-vida.</w:t>
       </w:r>
     </w:p>
     <w:p>
